--- a/5.人员管理/1.流程制度规范类文件/HXDL-ITSS-0507 备份管理办法.docx
+++ b/5.人员管理/1.流程制度规范类文件/HXDL-ITSS-0507 备份管理办法.docx
@@ -1,11 +1,10 @@
 
 <file path=word/document.xml><?xml version="1.0" encoding="utf-8"?>
-<w:document xmlns:wpc="http://schemas.microsoft.com/office/word/2010/wordprocessingCanvas" xmlns:mc="http://schemas.openxmlformats.org/markup-compatibility/2006" xmlns:o="urn:schemas-microsoft-com:office:office" xmlns:r="http://schemas.openxmlformats.org/officeDocument/2006/relationships" xmlns:m="http://schemas.openxmlformats.org/officeDocument/2006/math" xmlns:v="urn:schemas-microsoft-com:vml" xmlns:wp14="http://schemas.microsoft.com/office/word/2010/wordprocessingDrawing" xmlns:wp="http://schemas.openxmlformats.org/drawingml/2006/wordprocessingDrawing" xmlns:w10="urn:schemas-microsoft-com:office:word" xmlns:w="http://schemas.openxmlformats.org/wordprocessingml/2006/main" xmlns:w14="http://schemas.microsoft.com/office/word/2010/wordml" xmlns:w15="http://schemas.microsoft.com/office/word/2012/wordml" xmlns:wne="http://schemas.microsoft.com/office/word/2006/wordml" xmlns:wpg="http://schemas.microsoft.com/office/word/2010/wordprocessingGroup" xmlns:wpi="http://schemas.microsoft.com/office/word/2010/wordprocessingInk" xmlns:wps="http://schemas.microsoft.com/office/word/2010/wordprocessingShape" mc:Ignorable="w14 w15 wp14">
-  <!-- Generated by Aspose.Words for .NET 13.3.0.1 -->
+<w:document xmlns:wpc="http://schemas.microsoft.com/office/word/2010/wordprocessingCanvas" xmlns:mc="http://schemas.openxmlformats.org/markup-compatibility/2006" xmlns:o="urn:schemas-microsoft-com:office:office" xmlns:r="http://schemas.openxmlformats.org/officeDocument/2006/relationships" xmlns:m="http://schemas.openxmlformats.org/officeDocument/2006/math" xmlns:v="urn:schemas-microsoft-com:vml" xmlns:wp14="http://schemas.microsoft.com/office/word/2010/wordprocessingDrawing" xmlns:wp="http://schemas.openxmlformats.org/drawingml/2006/wordprocessingDrawing" xmlns:w="http://schemas.openxmlformats.org/wordprocessingml/2006/main" xmlns:w14="http://schemas.microsoft.com/office/word/2010/wordml" xmlns:w10="urn:schemas-microsoft-com:office:word" xmlns:w15="http://schemas.microsoft.com/office/word/2012/wordml" xmlns:wpg="http://schemas.microsoft.com/office/word/2010/wordprocessingGroup" xmlns:wpi="http://schemas.microsoft.com/office/word/2010/wordprocessingInk" xmlns:wne="http://schemas.microsoft.com/office/word/2006/wordml" xmlns:wps="http://schemas.microsoft.com/office/word/2010/wordprocessingShape" xmlns:wpsCustomData="http://www.wps.cn/officeDocument/2013/wpsCustomData" mc:Ignorable="w14 w15 wp14">
   <w:body>
     <w:p>
       <w:pPr>
-        <w:pStyle w:val="a"/>
+        <w:pStyle w:val="24"/>
         <w:keepNext w:val="0"/>
         <w:keepLines w:val="0"/>
         <w:pageBreakBefore w:val="0"/>
@@ -19,7 +18,7 @@
         <w:bidi w:val="0"/>
         <w:adjustRightInd w:val="0"/>
         <w:snapToGrid w:val="0"/>
-        <w:ind w:left="0" w:right="0" w:firstLine="0" w:leftChars="0" w:rightChars="0" w:firstLineChars="0"/>
+        <w:ind w:left="0" w:leftChars="0" w:right="0" w:rightChars="0" w:firstLine="0" w:firstLineChars="0"/>
         <w:jc w:val="center"/>
         <w:textAlignment w:val="baseline"/>
         <w:rPr>
@@ -27,10 +26,9 @@
           <w:lang w:val="en-US" w:eastAsia="zh-CN"/>
         </w:rPr>
       </w:pPr>
-      <w:bookmarkStart w:id="0" w:name="_GoBack"/>
       <w:r>
         <w:drawing>
-          <wp:anchor distT="0" distB="0" distL="114300" distR="114300" simplePos="0" relativeHeight="251658240" behindDoc="1" locked="0" layoutInCell="1" allowOverlap="1">
+          <wp:anchor distT="0" distB="0" distL="114300" distR="114300" simplePos="0" relativeHeight="251659264" behindDoc="1" locked="0" layoutInCell="1" allowOverlap="1">
             <wp:simplePos x="0" y="0"/>
             <wp:positionH relativeFrom="column">
               <wp:posOffset>-1186815</wp:posOffset>
@@ -55,7 +53,7 @@
                     </pic:cNvPicPr>
                   </pic:nvPicPr>
                   <pic:blipFill>
-                    <a:blip xmlns:r="http://schemas.openxmlformats.org/officeDocument/2006/relationships" r:embed="rId4"/>
+                    <a:blip r:embed="rId6"/>
                     <a:stretch>
                       <a:fillRect/>
                     </a:stretch>
@@ -79,7 +77,6 @@
           </wp:anchor>
         </w:drawing>
       </w:r>
-      <w:bookmarkEnd w:id="0"/>
       <w:r>
         <w:rPr>
           <w:rFonts w:hint="eastAsia"/>
@@ -90,7 +87,7 @@
     </w:p>
     <w:p>
       <w:pPr>
-        <w:pStyle w:val="a0"/>
+        <w:pStyle w:val="25"/>
         <w:keepNext w:val="0"/>
         <w:keepLines w:val="0"/>
         <w:pageBreakBefore w:val="0"/>
@@ -105,7 +102,7 @@
         <w:adjustRightInd w:val="0"/>
         <w:snapToGrid w:val="0"/>
         <w:spacing w:before="0" w:after="0" w:afterLines="0"/>
-        <w:ind w:left="0" w:right="0" w:firstLine="0" w:leftChars="0" w:rightChars="0" w:firstLineChars="0"/>
+        <w:ind w:left="0" w:leftChars="0" w:right="0" w:rightChars="0" w:firstLine="0" w:firstLineChars="0"/>
         <w:jc w:val="center"/>
         <w:textAlignment w:val="baseline"/>
         <w:rPr>
@@ -123,7 +120,7 @@
     </w:p>
     <w:p>
       <w:pPr>
-        <w:pStyle w:val="a0"/>
+        <w:pStyle w:val="25"/>
         <w:keepNext w:val="0"/>
         <w:keepLines w:val="0"/>
         <w:pageBreakBefore w:val="0"/>
@@ -138,7 +135,7 @@
         <w:adjustRightInd w:val="0"/>
         <w:snapToGrid w:val="0"/>
         <w:spacing w:before="0" w:after="0" w:afterLines="0"/>
-        <w:ind w:left="0" w:right="0" w:firstLine="0" w:leftChars="0" w:rightChars="0" w:firstLineChars="0"/>
+        <w:ind w:left="0" w:leftChars="0" w:right="0" w:rightChars="0" w:firstLine="0" w:firstLineChars="0"/>
         <w:jc w:val="center"/>
         <w:textAlignment w:val="baseline"/>
         <w:rPr>
@@ -169,7 +166,7 @@
         <w:bidi w:val="0"/>
         <w:adjustRightInd w:val="0"/>
         <w:snapToGrid w:val="0"/>
-        <w:ind w:left="0" w:right="0" w:firstLine="0" w:leftChars="0" w:rightChars="0" w:firstLineChars="0"/>
+        <w:ind w:left="0" w:leftChars="0" w:right="0" w:rightChars="0" w:firstLine="0" w:firstLineChars="0"/>
         <w:jc w:val="center"/>
         <w:textAlignment w:val="baseline"/>
         <w:rPr>
@@ -180,17 +177,18 @@
     </w:p>
     <w:tbl>
       <w:tblPr>
-        <w:tblStyle w:val="TableGrid"/>
+        <w:tblStyle w:val="21"/>
         <w:tblW w:w="0" w:type="auto"/>
         <w:jc w:val="center"/>
         <w:tblBorders>
-          <w:top w:val="nil"/>
-          <w:left w:val="nil"/>
-          <w:bottom w:val="nil"/>
-          <w:right w:val="nil"/>
-          <w:insideH w:val="nil"/>
-          <w:insideV w:val="nil"/>
+          <w:top w:val="none" w:color="auto" w:sz="0" w:space="0"/>
+          <w:left w:val="none" w:color="auto" w:sz="0" w:space="0"/>
+          <w:bottom w:val="none" w:color="auto" w:sz="0" w:space="0"/>
+          <w:right w:val="none" w:color="auto" w:sz="0" w:space="0"/>
+          <w:insideH w:val="none" w:color="auto" w:sz="0" w:space="0"/>
+          <w:insideV w:val="none" w:color="auto" w:sz="0" w:space="0"/>
         </w:tblBorders>
+        <w:tblLayout w:type="autofit"/>
         <w:tblCellMar>
           <w:top w:w="0" w:type="dxa"/>
           <w:left w:w="108" w:type="dxa"/>
@@ -204,15 +202,13 @@
       </w:tblGrid>
       <w:tr>
         <w:tblPrEx>
-          <w:tblW w:w="0" w:type="auto"/>
-          <w:jc w:val="center"/>
           <w:tblBorders>
-            <w:top w:val="nil"/>
-            <w:left w:val="nil"/>
-            <w:bottom w:val="nil"/>
-            <w:right w:val="nil"/>
-            <w:insideH w:val="nil"/>
-            <w:insideV w:val="nil"/>
+            <w:top w:val="none" w:color="auto" w:sz="0" w:space="0"/>
+            <w:left w:val="none" w:color="auto" w:sz="0" w:space="0"/>
+            <w:bottom w:val="none" w:color="auto" w:sz="0" w:space="0"/>
+            <w:right w:val="none" w:color="auto" w:sz="0" w:space="0"/>
+            <w:insideH w:val="none" w:color="auto" w:sz="0" w:space="0"/>
+            <w:insideV w:val="none" w:color="auto" w:sz="0" w:space="0"/>
           </w:tblBorders>
           <w:tblCellMar>
             <w:top w:w="0" w:type="dxa"/>
@@ -222,7 +218,7 @@
           </w:tblCellMar>
         </w:tblPrEx>
         <w:trPr>
-          <w:trHeight w:val="810"/>
+          <w:trHeight w:val="810" w:hRule="atLeast"/>
           <w:jc w:val="center"/>
         </w:trPr>
         <w:tc>
@@ -244,7 +240,7 @@
               <w:bidi w:val="0"/>
               <w:adjustRightInd w:val="0"/>
               <w:snapToGrid w:val="0"/>
-              <w:ind w:left="0" w:right="0" w:firstLine="0" w:leftChars="0" w:rightChars="0" w:firstLineChars="0"/>
+              <w:ind w:left="0" w:leftChars="0" w:right="0" w:rightChars="0" w:firstLine="0" w:firstLineChars="0"/>
               <w:jc w:val="left"/>
               <w:textAlignment w:val="baseline"/>
               <w:rPr>
@@ -263,7 +259,7 @@
             </w:r>
             <w:r>
               <w:rPr>
-                <w:rFonts w:asciiTheme="minorAscii" w:eastAsiaTheme="minorEastAsia" w:hAnsiTheme="minorAscii" w:hint="default"/>
+                <w:rFonts w:hint="default" w:asciiTheme="minorAscii" w:hAnsiTheme="minorAscii" w:eastAsiaTheme="minorEastAsia"/>
                 <w:spacing w:val="227"/>
                 <w:sz w:val="21"/>
                 <w:vertAlign w:val="baseline"/>
@@ -301,7 +297,7 @@
               <w:bidi w:val="0"/>
               <w:adjustRightInd w:val="0"/>
               <w:snapToGrid w:val="0"/>
-              <w:ind w:left="0" w:right="0" w:firstLine="0" w:leftChars="0" w:rightChars="0" w:firstLineChars="0"/>
+              <w:ind w:left="0" w:leftChars="0" w:right="0" w:rightChars="0" w:firstLine="0" w:firstLineChars="0"/>
               <w:jc w:val="right"/>
               <w:textAlignment w:val="baseline"/>
               <w:rPr>
@@ -320,7 +316,7 @@
             </w:r>
             <w:r>
               <w:rPr>
-                <w:rFonts w:asciiTheme="minorAscii" w:eastAsiaTheme="minorEastAsia" w:hAnsiTheme="minorAscii" w:hint="eastAsia"/>
+                <w:rFonts w:hint="eastAsia" w:asciiTheme="minorAscii" w:hAnsiTheme="minorAscii" w:eastAsiaTheme="minorEastAsia"/>
                 <w:spacing w:val="227"/>
                 <w:sz w:val="21"/>
                 <w:vertAlign w:val="baseline"/>
@@ -342,8 +338,14 @@
       </w:tr>
       <w:tr>
         <w:tblPrEx>
-          <w:tblW w:w="0" w:type="auto"/>
-          <w:jc w:val="center"/>
+          <w:tblBorders>
+            <w:top w:val="none" w:color="auto" w:sz="0" w:space="0"/>
+            <w:left w:val="none" w:color="auto" w:sz="0" w:space="0"/>
+            <w:bottom w:val="none" w:color="auto" w:sz="0" w:space="0"/>
+            <w:right w:val="none" w:color="auto" w:sz="0" w:space="0"/>
+            <w:insideH w:val="none" w:color="auto" w:sz="0" w:space="0"/>
+            <w:insideV w:val="none" w:color="auto" w:sz="0" w:space="0"/>
+          </w:tblBorders>
           <w:tblCellMar>
             <w:top w:w="0" w:type="dxa"/>
             <w:left w:w="108" w:type="dxa"/>
@@ -352,7 +354,7 @@
           </w:tblCellMar>
         </w:tblPrEx>
         <w:trPr>
-          <w:trHeight w:val="810"/>
+          <w:trHeight w:val="810" w:hRule="atLeast"/>
           <w:jc w:val="center"/>
         </w:trPr>
         <w:tc>
@@ -375,11 +377,11 @@
               <w:bidi w:val="0"/>
               <w:adjustRightInd w:val="0"/>
               <w:snapToGrid w:val="0"/>
-              <w:ind w:left="0" w:right="0" w:firstLine="0" w:leftChars="0" w:rightChars="0" w:firstLineChars="0"/>
+              <w:ind w:left="0" w:leftChars="0" w:right="0" w:rightChars="0" w:firstLine="0" w:firstLineChars="0"/>
               <w:jc w:val="left"/>
               <w:textAlignment w:val="baseline"/>
               <w:rPr>
-                <w:rFonts w:ascii="Arial" w:eastAsia="Arial" w:hAnsi="Arial" w:cs="Arial" w:hint="eastAsia"/>
+                <w:rFonts w:hint="eastAsia" w:ascii="Arial" w:hAnsi="Arial" w:eastAsia="Arial" w:cs="Arial"/>
                 <w:snapToGrid w:val="0"/>
                 <w:color w:val="000000"/>
                 <w:kern w:val="0"/>
@@ -399,7 +401,7 @@
             </w:r>
             <w:r>
               <w:rPr>
-                <w:rFonts w:asciiTheme="minorAscii" w:eastAsiaTheme="minorEastAsia" w:hAnsiTheme="minorAscii" w:hint="default"/>
+                <w:rFonts w:hint="default" w:asciiTheme="minorAscii" w:hAnsiTheme="minorAscii" w:eastAsiaTheme="minorEastAsia"/>
                 <w:spacing w:val="227"/>
                 <w:sz w:val="21"/>
                 <w:vertAlign w:val="baseline"/>
@@ -438,11 +440,11 @@
               <w:bidi w:val="0"/>
               <w:adjustRightInd w:val="0"/>
               <w:snapToGrid w:val="0"/>
-              <w:ind w:left="0" w:right="0" w:firstLine="0" w:leftChars="0" w:rightChars="0" w:firstLineChars="0"/>
+              <w:ind w:left="0" w:leftChars="0" w:right="0" w:rightChars="0" w:firstLine="0" w:firstLineChars="0"/>
               <w:jc w:val="right"/>
               <w:textAlignment w:val="baseline"/>
               <w:rPr>
-                <w:rFonts w:ascii="Arial" w:eastAsia="Arial" w:hAnsi="Arial" w:cs="Arial" w:hint="eastAsia"/>
+                <w:rFonts w:hint="eastAsia" w:ascii="Arial" w:hAnsi="Arial" w:eastAsia="Arial" w:cs="Arial"/>
                 <w:snapToGrid w:val="0"/>
                 <w:color w:val="000000"/>
                 <w:kern w:val="0"/>
@@ -462,7 +464,7 @@
             </w:r>
             <w:r>
               <w:rPr>
-                <w:rFonts w:asciiTheme="minorAscii" w:eastAsiaTheme="minorEastAsia" w:hAnsiTheme="minorAscii" w:hint="eastAsia"/>
+                <w:rFonts w:hint="eastAsia" w:asciiTheme="minorAscii" w:hAnsiTheme="minorAscii" w:eastAsiaTheme="minorEastAsia"/>
                 <w:spacing w:val="227"/>
                 <w:sz w:val="21"/>
                 <w:vertAlign w:val="baseline"/>
@@ -484,8 +486,14 @@
       </w:tr>
       <w:tr>
         <w:tblPrEx>
-          <w:tblW w:w="0" w:type="auto"/>
-          <w:jc w:val="center"/>
+          <w:tblBorders>
+            <w:top w:val="none" w:color="auto" w:sz="0" w:space="0"/>
+            <w:left w:val="none" w:color="auto" w:sz="0" w:space="0"/>
+            <w:bottom w:val="none" w:color="auto" w:sz="0" w:space="0"/>
+            <w:right w:val="none" w:color="auto" w:sz="0" w:space="0"/>
+            <w:insideH w:val="none" w:color="auto" w:sz="0" w:space="0"/>
+            <w:insideV w:val="none" w:color="auto" w:sz="0" w:space="0"/>
+          </w:tblBorders>
           <w:tblCellMar>
             <w:top w:w="0" w:type="dxa"/>
             <w:left w:w="108" w:type="dxa"/>
@@ -494,7 +502,7 @@
           </w:tblCellMar>
         </w:tblPrEx>
         <w:trPr>
-          <w:trHeight w:val="635"/>
+          <w:trHeight w:val="635" w:hRule="atLeast"/>
           <w:jc w:val="center"/>
         </w:trPr>
         <w:tc>
@@ -516,7 +524,7 @@
               <w:bidi w:val="0"/>
               <w:adjustRightInd w:val="0"/>
               <w:snapToGrid w:val="0"/>
-              <w:ind w:left="0" w:right="0" w:firstLine="0" w:leftChars="0" w:rightChars="0" w:firstLineChars="0"/>
+              <w:ind w:left="0" w:leftChars="0" w:right="0" w:rightChars="0" w:firstLine="0" w:firstLineChars="0"/>
               <w:jc w:val="left"/>
               <w:textAlignment w:val="baseline"/>
               <w:rPr>
@@ -535,7 +543,7 @@
             </w:r>
             <w:r>
               <w:rPr>
-                <w:rFonts w:asciiTheme="minorAscii" w:eastAsiaTheme="minorEastAsia" w:hAnsiTheme="minorAscii" w:hint="eastAsia"/>
+                <w:rFonts w:hint="eastAsia" w:asciiTheme="minorAscii" w:hAnsiTheme="minorAscii" w:eastAsiaTheme="minorEastAsia"/>
                 <w:spacing w:val="227"/>
                 <w:sz w:val="21"/>
                 <w:vertAlign w:val="baseline"/>
@@ -572,7 +580,7 @@
               <w:bidi w:val="0"/>
               <w:adjustRightInd w:val="0"/>
               <w:snapToGrid w:val="0"/>
-              <w:ind w:left="0" w:right="0" w:firstLine="0" w:leftChars="0" w:rightChars="0" w:firstLineChars="0"/>
+              <w:ind w:left="0" w:leftChars="0" w:right="0" w:rightChars="0" w:firstLine="0" w:firstLineChars="0"/>
               <w:jc w:val="right"/>
               <w:textAlignment w:val="baseline"/>
               <w:rPr>
@@ -591,7 +599,7 @@
             </w:r>
             <w:r>
               <w:rPr>
-                <w:rFonts w:asciiTheme="minorAscii" w:eastAsiaTheme="minorEastAsia" w:hAnsiTheme="minorAscii" w:hint="eastAsia"/>
+                <w:rFonts w:hint="eastAsia" w:asciiTheme="minorAscii" w:hAnsiTheme="minorAscii" w:eastAsiaTheme="minorEastAsia"/>
                 <w:spacing w:val="227"/>
                 <w:sz w:val="21"/>
                 <w:vertAlign w:val="baseline"/>
@@ -661,14 +669,14 @@
         <w:textAlignment w:val="baseline"/>
         <w:outlineLvl w:val="0"/>
         <w:rPr>
-          <w:rFonts w:ascii="宋体" w:eastAsia="宋体" w:hAnsi="宋体" w:cs="宋体"/>
+          <w:rFonts w:ascii="宋体" w:hAnsi="宋体" w:eastAsia="宋体" w:cs="宋体"/>
           <w:sz w:val="30"/>
           <w:szCs w:val="30"/>
         </w:rPr>
       </w:pPr>
       <w:r>
         <w:rPr>
-          <w:rFonts w:ascii="宋体" w:eastAsia="宋体" w:hAnsi="宋体" w:cs="宋体"/>
+          <w:rFonts w:ascii="宋体" w:hAnsi="宋体" w:eastAsia="宋体" w:cs="宋体"/>
           <w:b/>
           <w:bCs/>
           <w:spacing w:val="-4"/>
@@ -680,16 +688,16 @@
     </w:p>
     <w:tbl>
       <w:tblPr>
-        <w:tblStyle w:val="TableNormal00"/>
+        <w:tblStyle w:val="42"/>
         <w:tblW w:w="9005" w:type="dxa"/>
         <w:tblInd w:w="34" w:type="dxa"/>
         <w:tblBorders>
-          <w:top w:val="single" w:sz="6" w:space="0" w:color="000000"/>
-          <w:left w:val="single" w:sz="6" w:space="0" w:color="000000"/>
-          <w:bottom w:val="single" w:sz="6" w:space="0" w:color="000000"/>
-          <w:right w:val="single" w:sz="6" w:space="0" w:color="000000"/>
-          <w:insideH w:val="single" w:sz="6" w:space="0" w:color="000000"/>
-          <w:insideV w:val="single" w:sz="6" w:space="0" w:color="000000"/>
+          <w:top w:val="single" w:color="000000" w:sz="6" w:space="0"/>
+          <w:left w:val="single" w:color="000000" w:sz="6" w:space="0"/>
+          <w:bottom w:val="single" w:color="000000" w:sz="6" w:space="0"/>
+          <w:right w:val="single" w:color="000000" w:sz="6" w:space="0"/>
+          <w:insideH w:val="single" w:color="000000" w:sz="6" w:space="0"/>
+          <w:insideV w:val="single" w:color="000000" w:sz="6" w:space="0"/>
         </w:tblBorders>
         <w:tblLayout w:type="fixed"/>
         <w:tblCellMar>
@@ -711,17 +719,14 @@
       </w:tblGrid>
       <w:tr>
         <w:tblPrEx>
-          <w:tblW w:w="9005" w:type="dxa"/>
-          <w:tblInd w:w="34" w:type="dxa"/>
           <w:tblBorders>
-            <w:top w:val="single" w:sz="6" w:space="0" w:color="000000"/>
-            <w:left w:val="single" w:sz="6" w:space="0" w:color="000000"/>
-            <w:bottom w:val="single" w:sz="6" w:space="0" w:color="000000"/>
-            <w:right w:val="single" w:sz="6" w:space="0" w:color="000000"/>
-            <w:insideH w:val="single" w:sz="6" w:space="0" w:color="000000"/>
-            <w:insideV w:val="single" w:sz="6" w:space="0" w:color="000000"/>
+            <w:top w:val="single" w:color="000000" w:sz="6" w:space="0"/>
+            <w:left w:val="single" w:color="000000" w:sz="6" w:space="0"/>
+            <w:bottom w:val="single" w:color="000000" w:sz="6" w:space="0"/>
+            <w:right w:val="single" w:color="000000" w:sz="6" w:space="0"/>
+            <w:insideH w:val="single" w:color="000000" w:sz="6" w:space="0"/>
+            <w:insideV w:val="single" w:color="000000" w:sz="6" w:space="0"/>
           </w:tblBorders>
-          <w:tblLayout w:type="fixed"/>
           <w:tblCellMar>
             <w:top w:w="0" w:type="dxa"/>
             <w:left w:w="0" w:type="dxa"/>
@@ -730,15 +735,15 @@
           </w:tblCellMar>
         </w:tblPrEx>
         <w:trPr>
-          <w:trHeight w:val="489"/>
+          <w:trHeight w:val="489" w:hRule="atLeast"/>
         </w:trPr>
         <w:tc>
           <w:tcPr>
             <w:tcW w:w="845" w:type="dxa"/>
             <w:vMerge w:val="restart"/>
             <w:tcBorders>
-              <w:top w:val="single" w:sz="10" w:space="0" w:color="000000"/>
-              <w:left w:val="single" w:sz="10" w:space="0" w:color="000000"/>
+              <w:top w:val="single" w:color="000000" w:sz="10" w:space="0"/>
+              <w:left w:val="single" w:color="000000" w:sz="10" w:space="0"/>
               <w:bottom w:val="nil"/>
             </w:tcBorders>
             <w:shd w:val="clear" w:color="auto" w:fill="D9D9D9"/>
@@ -785,14 +790,14 @@
               <w:ind w:left="172"/>
               <w:textAlignment w:val="baseline"/>
               <w:rPr>
-                <w:rFonts w:ascii="宋体" w:eastAsia="宋体" w:hAnsi="宋体" w:cs="宋体"/>
+                <w:rFonts w:ascii="宋体" w:hAnsi="宋体" w:eastAsia="宋体" w:cs="宋体"/>
                 <w:sz w:val="24"/>
                 <w:szCs w:val="24"/>
               </w:rPr>
             </w:pPr>
             <w:r>
               <w:rPr>
-                <w:rFonts w:ascii="宋体" w:eastAsia="宋体" w:hAnsi="宋体" w:cs="宋体"/>
+                <w:rFonts w:ascii="宋体" w:hAnsi="宋体" w:eastAsia="宋体" w:cs="宋体"/>
                 <w:b/>
                 <w:bCs/>
                 <w:spacing w:val="-5"/>
@@ -808,7 +813,7 @@
             <w:tcW w:w="2155" w:type="dxa"/>
             <w:gridSpan w:val="2"/>
             <w:tcBorders>
-              <w:top w:val="single" w:sz="10" w:space="0" w:color="000000"/>
+              <w:top w:val="single" w:color="000000" w:sz="10" w:space="0"/>
             </w:tcBorders>
             <w:shd w:val="clear" w:color="auto" w:fill="D9D9D9"/>
           </w:tcPr>
@@ -831,14 +836,14 @@
               <w:ind w:left="528"/>
               <w:textAlignment w:val="baseline"/>
               <w:rPr>
-                <w:rFonts w:ascii="宋体" w:eastAsia="宋体" w:hAnsi="宋体" w:cs="宋体"/>
+                <w:rFonts w:ascii="宋体" w:hAnsi="宋体" w:eastAsia="宋体" w:cs="宋体"/>
                 <w:sz w:val="24"/>
                 <w:szCs w:val="24"/>
               </w:rPr>
             </w:pPr>
             <w:r>
               <w:rPr>
-                <w:rFonts w:ascii="宋体" w:eastAsia="宋体" w:hAnsi="宋体" w:cs="宋体"/>
+                <w:rFonts w:ascii="宋体" w:hAnsi="宋体" w:eastAsia="宋体" w:cs="宋体"/>
                 <w:b/>
                 <w:bCs/>
                 <w:spacing w:val="-4"/>
@@ -854,7 +859,7 @@
             <w:tcW w:w="2334" w:type="dxa"/>
             <w:gridSpan w:val="2"/>
             <w:tcBorders>
-              <w:top w:val="single" w:sz="10" w:space="0" w:color="000000"/>
+              <w:top w:val="single" w:color="000000" w:sz="10" w:space="0"/>
             </w:tcBorders>
             <w:shd w:val="clear" w:color="auto" w:fill="D9D9D9"/>
           </w:tcPr>
@@ -877,14 +882,14 @@
               <w:ind w:left="927"/>
               <w:textAlignment w:val="baseline"/>
               <w:rPr>
-                <w:rFonts w:ascii="宋体" w:eastAsia="宋体" w:hAnsi="宋体" w:cs="宋体"/>
+                <w:rFonts w:ascii="宋体" w:hAnsi="宋体" w:eastAsia="宋体" w:cs="宋体"/>
                 <w:sz w:val="24"/>
                 <w:szCs w:val="24"/>
               </w:rPr>
             </w:pPr>
             <w:r>
               <w:rPr>
-                <w:rFonts w:ascii="宋体" w:eastAsia="宋体" w:hAnsi="宋体" w:cs="宋体"/>
+                <w:rFonts w:ascii="宋体" w:hAnsi="宋体" w:eastAsia="宋体" w:cs="宋体"/>
                 <w:b/>
                 <w:bCs/>
                 <w:spacing w:val="-6"/>
@@ -900,7 +905,7 @@
             <w:tcW w:w="2288" w:type="dxa"/>
             <w:gridSpan w:val="2"/>
             <w:tcBorders>
-              <w:top w:val="single" w:sz="10" w:space="0" w:color="000000"/>
+              <w:top w:val="single" w:color="000000" w:sz="10" w:space="0"/>
             </w:tcBorders>
             <w:shd w:val="clear" w:color="auto" w:fill="D9D9D9"/>
           </w:tcPr>
@@ -923,14 +928,14 @@
               <w:ind w:left="911"/>
               <w:textAlignment w:val="baseline"/>
               <w:rPr>
-                <w:rFonts w:ascii="宋体" w:eastAsia="宋体" w:hAnsi="宋体" w:cs="宋体"/>
+                <w:rFonts w:ascii="宋体" w:hAnsi="宋体" w:eastAsia="宋体" w:cs="宋体"/>
                 <w:sz w:val="24"/>
                 <w:szCs w:val="24"/>
               </w:rPr>
             </w:pPr>
             <w:r>
               <w:rPr>
-                <w:rFonts w:ascii="宋体" w:eastAsia="宋体" w:hAnsi="宋体" w:cs="宋体"/>
+                <w:rFonts w:ascii="宋体" w:hAnsi="宋体" w:eastAsia="宋体" w:cs="宋体"/>
                 <w:b/>
                 <w:bCs/>
                 <w:spacing w:val="-6"/>
@@ -946,9 +951,9 @@
             <w:tcW w:w="1383" w:type="dxa"/>
             <w:vMerge w:val="restart"/>
             <w:tcBorders>
-              <w:top w:val="single" w:sz="10" w:space="0" w:color="000000"/>
+              <w:top w:val="single" w:color="000000" w:sz="10" w:space="0"/>
               <w:bottom w:val="nil"/>
-              <w:right w:val="single" w:sz="10" w:space="0" w:color="000000"/>
+              <w:right w:val="single" w:color="000000" w:sz="10" w:space="0"/>
             </w:tcBorders>
             <w:shd w:val="clear" w:color="auto" w:fill="D9D9D9"/>
           </w:tcPr>
@@ -994,14 +999,14 @@
               <w:ind w:left="217"/>
               <w:textAlignment w:val="baseline"/>
               <w:rPr>
-                <w:rFonts w:ascii="宋体" w:eastAsia="宋体" w:hAnsi="宋体" w:cs="宋体"/>
+                <w:rFonts w:ascii="宋体" w:hAnsi="宋体" w:eastAsia="宋体" w:cs="宋体"/>
                 <w:sz w:val="24"/>
                 <w:szCs w:val="24"/>
               </w:rPr>
             </w:pPr>
             <w:r>
               <w:rPr>
-                <w:rFonts w:ascii="宋体" w:eastAsia="宋体" w:hAnsi="宋体" w:cs="宋体"/>
+                <w:rFonts w:ascii="宋体" w:hAnsi="宋体" w:eastAsia="宋体" w:cs="宋体"/>
                 <w:b/>
                 <w:bCs/>
                 <w:spacing w:val="-5"/>
@@ -1015,9 +1020,14 @@
       </w:tr>
       <w:tr>
         <w:tblPrEx>
-          <w:tblW w:w="9005" w:type="dxa"/>
-          <w:tblInd w:w="34" w:type="dxa"/>
-          <w:tblLayout w:type="fixed"/>
+          <w:tblBorders>
+            <w:top w:val="single" w:color="000000" w:sz="6" w:space="0"/>
+            <w:left w:val="single" w:color="000000" w:sz="6" w:space="0"/>
+            <w:bottom w:val="single" w:color="000000" w:sz="6" w:space="0"/>
+            <w:right w:val="single" w:color="000000" w:sz="6" w:space="0"/>
+            <w:insideH w:val="single" w:color="000000" w:sz="6" w:space="0"/>
+            <w:insideV w:val="single" w:color="000000" w:sz="6" w:space="0"/>
+          </w:tblBorders>
           <w:tblCellMar>
             <w:top w:w="0" w:type="dxa"/>
             <w:left w:w="0" w:type="dxa"/>
@@ -1026,15 +1036,15 @@
           </w:tblCellMar>
         </w:tblPrEx>
         <w:trPr>
-          <w:trHeight w:val="479"/>
+          <w:trHeight w:val="479" w:hRule="atLeast"/>
         </w:trPr>
         <w:tc>
           <w:tcPr>
             <w:tcW w:w="845" w:type="dxa"/>
-            <w:vMerge/>
+            <w:vMerge w:val="continue"/>
             <w:tcBorders>
               <w:top w:val="nil"/>
-              <w:left w:val="single" w:sz="10" w:space="0" w:color="000000"/>
+              <w:left w:val="single" w:color="000000" w:sz="10" w:space="0"/>
             </w:tcBorders>
           </w:tcPr>
           <w:p>
@@ -1084,14 +1094,14 @@
               <w:ind w:left="191"/>
               <w:textAlignment w:val="baseline"/>
               <w:rPr>
-                <w:rFonts w:ascii="宋体" w:eastAsia="宋体" w:hAnsi="宋体" w:cs="宋体"/>
+                <w:rFonts w:ascii="宋体" w:hAnsi="宋体" w:eastAsia="宋体" w:cs="宋体"/>
                 <w:sz w:val="24"/>
                 <w:szCs w:val="24"/>
               </w:rPr>
             </w:pPr>
             <w:r>
               <w:rPr>
-                <w:rFonts w:ascii="宋体" w:eastAsia="宋体" w:hAnsi="宋体" w:cs="宋体"/>
+                <w:rFonts w:ascii="宋体" w:hAnsi="宋体" w:eastAsia="宋体" w:cs="宋体"/>
                 <w:b/>
                 <w:bCs/>
                 <w:spacing w:val="-5"/>
@@ -1126,14 +1136,14 @@
               <w:ind w:left="430"/>
               <w:textAlignment w:val="baseline"/>
               <w:rPr>
-                <w:rFonts w:ascii="宋体" w:eastAsia="宋体" w:hAnsi="宋体" w:cs="宋体"/>
+                <w:rFonts w:ascii="宋体" w:hAnsi="宋体" w:eastAsia="宋体" w:cs="宋体"/>
                 <w:sz w:val="24"/>
                 <w:szCs w:val="24"/>
               </w:rPr>
             </w:pPr>
             <w:r>
               <w:rPr>
-                <w:rFonts w:ascii="宋体" w:eastAsia="宋体" w:hAnsi="宋体" w:cs="宋体"/>
+                <w:rFonts w:ascii="宋体" w:hAnsi="宋体" w:eastAsia="宋体" w:cs="宋体"/>
                 <w:b/>
                 <w:bCs/>
                 <w:spacing w:val="-15"/>
@@ -1168,14 +1178,14 @@
               <w:ind w:left="244"/>
               <w:textAlignment w:val="baseline"/>
               <w:rPr>
-                <w:rFonts w:ascii="宋体" w:eastAsia="宋体" w:hAnsi="宋体" w:cs="宋体"/>
+                <w:rFonts w:ascii="宋体" w:hAnsi="宋体" w:eastAsia="宋体" w:cs="宋体"/>
                 <w:sz w:val="24"/>
                 <w:szCs w:val="24"/>
               </w:rPr>
             </w:pPr>
             <w:r>
               <w:rPr>
-                <w:rFonts w:ascii="宋体" w:eastAsia="宋体" w:hAnsi="宋体" w:cs="宋体"/>
+                <w:rFonts w:ascii="宋体" w:hAnsi="宋体" w:eastAsia="宋体" w:cs="宋体"/>
                 <w:b/>
                 <w:bCs/>
                 <w:spacing w:val="-8"/>
@@ -1210,14 +1220,14 @@
               <w:ind w:left="487"/>
               <w:textAlignment w:val="baseline"/>
               <w:rPr>
-                <w:rFonts w:ascii="宋体" w:eastAsia="宋体" w:hAnsi="宋体" w:cs="宋体"/>
+                <w:rFonts w:ascii="宋体" w:hAnsi="宋体" w:eastAsia="宋体" w:cs="宋体"/>
                 <w:sz w:val="24"/>
                 <w:szCs w:val="24"/>
               </w:rPr>
             </w:pPr>
             <w:r>
               <w:rPr>
-                <w:rFonts w:ascii="宋体" w:eastAsia="宋体" w:hAnsi="宋体" w:cs="宋体"/>
+                <w:rFonts w:ascii="宋体" w:hAnsi="宋体" w:eastAsia="宋体" w:cs="宋体"/>
                 <w:b/>
                 <w:bCs/>
                 <w:spacing w:val="-15"/>
@@ -1252,14 +1262,14 @@
               <w:ind w:left="268"/>
               <w:textAlignment w:val="baseline"/>
               <w:rPr>
-                <w:rFonts w:ascii="宋体" w:eastAsia="宋体" w:hAnsi="宋体" w:cs="宋体"/>
+                <w:rFonts w:ascii="宋体" w:hAnsi="宋体" w:eastAsia="宋体" w:cs="宋体"/>
                 <w:sz w:val="24"/>
                 <w:szCs w:val="24"/>
               </w:rPr>
             </w:pPr>
             <w:r>
               <w:rPr>
-                <w:rFonts w:ascii="宋体" w:eastAsia="宋体" w:hAnsi="宋体" w:cs="宋体"/>
+                <w:rFonts w:ascii="宋体" w:hAnsi="宋体" w:eastAsia="宋体" w:cs="宋体"/>
                 <w:b/>
                 <w:bCs/>
                 <w:spacing w:val="-5"/>
@@ -1294,14 +1304,14 @@
               <w:ind w:left="441"/>
               <w:textAlignment w:val="baseline"/>
               <w:rPr>
-                <w:rFonts w:ascii="宋体" w:eastAsia="宋体" w:hAnsi="宋体" w:cs="宋体"/>
+                <w:rFonts w:ascii="宋体" w:hAnsi="宋体" w:eastAsia="宋体" w:cs="宋体"/>
                 <w:sz w:val="24"/>
                 <w:szCs w:val="24"/>
               </w:rPr>
             </w:pPr>
             <w:r>
               <w:rPr>
-                <w:rFonts w:ascii="宋体" w:eastAsia="宋体" w:hAnsi="宋体" w:cs="宋体"/>
+                <w:rFonts w:ascii="宋体" w:hAnsi="宋体" w:eastAsia="宋体" w:cs="宋体"/>
                 <w:b/>
                 <w:bCs/>
                 <w:spacing w:val="-15"/>
@@ -1315,10 +1325,10 @@
         <w:tc>
           <w:tcPr>
             <w:tcW w:w="1383" w:type="dxa"/>
-            <w:vMerge/>
+            <w:vMerge w:val="continue"/>
             <w:tcBorders>
               <w:top w:val="nil"/>
-              <w:right w:val="single" w:sz="10" w:space="0" w:color="000000"/>
+              <w:right w:val="single" w:color="000000" w:sz="10" w:space="0"/>
             </w:tcBorders>
           </w:tcPr>
           <w:p>
@@ -1347,9 +1357,14 @@
       </w:tr>
       <w:tr>
         <w:tblPrEx>
-          <w:tblW w:w="9005" w:type="dxa"/>
-          <w:tblInd w:w="34" w:type="dxa"/>
-          <w:tblLayout w:type="fixed"/>
+          <w:tblBorders>
+            <w:top w:val="single" w:color="000000" w:sz="6" w:space="0"/>
+            <w:left w:val="single" w:color="000000" w:sz="6" w:space="0"/>
+            <w:bottom w:val="single" w:color="000000" w:sz="6" w:space="0"/>
+            <w:right w:val="single" w:color="000000" w:sz="6" w:space="0"/>
+            <w:insideH w:val="single" w:color="000000" w:sz="6" w:space="0"/>
+            <w:insideV w:val="single" w:color="000000" w:sz="6" w:space="0"/>
+          </w:tblBorders>
           <w:tblCellMar>
             <w:top w:w="0" w:type="dxa"/>
             <w:left w:w="0" w:type="dxa"/>
@@ -1358,18 +1373,18 @@
           </w:tblCellMar>
         </w:tblPrEx>
         <w:trPr>
-          <w:trHeight w:val="651"/>
+          <w:trHeight w:val="651" w:hRule="atLeast"/>
         </w:trPr>
         <w:tc>
           <w:tcPr>
             <w:tcW w:w="845" w:type="dxa"/>
             <w:tcBorders>
-              <w:left w:val="single" w:sz="10" w:space="0" w:color="000000"/>
+              <w:left w:val="single" w:color="000000" w:sz="10" w:space="0"/>
             </w:tcBorders>
           </w:tcPr>
           <w:p>
             <w:pPr>
-              <w:pStyle w:val="TableText"/>
+              <w:pStyle w:val="27"/>
               <w:keepNext w:val="0"/>
               <w:keepLines w:val="0"/>
               <w:pageBreakBefore w:val="0"/>
@@ -1401,7 +1416,7 @@
           </w:tcPr>
           <w:p>
             <w:pPr>
-              <w:pStyle w:val="TableText"/>
+              <w:pStyle w:val="27"/>
               <w:keepNext w:val="0"/>
               <w:keepLines w:val="0"/>
               <w:pageBreakBefore w:val="0"/>
@@ -1436,7 +1451,7 @@
           </w:tcPr>
           <w:p>
             <w:pPr>
-              <w:pStyle w:val="TableText"/>
+              <w:pStyle w:val="27"/>
               <w:keepNext w:val="0"/>
               <w:keepLines w:val="0"/>
               <w:pageBreakBefore w:val="0"/>
@@ -1468,7 +1483,7 @@
           </w:tcPr>
           <w:p>
             <w:pPr>
-              <w:pStyle w:val="TableText"/>
+              <w:pStyle w:val="27"/>
               <w:keepNext w:val="0"/>
               <w:keepLines w:val="0"/>
               <w:pageBreakBefore w:val="0"/>
@@ -1500,7 +1515,7 @@
           </w:tcPr>
           <w:p>
             <w:pPr>
-              <w:pStyle w:val="TableText"/>
+              <w:pStyle w:val="27"/>
               <w:keepNext w:val="0"/>
               <w:keepLines w:val="0"/>
               <w:pageBreakBefore w:val="0"/>
@@ -1532,7 +1547,7 @@
           </w:tcPr>
           <w:p>
             <w:pPr>
-              <w:pStyle w:val="TableText"/>
+              <w:pStyle w:val="27"/>
               <w:keepNext w:val="0"/>
               <w:keepLines w:val="0"/>
               <w:pageBreakBefore w:val="0"/>
@@ -1564,7 +1579,7 @@
           </w:tcPr>
           <w:p>
             <w:pPr>
-              <w:pStyle w:val="TableText"/>
+              <w:pStyle w:val="27"/>
               <w:keepNext w:val="0"/>
               <w:keepLines w:val="0"/>
               <w:pageBreakBefore w:val="0"/>
@@ -1594,12 +1609,12 @@
           <w:tcPr>
             <w:tcW w:w="1383" w:type="dxa"/>
             <w:tcBorders>
-              <w:right w:val="single" w:sz="10" w:space="0" w:color="000000"/>
+              <w:right w:val="single" w:color="000000" w:sz="10" w:space="0"/>
             </w:tcBorders>
           </w:tcPr>
           <w:p>
             <w:pPr>
-              <w:pStyle w:val="TableText"/>
+              <w:pStyle w:val="27"/>
               <w:keepNext w:val="0"/>
               <w:keepLines w:val="0"/>
               <w:pageBreakBefore w:val="0"/>
@@ -1628,9 +1643,14 @@
       </w:tr>
       <w:tr>
         <w:tblPrEx>
-          <w:tblW w:w="9005" w:type="dxa"/>
-          <w:tblInd w:w="34" w:type="dxa"/>
-          <w:tblLayout w:type="fixed"/>
+          <w:tblBorders>
+            <w:top w:val="single" w:color="000000" w:sz="6" w:space="0"/>
+            <w:left w:val="single" w:color="000000" w:sz="6" w:space="0"/>
+            <w:bottom w:val="single" w:color="000000" w:sz="6" w:space="0"/>
+            <w:right w:val="single" w:color="000000" w:sz="6" w:space="0"/>
+            <w:insideH w:val="single" w:color="000000" w:sz="6" w:space="0"/>
+            <w:insideV w:val="single" w:color="000000" w:sz="6" w:space="0"/>
+          </w:tblBorders>
           <w:tblCellMar>
             <w:top w:w="0" w:type="dxa"/>
             <w:left w:w="0" w:type="dxa"/>
@@ -1639,18 +1659,18 @@
           </w:tblCellMar>
         </w:tblPrEx>
         <w:trPr>
-          <w:trHeight w:val="485"/>
+          <w:trHeight w:val="485" w:hRule="atLeast"/>
         </w:trPr>
         <w:tc>
           <w:tcPr>
             <w:tcW w:w="845" w:type="dxa"/>
             <w:tcBorders>
-              <w:left w:val="single" w:sz="10" w:space="0" w:color="000000"/>
+              <w:left w:val="single" w:color="000000" w:sz="10" w:space="0"/>
             </w:tcBorders>
           </w:tcPr>
           <w:p>
             <w:pPr>
-              <w:pStyle w:val="TableText"/>
+              <w:pStyle w:val="27"/>
               <w:keepNext w:val="0"/>
               <w:keepLines w:val="0"/>
               <w:pageBreakBefore w:val="0"/>
@@ -1676,7 +1696,7 @@
           </w:tcPr>
           <w:p>
             <w:pPr>
-              <w:pStyle w:val="TableText"/>
+              <w:pStyle w:val="27"/>
               <w:keepNext w:val="0"/>
               <w:keepLines w:val="0"/>
               <w:pageBreakBefore w:val="0"/>
@@ -1702,7 +1722,7 @@
           </w:tcPr>
           <w:p>
             <w:pPr>
-              <w:pStyle w:val="TableText"/>
+              <w:pStyle w:val="27"/>
               <w:keepNext w:val="0"/>
               <w:keepLines w:val="0"/>
               <w:pageBreakBefore w:val="0"/>
@@ -1728,7 +1748,7 @@
           </w:tcPr>
           <w:p>
             <w:pPr>
-              <w:pStyle w:val="TableText"/>
+              <w:pStyle w:val="27"/>
               <w:keepNext w:val="0"/>
               <w:keepLines w:val="0"/>
               <w:pageBreakBefore w:val="0"/>
@@ -1754,7 +1774,7 @@
           </w:tcPr>
           <w:p>
             <w:pPr>
-              <w:pStyle w:val="TableText"/>
+              <w:pStyle w:val="27"/>
               <w:keepNext w:val="0"/>
               <w:keepLines w:val="0"/>
               <w:pageBreakBefore w:val="0"/>
@@ -1780,7 +1800,7 @@
           </w:tcPr>
           <w:p>
             <w:pPr>
-              <w:pStyle w:val="TableText"/>
+              <w:pStyle w:val="27"/>
               <w:keepNext w:val="0"/>
               <w:keepLines w:val="0"/>
               <w:pageBreakBefore w:val="0"/>
@@ -1806,7 +1826,7 @@
           </w:tcPr>
           <w:p>
             <w:pPr>
-              <w:pStyle w:val="TableText"/>
+              <w:pStyle w:val="27"/>
               <w:keepNext w:val="0"/>
               <w:keepLines w:val="0"/>
               <w:pageBreakBefore w:val="0"/>
@@ -1830,12 +1850,12 @@
           <w:tcPr>
             <w:tcW w:w="1383" w:type="dxa"/>
             <w:tcBorders>
-              <w:right w:val="single" w:sz="10" w:space="0" w:color="000000"/>
+              <w:right w:val="single" w:color="000000" w:sz="10" w:space="0"/>
             </w:tcBorders>
           </w:tcPr>
           <w:p>
             <w:pPr>
-              <w:pStyle w:val="TableText"/>
+              <w:pStyle w:val="27"/>
               <w:keepNext w:val="0"/>
               <w:keepLines w:val="0"/>
               <w:pageBreakBefore w:val="0"/>
@@ -1858,9 +1878,14 @@
       </w:tr>
       <w:tr>
         <w:tblPrEx>
-          <w:tblW w:w="9005" w:type="dxa"/>
-          <w:tblInd w:w="34" w:type="dxa"/>
-          <w:tblLayout w:type="fixed"/>
+          <w:tblBorders>
+            <w:top w:val="single" w:color="000000" w:sz="6" w:space="0"/>
+            <w:left w:val="single" w:color="000000" w:sz="6" w:space="0"/>
+            <w:bottom w:val="single" w:color="000000" w:sz="6" w:space="0"/>
+            <w:right w:val="single" w:color="000000" w:sz="6" w:space="0"/>
+            <w:insideH w:val="single" w:color="000000" w:sz="6" w:space="0"/>
+            <w:insideV w:val="single" w:color="000000" w:sz="6" w:space="0"/>
+          </w:tblBorders>
           <w:tblCellMar>
             <w:top w:w="0" w:type="dxa"/>
             <w:left w:w="0" w:type="dxa"/>
@@ -1869,19 +1894,19 @@
           </w:tblCellMar>
         </w:tblPrEx>
         <w:trPr>
-          <w:trHeight w:val="503"/>
+          <w:trHeight w:val="503" w:hRule="atLeast"/>
         </w:trPr>
         <w:tc>
           <w:tcPr>
             <w:tcW w:w="845" w:type="dxa"/>
             <w:tcBorders>
-              <w:left w:val="single" w:sz="10" w:space="0" w:color="000000"/>
-              <w:bottom w:val="single" w:sz="10" w:space="0" w:color="000000"/>
+              <w:left w:val="single" w:color="000000" w:sz="10" w:space="0"/>
+              <w:bottom w:val="single" w:color="000000" w:sz="10" w:space="0"/>
             </w:tcBorders>
           </w:tcPr>
           <w:p>
             <w:pPr>
-              <w:pStyle w:val="TableText"/>
+              <w:pStyle w:val="27"/>
               <w:keepNext w:val="0"/>
               <w:keepLines w:val="0"/>
               <w:pageBreakBefore w:val="0"/>
@@ -1905,12 +1930,12 @@
           <w:tcPr>
             <w:tcW w:w="881" w:type="dxa"/>
             <w:tcBorders>
-              <w:bottom w:val="single" w:sz="10" w:space="0" w:color="000000"/>
+              <w:bottom w:val="single" w:color="000000" w:sz="10" w:space="0"/>
             </w:tcBorders>
           </w:tcPr>
           <w:p>
             <w:pPr>
-              <w:pStyle w:val="TableText"/>
+              <w:pStyle w:val="27"/>
               <w:keepNext w:val="0"/>
               <w:keepLines w:val="0"/>
               <w:pageBreakBefore w:val="0"/>
@@ -1934,12 +1959,12 @@
           <w:tcPr>
             <w:tcW w:w="1274" w:type="dxa"/>
             <w:tcBorders>
-              <w:bottom w:val="single" w:sz="10" w:space="0" w:color="000000"/>
+              <w:bottom w:val="single" w:color="000000" w:sz="10" w:space="0"/>
             </w:tcBorders>
           </w:tcPr>
           <w:p>
             <w:pPr>
-              <w:pStyle w:val="TableText"/>
+              <w:pStyle w:val="27"/>
               <w:keepNext w:val="0"/>
               <w:keepLines w:val="0"/>
               <w:pageBreakBefore w:val="0"/>
@@ -1963,12 +1988,12 @@
           <w:tcPr>
             <w:tcW w:w="957" w:type="dxa"/>
             <w:tcBorders>
-              <w:bottom w:val="single" w:sz="10" w:space="0" w:color="000000"/>
+              <w:bottom w:val="single" w:color="000000" w:sz="10" w:space="0"/>
             </w:tcBorders>
           </w:tcPr>
           <w:p>
             <w:pPr>
-              <w:pStyle w:val="TableText"/>
+              <w:pStyle w:val="27"/>
               <w:keepNext w:val="0"/>
               <w:keepLines w:val="0"/>
               <w:pageBreakBefore w:val="0"/>
@@ -1992,12 +2017,12 @@
           <w:tcPr>
             <w:tcW w:w="1377" w:type="dxa"/>
             <w:tcBorders>
-              <w:bottom w:val="single" w:sz="10" w:space="0" w:color="000000"/>
+              <w:bottom w:val="single" w:color="000000" w:sz="10" w:space="0"/>
             </w:tcBorders>
           </w:tcPr>
           <w:p>
             <w:pPr>
-              <w:pStyle w:val="TableText"/>
+              <w:pStyle w:val="27"/>
               <w:keepNext w:val="0"/>
               <w:keepLines w:val="0"/>
               <w:pageBreakBefore w:val="0"/>
@@ -2021,12 +2046,12 @@
           <w:tcPr>
             <w:tcW w:w="1017" w:type="dxa"/>
             <w:tcBorders>
-              <w:bottom w:val="single" w:sz="10" w:space="0" w:color="000000"/>
+              <w:bottom w:val="single" w:color="000000" w:sz="10" w:space="0"/>
             </w:tcBorders>
           </w:tcPr>
           <w:p>
             <w:pPr>
-              <w:pStyle w:val="TableText"/>
+              <w:pStyle w:val="27"/>
               <w:keepNext w:val="0"/>
               <w:keepLines w:val="0"/>
               <w:pageBreakBefore w:val="0"/>
@@ -2050,12 +2075,12 @@
           <w:tcPr>
             <w:tcW w:w="1271" w:type="dxa"/>
             <w:tcBorders>
-              <w:bottom w:val="single" w:sz="10" w:space="0" w:color="000000"/>
+              <w:bottom w:val="single" w:color="000000" w:sz="10" w:space="0"/>
             </w:tcBorders>
           </w:tcPr>
           <w:p>
             <w:pPr>
-              <w:pStyle w:val="TableText"/>
+              <w:pStyle w:val="27"/>
               <w:keepNext w:val="0"/>
               <w:keepLines w:val="0"/>
               <w:pageBreakBefore w:val="0"/>
@@ -2079,13 +2104,13 @@
           <w:tcPr>
             <w:tcW w:w="1383" w:type="dxa"/>
             <w:tcBorders>
-              <w:bottom w:val="single" w:sz="10" w:space="0" w:color="000000"/>
-              <w:right w:val="single" w:sz="10" w:space="0" w:color="000000"/>
+              <w:bottom w:val="single" w:color="000000" w:sz="10" w:space="0"/>
+              <w:right w:val="single" w:color="000000" w:sz="10" w:space="0"/>
             </w:tcBorders>
           </w:tcPr>
           <w:p>
             <w:pPr>
-              <w:pStyle w:val="TableText"/>
+              <w:pStyle w:val="27"/>
               <w:keepNext w:val="0"/>
               <w:keepLines w:val="0"/>
               <w:pageBreakBefore w:val="0"/>
@@ -2138,7 +2163,7 @@
     </w:p>
     <w:p>
       <w:pPr>
-        <w:pStyle w:val="1"/>
+        <w:pStyle w:val="28"/>
         <w:keepNext w:val="0"/>
         <w:keepLines w:val="0"/>
         <w:pageBreakBefore w:val="0"/>
@@ -2168,7 +2193,7 @@
     </w:p>
     <w:p>
       <w:pPr>
-        <w:pStyle w:val="2"/>
+        <w:pStyle w:val="30"/>
         <w:keepNext w:val="0"/>
         <w:keepLines w:val="0"/>
         <w:pageBreakBefore w:val="0"/>
@@ -2198,7 +2223,7 @@
     </w:p>
     <w:p>
       <w:pPr>
-        <w:pStyle w:val="a1"/>
+        <w:pStyle w:val="29"/>
         <w:keepNext w:val="0"/>
         <w:keepLines w:val="0"/>
         <w:pageBreakBefore w:val="0"/>
@@ -2228,7 +2253,7 @@
     </w:p>
     <w:p>
       <w:pPr>
-        <w:pStyle w:val="2"/>
+        <w:pStyle w:val="30"/>
         <w:keepNext w:val="0"/>
         <w:keepLines w:val="0"/>
         <w:pageBreakBefore w:val="0"/>
@@ -2258,7 +2283,7 @@
     </w:p>
     <w:p>
       <w:pPr>
-        <w:pStyle w:val="a1"/>
+        <w:pStyle w:val="29"/>
         <w:keepNext w:val="0"/>
         <w:keepLines w:val="0"/>
         <w:pageBreakBefore w:val="0"/>
@@ -2288,7 +2313,7 @@
     </w:p>
     <w:p>
       <w:pPr>
-        <w:pStyle w:val="2"/>
+        <w:pStyle w:val="30"/>
         <w:keepNext w:val="0"/>
         <w:keepLines w:val="0"/>
         <w:pageBreakBefore w:val="0"/>
@@ -2318,7 +2343,7 @@
     </w:p>
     <w:p>
       <w:pPr>
-        <w:pStyle w:val="a1"/>
+        <w:pStyle w:val="29"/>
         <w:keepNext w:val="0"/>
         <w:keepLines w:val="0"/>
         <w:pageBreakBefore w:val="0"/>
@@ -2348,7 +2373,7 @@
     </w:p>
     <w:p>
       <w:pPr>
-        <w:pStyle w:val="a1"/>
+        <w:pStyle w:val="29"/>
         <w:keepNext w:val="0"/>
         <w:keepLines w:val="0"/>
         <w:pageBreakBefore w:val="0"/>
@@ -2378,7 +2403,7 @@
     </w:p>
     <w:p>
       <w:pPr>
-        <w:pStyle w:val="a1"/>
+        <w:pStyle w:val="29"/>
         <w:keepNext w:val="0"/>
         <w:keepLines w:val="0"/>
         <w:pageBreakBefore w:val="0"/>
@@ -2408,7 +2433,7 @@
     </w:p>
     <w:p>
       <w:pPr>
-        <w:pStyle w:val="a1"/>
+        <w:pStyle w:val="29"/>
         <w:keepNext w:val="0"/>
         <w:keepLines w:val="0"/>
         <w:pageBreakBefore w:val="0"/>
@@ -2438,7 +2463,7 @@
     </w:p>
     <w:p>
       <w:pPr>
-        <w:pStyle w:val="1"/>
+        <w:pStyle w:val="28"/>
         <w:keepNext w:val="0"/>
         <w:keepLines w:val="0"/>
         <w:pageBreakBefore w:val="0"/>
@@ -2468,7 +2493,7 @@
     </w:p>
     <w:p>
       <w:pPr>
-        <w:pStyle w:val="2"/>
+        <w:pStyle w:val="30"/>
         <w:keepNext w:val="0"/>
         <w:keepLines w:val="0"/>
         <w:pageBreakBefore w:val="0"/>
@@ -2498,7 +2523,7 @@
     </w:p>
     <w:p>
       <w:pPr>
-        <w:pStyle w:val="a1"/>
+        <w:pStyle w:val="29"/>
         <w:keepNext w:val="0"/>
         <w:keepLines w:val="0"/>
         <w:pageBreakBefore w:val="0"/>
@@ -2528,7 +2553,7 @@
     </w:p>
     <w:p>
       <w:pPr>
-        <w:pStyle w:val="2"/>
+        <w:pStyle w:val="30"/>
         <w:keepNext w:val="0"/>
         <w:keepLines w:val="0"/>
         <w:pageBreakBefore w:val="0"/>
@@ -2558,7 +2583,7 @@
     </w:p>
     <w:p>
       <w:pPr>
-        <w:pStyle w:val="a1"/>
+        <w:pStyle w:val="29"/>
         <w:keepNext w:val="0"/>
         <w:keepLines w:val="0"/>
         <w:pageBreakBefore w:val="0"/>
@@ -2602,7 +2627,7 @@
     </w:p>
     <w:p>
       <w:pPr>
-        <w:pStyle w:val="a1"/>
+        <w:pStyle w:val="29"/>
         <w:keepNext w:val="0"/>
         <w:keepLines w:val="0"/>
         <w:pageBreakBefore w:val="0"/>
@@ -2632,7 +2657,7 @@
     </w:p>
     <w:p>
       <w:pPr>
-        <w:pStyle w:val="a1"/>
+        <w:pStyle w:val="29"/>
         <w:keepNext w:val="0"/>
         <w:keepLines w:val="0"/>
         <w:pageBreakBefore w:val="0"/>
@@ -2662,7 +2687,7 @@
     </w:p>
     <w:p>
       <w:pPr>
-        <w:pStyle w:val="a1"/>
+        <w:pStyle w:val="29"/>
         <w:keepNext w:val="0"/>
         <w:keepLines w:val="0"/>
         <w:pageBreakBefore w:val="0"/>
@@ -2692,7 +2717,7 @@
     </w:p>
     <w:p>
       <w:pPr>
-        <w:pStyle w:val="2"/>
+        <w:pStyle w:val="30"/>
         <w:keepNext w:val="0"/>
         <w:keepLines w:val="0"/>
         <w:pageBreakBefore w:val="0"/>
@@ -2722,17 +2747,18 @@
     </w:p>
     <w:tbl>
       <w:tblPr>
-        <w:tblStyle w:val="TableGrid"/>
+        <w:tblStyle w:val="21"/>
         <w:tblW w:w="0" w:type="auto"/>
         <w:tblInd w:w="0" w:type="dxa"/>
         <w:tblBorders>
-          <w:top w:val="single" w:sz="4" w:space="0" w:color="auto"/>
-          <w:left w:val="single" w:sz="4" w:space="0" w:color="auto"/>
-          <w:bottom w:val="single" w:sz="4" w:space="0" w:color="auto"/>
-          <w:right w:val="single" w:sz="4" w:space="0" w:color="auto"/>
-          <w:insideH w:val="single" w:sz="4" w:space="0" w:color="auto"/>
-          <w:insideV w:val="single" w:sz="4" w:space="0" w:color="auto"/>
+          <w:top w:val="single" w:color="auto" w:sz="4" w:space="0"/>
+          <w:left w:val="single" w:color="auto" w:sz="4" w:space="0"/>
+          <w:bottom w:val="single" w:color="auto" w:sz="4" w:space="0"/>
+          <w:right w:val="single" w:color="auto" w:sz="4" w:space="0"/>
+          <w:insideH w:val="single" w:color="auto" w:sz="4" w:space="0"/>
+          <w:insideV w:val="single" w:color="auto" w:sz="4" w:space="0"/>
         </w:tblBorders>
+        <w:tblLayout w:type="autofit"/>
         <w:tblCellMar>
           <w:top w:w="0" w:type="dxa"/>
           <w:left w:w="108" w:type="dxa"/>
@@ -2748,15 +2774,13 @@
       </w:tblGrid>
       <w:tr>
         <w:tblPrEx>
-          <w:tblW w:w="0" w:type="auto"/>
-          <w:tblInd w:w="0" w:type="dxa"/>
           <w:tblBorders>
-            <w:top w:val="single" w:sz="4" w:space="0" w:color="auto"/>
-            <w:left w:val="single" w:sz="4" w:space="0" w:color="auto"/>
-            <w:bottom w:val="single" w:sz="4" w:space="0" w:color="auto"/>
-            <w:right w:val="single" w:sz="4" w:space="0" w:color="auto"/>
-            <w:insideH w:val="single" w:sz="4" w:space="0" w:color="auto"/>
-            <w:insideV w:val="single" w:sz="4" w:space="0" w:color="auto"/>
+            <w:top w:val="single" w:color="auto" w:sz="4" w:space="0"/>
+            <w:left w:val="single" w:color="auto" w:sz="4" w:space="0"/>
+            <w:bottom w:val="single" w:color="auto" w:sz="4" w:space="0"/>
+            <w:right w:val="single" w:color="auto" w:sz="4" w:space="0"/>
+            <w:insideH w:val="single" w:color="auto" w:sz="4" w:space="0"/>
+            <w:insideV w:val="single" w:color="auto" w:sz="4" w:space="0"/>
           </w:tblBorders>
           <w:tblCellMar>
             <w:top w:w="0" w:type="dxa"/>
@@ -2771,7 +2795,7 @@
           </w:tcPr>
           <w:p>
             <w:pPr>
-              <w:pStyle w:val="a1"/>
+              <w:pStyle w:val="29"/>
               <w:keepNext w:val="0"/>
               <w:keepLines w:val="0"/>
               <w:pageBreakBefore w:val="0"/>
@@ -2808,7 +2832,7 @@
           </w:tcPr>
           <w:p>
             <w:pPr>
-              <w:pStyle w:val="a1"/>
+              <w:pStyle w:val="29"/>
               <w:keepNext w:val="0"/>
               <w:keepLines w:val="0"/>
               <w:pageBreakBefore w:val="0"/>
@@ -2845,7 +2869,7 @@
           </w:tcPr>
           <w:p>
             <w:pPr>
-              <w:pStyle w:val="a1"/>
+              <w:pStyle w:val="29"/>
               <w:keepNext w:val="0"/>
               <w:keepLines w:val="0"/>
               <w:pageBreakBefore w:val="0"/>
@@ -2859,7 +2883,7 @@
               <w:bidi w:val="0"/>
               <w:adjustRightInd w:val="0"/>
               <w:snapToGrid w:val="0"/>
-              <w:ind w:left="0" w:firstLine="0" w:leftChars="0" w:firstLineChars="0"/>
+              <w:ind w:left="0" w:leftChars="0" w:firstLine="0" w:firstLineChars="0"/>
               <w:textAlignment w:val="baseline"/>
               <w:rPr>
                 <w:rFonts w:hint="default"/>
@@ -2883,7 +2907,7 @@
           </w:tcPr>
           <w:p>
             <w:pPr>
-              <w:pStyle w:val="a1"/>
+              <w:pStyle w:val="29"/>
               <w:keepNext w:val="0"/>
               <w:keepLines w:val="0"/>
               <w:pageBreakBefore w:val="0"/>
@@ -2917,8 +2941,14 @@
       </w:tr>
       <w:tr>
         <w:tblPrEx>
-          <w:tblW w:w="0" w:type="auto"/>
-          <w:tblInd w:w="0" w:type="dxa"/>
+          <w:tblBorders>
+            <w:top w:val="single" w:color="auto" w:sz="4" w:space="0"/>
+            <w:left w:val="single" w:color="auto" w:sz="4" w:space="0"/>
+            <w:bottom w:val="single" w:color="auto" w:sz="4" w:space="0"/>
+            <w:right w:val="single" w:color="auto" w:sz="4" w:space="0"/>
+            <w:insideH w:val="single" w:color="auto" w:sz="4" w:space="0"/>
+            <w:insideV w:val="single" w:color="auto" w:sz="4" w:space="0"/>
+          </w:tblBorders>
           <w:tblCellMar>
             <w:top w:w="0" w:type="dxa"/>
             <w:left w:w="108" w:type="dxa"/>
@@ -2932,7 +2962,7 @@
           </w:tcPr>
           <w:p>
             <w:pPr>
-              <w:pStyle w:val="a1"/>
+              <w:pStyle w:val="29"/>
               <w:keepNext w:val="0"/>
               <w:keepLines w:val="0"/>
               <w:pageBreakBefore w:val="0"/>
@@ -2969,7 +2999,7 @@
           </w:tcPr>
           <w:p>
             <w:pPr>
-              <w:pStyle w:val="a1"/>
+              <w:pStyle w:val="29"/>
               <w:keepNext w:val="0"/>
               <w:keepLines w:val="0"/>
               <w:pageBreakBefore w:val="0"/>
@@ -2983,7 +3013,7 @@
               <w:bidi w:val="0"/>
               <w:adjustRightInd w:val="0"/>
               <w:snapToGrid w:val="0"/>
-              <w:ind w:left="0" w:firstLine="0" w:leftChars="0" w:firstLineChars="0"/>
+              <w:ind w:left="0" w:leftChars="0" w:firstLine="0" w:firstLineChars="0"/>
               <w:textAlignment w:val="baseline"/>
               <w:rPr>
                 <w:rFonts w:hint="default"/>
@@ -3007,7 +3037,7 @@
           </w:tcPr>
           <w:p>
             <w:pPr>
-              <w:pStyle w:val="a1"/>
+              <w:pStyle w:val="29"/>
               <w:keepNext w:val="0"/>
               <w:keepLines w:val="0"/>
               <w:pageBreakBefore w:val="0"/>
@@ -3044,7 +3074,7 @@
           </w:tcPr>
           <w:p>
             <w:pPr>
-              <w:pStyle w:val="a1"/>
+              <w:pStyle w:val="29"/>
               <w:keepNext w:val="0"/>
               <w:keepLines w:val="0"/>
               <w:pageBreakBefore w:val="0"/>
@@ -3078,8 +3108,14 @@
       </w:tr>
       <w:tr>
         <w:tblPrEx>
-          <w:tblW w:w="0" w:type="auto"/>
-          <w:tblInd w:w="0" w:type="dxa"/>
+          <w:tblBorders>
+            <w:top w:val="single" w:color="auto" w:sz="4" w:space="0"/>
+            <w:left w:val="single" w:color="auto" w:sz="4" w:space="0"/>
+            <w:bottom w:val="single" w:color="auto" w:sz="4" w:space="0"/>
+            <w:right w:val="single" w:color="auto" w:sz="4" w:space="0"/>
+            <w:insideH w:val="single" w:color="auto" w:sz="4" w:space="0"/>
+            <w:insideV w:val="single" w:color="auto" w:sz="4" w:space="0"/>
+          </w:tblBorders>
           <w:tblCellMar>
             <w:top w:w="0" w:type="dxa"/>
             <w:left w:w="108" w:type="dxa"/>
@@ -3093,7 +3129,7 @@
           </w:tcPr>
           <w:p>
             <w:pPr>
-              <w:pStyle w:val="a1"/>
+              <w:pStyle w:val="29"/>
               <w:keepNext w:val="0"/>
               <w:keepLines w:val="0"/>
               <w:pageBreakBefore w:val="0"/>
@@ -3130,7 +3166,7 @@
           </w:tcPr>
           <w:p>
             <w:pPr>
-              <w:pStyle w:val="a1"/>
+              <w:pStyle w:val="29"/>
               <w:keepNext w:val="0"/>
               <w:keepLines w:val="0"/>
               <w:pageBreakBefore w:val="0"/>
@@ -3144,7 +3180,7 @@
               <w:bidi w:val="0"/>
               <w:adjustRightInd w:val="0"/>
               <w:snapToGrid w:val="0"/>
-              <w:ind w:left="0" w:firstLine="0" w:leftChars="0" w:firstLineChars="0"/>
+              <w:ind w:left="0" w:leftChars="0" w:firstLine="0" w:firstLineChars="0"/>
               <w:textAlignment w:val="baseline"/>
               <w:rPr>
                 <w:rFonts w:hint="default"/>
@@ -3168,7 +3204,7 @@
           </w:tcPr>
           <w:p>
             <w:pPr>
-              <w:pStyle w:val="a1"/>
+              <w:pStyle w:val="29"/>
               <w:keepNext w:val="0"/>
               <w:keepLines w:val="0"/>
               <w:pageBreakBefore w:val="0"/>
@@ -3205,7 +3241,7 @@
           </w:tcPr>
           <w:p>
             <w:pPr>
-              <w:pStyle w:val="a1"/>
+              <w:pStyle w:val="29"/>
               <w:keepNext w:val="0"/>
               <w:keepLines w:val="0"/>
               <w:pageBreakBefore w:val="0"/>
@@ -3239,8 +3275,14 @@
       </w:tr>
       <w:tr>
         <w:tblPrEx>
-          <w:tblW w:w="0" w:type="auto"/>
-          <w:tblInd w:w="0" w:type="dxa"/>
+          <w:tblBorders>
+            <w:top w:val="single" w:color="auto" w:sz="4" w:space="0"/>
+            <w:left w:val="single" w:color="auto" w:sz="4" w:space="0"/>
+            <w:bottom w:val="single" w:color="auto" w:sz="4" w:space="0"/>
+            <w:right w:val="single" w:color="auto" w:sz="4" w:space="0"/>
+            <w:insideH w:val="single" w:color="auto" w:sz="4" w:space="0"/>
+            <w:insideV w:val="single" w:color="auto" w:sz="4" w:space="0"/>
+          </w:tblBorders>
           <w:tblCellMar>
             <w:top w:w="0" w:type="dxa"/>
             <w:left w:w="108" w:type="dxa"/>
@@ -3254,7 +3296,7 @@
           </w:tcPr>
           <w:p>
             <w:pPr>
-              <w:pStyle w:val="a1"/>
+              <w:pStyle w:val="29"/>
               <w:keepNext w:val="0"/>
               <w:keepLines w:val="0"/>
               <w:pageBreakBefore w:val="0"/>
@@ -3291,7 +3333,7 @@
           </w:tcPr>
           <w:p>
             <w:pPr>
-              <w:pStyle w:val="a1"/>
+              <w:pStyle w:val="29"/>
               <w:keepNext w:val="0"/>
               <w:keepLines w:val="0"/>
               <w:pageBreakBefore w:val="0"/>
@@ -3305,7 +3347,7 @@
               <w:bidi w:val="0"/>
               <w:adjustRightInd w:val="0"/>
               <w:snapToGrid w:val="0"/>
-              <w:ind w:left="0" w:firstLine="0" w:leftChars="0" w:firstLineChars="0"/>
+              <w:ind w:left="0" w:leftChars="0" w:firstLine="0" w:firstLineChars="0"/>
               <w:textAlignment w:val="baseline"/>
               <w:rPr>
                 <w:rFonts w:hint="default"/>
@@ -3329,7 +3371,7 @@
           </w:tcPr>
           <w:p>
             <w:pPr>
-              <w:pStyle w:val="a1"/>
+              <w:pStyle w:val="29"/>
               <w:keepNext w:val="0"/>
               <w:keepLines w:val="0"/>
               <w:pageBreakBefore w:val="0"/>
@@ -3343,7 +3385,7 @@
               <w:bidi w:val="0"/>
               <w:adjustRightInd w:val="0"/>
               <w:snapToGrid w:val="0"/>
-              <w:ind w:left="0" w:firstLine="0" w:leftChars="0" w:firstLineChars="0"/>
+              <w:ind w:left="0" w:leftChars="0" w:firstLine="0" w:firstLineChars="0"/>
               <w:textAlignment w:val="baseline"/>
               <w:rPr>
                 <w:rFonts w:hint="default"/>
@@ -3367,7 +3409,7 @@
           </w:tcPr>
           <w:p>
             <w:pPr>
-              <w:pStyle w:val="a1"/>
+              <w:pStyle w:val="29"/>
               <w:keepNext w:val="0"/>
               <w:keepLines w:val="0"/>
               <w:pageBreakBefore w:val="0"/>
@@ -3402,7 +3444,7 @@
     </w:tbl>
     <w:p>
       <w:pPr>
-        <w:pStyle w:val="1"/>
+        <w:pStyle w:val="28"/>
         <w:keepNext w:val="0"/>
         <w:keepLines w:val="0"/>
         <w:pageBreakBefore w:val="0"/>
@@ -3432,7 +3474,7 @@
     </w:p>
     <w:p>
       <w:pPr>
-        <w:pStyle w:val="2"/>
+        <w:pStyle w:val="30"/>
         <w:keepNext w:val="0"/>
         <w:keepLines w:val="0"/>
         <w:pageBreakBefore w:val="0"/>
@@ -3462,7 +3504,7 @@
     </w:p>
     <w:p>
       <w:pPr>
-        <w:pStyle w:val="a1"/>
+        <w:pStyle w:val="29"/>
         <w:keepNext w:val="0"/>
         <w:keepLines w:val="0"/>
         <w:pageBreakBefore w:val="0"/>
@@ -3492,7 +3534,7 @@
     </w:p>
     <w:p>
       <w:pPr>
-        <w:pStyle w:val="a1"/>
+        <w:pStyle w:val="29"/>
         <w:keepNext w:val="0"/>
         <w:keepLines w:val="0"/>
         <w:pageBreakBefore w:val="0"/>
@@ -3522,7 +3564,7 @@
     </w:p>
     <w:p>
       <w:pPr>
-        <w:pStyle w:val="a1"/>
+        <w:pStyle w:val="29"/>
         <w:keepNext w:val="0"/>
         <w:keepLines w:val="0"/>
         <w:pageBreakBefore w:val="0"/>
@@ -3552,7 +3594,7 @@
     </w:p>
     <w:p>
       <w:pPr>
-        <w:pStyle w:val="a1"/>
+        <w:pStyle w:val="29"/>
         <w:keepNext w:val="0"/>
         <w:keepLines w:val="0"/>
         <w:pageBreakBefore w:val="0"/>
@@ -3582,7 +3624,7 @@
     </w:p>
     <w:p>
       <w:pPr>
-        <w:pStyle w:val="2"/>
+        <w:pStyle w:val="30"/>
         <w:keepNext w:val="0"/>
         <w:keepLines w:val="0"/>
         <w:pageBreakBefore w:val="0"/>
@@ -3612,7 +3654,7 @@
     </w:p>
     <w:p>
       <w:pPr>
-        <w:pStyle w:val="a1"/>
+        <w:pStyle w:val="29"/>
         <w:keepNext w:val="0"/>
         <w:keepLines w:val="0"/>
         <w:pageBreakBefore w:val="0"/>
@@ -3630,7 +3672,7 @@
         <w:bidi w:val="0"/>
         <w:adjustRightInd w:val="0"/>
         <w:snapToGrid w:val="0"/>
-        <w:ind w:left="425" w:hanging="425" w:leftChars="0" w:firstLineChars="0"/>
+        <w:ind w:left="425" w:leftChars="0" w:hanging="425" w:firstLineChars="0"/>
         <w:textAlignment w:val="baseline"/>
         <w:rPr>
           <w:rFonts w:hint="default"/>
@@ -3661,7 +3703,7 @@
     </w:p>
     <w:p>
       <w:pPr>
-        <w:pStyle w:val="a1"/>
+        <w:pStyle w:val="29"/>
         <w:keepNext w:val="0"/>
         <w:keepLines w:val="0"/>
         <w:pageBreakBefore w:val="0"/>
@@ -3679,7 +3721,7 @@
         <w:bidi w:val="0"/>
         <w:adjustRightInd w:val="0"/>
         <w:snapToGrid w:val="0"/>
-        <w:ind w:left="425" w:hanging="425" w:leftChars="0" w:firstLineChars="0"/>
+        <w:ind w:left="425" w:leftChars="0" w:hanging="425" w:firstLineChars="0"/>
         <w:textAlignment w:val="baseline"/>
         <w:rPr>
           <w:rFonts w:hint="default"/>
@@ -3710,7 +3752,7 @@
     </w:p>
     <w:p>
       <w:pPr>
-        <w:pStyle w:val="a1"/>
+        <w:pStyle w:val="29"/>
         <w:keepNext w:val="0"/>
         <w:keepLines w:val="0"/>
         <w:pageBreakBefore w:val="0"/>
@@ -3728,7 +3770,7 @@
         <w:bidi w:val="0"/>
         <w:adjustRightInd w:val="0"/>
         <w:snapToGrid w:val="0"/>
-        <w:ind w:left="425" w:hanging="425" w:leftChars="0" w:firstLineChars="0"/>
+        <w:ind w:left="425" w:leftChars="0" w:hanging="425" w:firstLineChars="0"/>
         <w:textAlignment w:val="baseline"/>
         <w:rPr>
           <w:rFonts w:hint="default"/>
@@ -3745,7 +3787,7 @@
     </w:p>
     <w:p>
       <w:pPr>
-        <w:pStyle w:val="a1"/>
+        <w:pStyle w:val="29"/>
         <w:keepNext w:val="0"/>
         <w:keepLines w:val="0"/>
         <w:pageBreakBefore w:val="0"/>
@@ -3763,7 +3805,7 @@
         <w:bidi w:val="0"/>
         <w:adjustRightInd w:val="0"/>
         <w:snapToGrid w:val="0"/>
-        <w:ind w:left="425" w:hanging="425" w:leftChars="0" w:firstLineChars="0"/>
+        <w:ind w:left="425" w:leftChars="0" w:hanging="425" w:firstLineChars="0"/>
         <w:textAlignment w:val="baseline"/>
         <w:rPr>
           <w:rFonts w:hint="default"/>
@@ -3794,7 +3836,7 @@
     </w:p>
     <w:p>
       <w:pPr>
-        <w:pStyle w:val="1"/>
+        <w:pStyle w:val="28"/>
         <w:keepNext w:val="0"/>
         <w:keepLines w:val="0"/>
         <w:pageBreakBefore w:val="0"/>
@@ -3824,7 +3866,7 @@
     </w:p>
     <w:p>
       <w:pPr>
-        <w:pStyle w:val="2"/>
+        <w:pStyle w:val="30"/>
         <w:bidi w:val="0"/>
         <w:rPr>
           <w:rFonts w:hint="default"/>
@@ -3841,7 +3883,7 @@
     </w:p>
     <w:p>
       <w:pPr>
-        <w:pStyle w:val="a1"/>
+        <w:pStyle w:val="29"/>
         <w:keepNext w:val="0"/>
         <w:keepLines w:val="0"/>
         <w:pageBreakBefore w:val="0"/>
@@ -3899,7 +3941,7 @@
     </w:p>
     <w:p>
       <w:pPr>
-        <w:pStyle w:val="a1"/>
+        <w:pStyle w:val="29"/>
         <w:keepNext w:val="0"/>
         <w:keepLines w:val="0"/>
         <w:pageBreakBefore w:val="0"/>
@@ -3929,7 +3971,7 @@
     </w:p>
     <w:p>
       <w:pPr>
-        <w:pStyle w:val="a1"/>
+        <w:pStyle w:val="29"/>
         <w:keepNext w:val="0"/>
         <w:keepLines w:val="0"/>
         <w:pageBreakBefore w:val="0"/>
@@ -3959,7 +4001,7 @@
     </w:p>
     <w:p>
       <w:pPr>
-        <w:pStyle w:val="a1"/>
+        <w:pStyle w:val="29"/>
         <w:keepNext w:val="0"/>
         <w:keepLines w:val="0"/>
         <w:pageBreakBefore w:val="0"/>
@@ -3989,7 +4031,7 @@
     </w:p>
     <w:p>
       <w:pPr>
-        <w:pStyle w:val="2"/>
+        <w:pStyle w:val="30"/>
         <w:bidi w:val="0"/>
         <w:rPr>
           <w:rFonts w:hint="default"/>
@@ -4006,7 +4048,7 @@
     </w:p>
     <w:p>
       <w:pPr>
-        <w:pStyle w:val="a1"/>
+        <w:pStyle w:val="29"/>
         <w:keepNext w:val="0"/>
         <w:keepLines w:val="0"/>
         <w:pageBreakBefore w:val="0"/>
@@ -4036,7 +4078,7 @@
     </w:p>
     <w:p>
       <w:pPr>
-        <w:pStyle w:val="a1"/>
+        <w:pStyle w:val="29"/>
         <w:keepNext w:val="0"/>
         <w:keepLines w:val="0"/>
         <w:pageBreakBefore w:val="0"/>
@@ -4066,7 +4108,7 @@
     </w:p>
     <w:p>
       <w:pPr>
-        <w:pStyle w:val="a1"/>
+        <w:pStyle w:val="29"/>
         <w:keepNext w:val="0"/>
         <w:keepLines w:val="0"/>
         <w:pageBreakBefore w:val="0"/>
@@ -4096,7 +4138,7 @@
     </w:p>
     <w:p>
       <w:pPr>
-        <w:pStyle w:val="a1"/>
+        <w:pStyle w:val="29"/>
         <w:keepNext w:val="0"/>
         <w:keepLines w:val="0"/>
         <w:pageBreakBefore w:val="0"/>
@@ -4126,7 +4168,7 @@
     </w:p>
     <w:p>
       <w:pPr>
-        <w:pStyle w:val="1"/>
+        <w:pStyle w:val="28"/>
         <w:bidi w:val="0"/>
         <w:rPr>
           <w:rFonts w:hint="default"/>
@@ -4143,7 +4185,7 @@
     </w:p>
     <w:p>
       <w:pPr>
-        <w:pStyle w:val="2"/>
+        <w:pStyle w:val="30"/>
         <w:bidi w:val="0"/>
         <w:rPr>
           <w:rFonts w:hint="default"/>
@@ -4160,7 +4202,7 @@
     </w:p>
     <w:p>
       <w:pPr>
-        <w:pStyle w:val="a1"/>
+        <w:pStyle w:val="29"/>
         <w:keepNext w:val="0"/>
         <w:keepLines w:val="0"/>
         <w:pageBreakBefore w:val="0"/>
@@ -4197,7 +4239,7 @@
     </w:p>
     <w:p>
       <w:pPr>
-        <w:pStyle w:val="a1"/>
+        <w:pStyle w:val="29"/>
         <w:keepNext w:val="0"/>
         <w:keepLines w:val="0"/>
         <w:pageBreakBefore w:val="0"/>
@@ -4241,7 +4283,7 @@
     </w:p>
     <w:p>
       <w:pPr>
-        <w:pStyle w:val="a1"/>
+        <w:pStyle w:val="29"/>
         <w:keepNext w:val="0"/>
         <w:keepLines w:val="0"/>
         <w:pageBreakBefore w:val="0"/>
@@ -4271,7 +4313,7 @@
     </w:p>
     <w:p>
       <w:pPr>
-        <w:pStyle w:val="2"/>
+        <w:pStyle w:val="30"/>
         <w:bidi w:val="0"/>
         <w:rPr>
           <w:rFonts w:hint="default"/>
@@ -4288,7 +4330,7 @@
     </w:p>
     <w:p>
       <w:pPr>
-        <w:pStyle w:val="a1"/>
+        <w:pStyle w:val="29"/>
         <w:keepNext w:val="0"/>
         <w:keepLines w:val="0"/>
         <w:pageBreakBefore w:val="0"/>
@@ -4310,15 +4352,24 @@
       </w:pPr>
       <w:r>
         <w:rPr>
-          <w:rFonts w:hint="default"/>
-          <w:lang w:val="en-US" w:eastAsia="zh-CN"/>
-        </w:rPr>
-        <w:t>每年第一季度对备份岗位及人员进行全面审视与更新。</w:t>
-      </w:r>
-    </w:p>
-    <w:p>
-      <w:pPr>
-        <w:pStyle w:val="a1"/>
+          <w:rFonts w:hint="eastAsia"/>
+          <w:lang w:val="en-US" w:eastAsia="zh-CN"/>
+        </w:rPr>
+        <w:t>2025年6月</w:t>
+      </w:r>
+      <w:bookmarkStart w:id="0" w:name="_GoBack"/>
+      <w:bookmarkEnd w:id="0"/>
+      <w:r>
+        <w:rPr>
+          <w:rFonts w:hint="default"/>
+          <w:lang w:val="en-US" w:eastAsia="zh-CN"/>
+        </w:rPr>
+        <w:t>对备份岗位及人员进行全面审视与更新。</w:t>
+      </w:r>
+    </w:p>
+    <w:p>
+      <w:pPr>
+        <w:pStyle w:val="29"/>
         <w:keepNext w:val="0"/>
         <w:keepLines w:val="0"/>
         <w:pageBreakBefore w:val="0"/>
@@ -4348,7 +4399,7 @@
     </w:p>
     <w:p>
       <w:pPr>
-        <w:pStyle w:val="a1"/>
+        <w:pStyle w:val="29"/>
         <w:keepNext w:val="0"/>
         <w:keepLines w:val="0"/>
         <w:pageBreakBefore w:val="0"/>
@@ -4378,7 +4429,7 @@
     </w:p>
     <w:p>
       <w:pPr>
-        <w:pStyle w:val="2"/>
+        <w:pStyle w:val="30"/>
         <w:bidi w:val="0"/>
         <w:rPr>
           <w:rFonts w:hint="default"/>
@@ -4395,7 +4446,7 @@
     </w:p>
     <w:p>
       <w:pPr>
-        <w:pStyle w:val="a1"/>
+        <w:pStyle w:val="29"/>
         <w:keepNext w:val="0"/>
         <w:keepLines w:val="0"/>
         <w:pageBreakBefore w:val="0"/>
@@ -4425,7 +4476,7 @@
     </w:p>
     <w:p>
       <w:pPr>
-        <w:pStyle w:val="a1"/>
+        <w:pStyle w:val="29"/>
         <w:keepNext w:val="0"/>
         <w:keepLines w:val="0"/>
         <w:pageBreakBefore w:val="0"/>
@@ -4443,7 +4494,7 @@
         <w:bidi w:val="0"/>
         <w:adjustRightInd w:val="0"/>
         <w:snapToGrid w:val="0"/>
-        <w:ind w:left="425" w:hanging="425" w:leftChars="0" w:firstLineChars="0"/>
+        <w:ind w:left="425" w:leftChars="0" w:hanging="425" w:firstLineChars="0"/>
         <w:textAlignment w:val="baseline"/>
         <w:rPr>
           <w:rFonts w:hint="default"/>
@@ -4467,7 +4518,7 @@
     </w:p>
     <w:p>
       <w:pPr>
-        <w:pStyle w:val="a1"/>
+        <w:pStyle w:val="29"/>
         <w:keepNext w:val="0"/>
         <w:keepLines w:val="0"/>
         <w:pageBreakBefore w:val="0"/>
@@ -4485,7 +4536,7 @@
         <w:bidi w:val="0"/>
         <w:adjustRightInd w:val="0"/>
         <w:snapToGrid w:val="0"/>
-        <w:ind w:left="425" w:hanging="425" w:leftChars="0" w:firstLineChars="0"/>
+        <w:ind w:left="425" w:leftChars="0" w:hanging="425" w:firstLineChars="0"/>
         <w:textAlignment w:val="baseline"/>
         <w:rPr>
           <w:rFonts w:hint="default"/>
@@ -4509,7 +4560,7 @@
     </w:p>
     <w:p>
       <w:pPr>
-        <w:pStyle w:val="a1"/>
+        <w:pStyle w:val="29"/>
         <w:keepNext w:val="0"/>
         <w:keepLines w:val="0"/>
         <w:pageBreakBefore w:val="0"/>
@@ -4527,7 +4578,7 @@
         <w:bidi w:val="0"/>
         <w:adjustRightInd w:val="0"/>
         <w:snapToGrid w:val="0"/>
-        <w:ind w:left="425" w:hanging="425" w:leftChars="0" w:firstLineChars="0"/>
+        <w:ind w:left="425" w:leftChars="0" w:hanging="425" w:firstLineChars="0"/>
         <w:textAlignment w:val="baseline"/>
         <w:rPr>
           <w:rFonts w:hint="default"/>
@@ -4544,7 +4595,7 @@
     </w:p>
     <w:p>
       <w:pPr>
-        <w:pStyle w:val="a1"/>
+        <w:pStyle w:val="29"/>
         <w:keepNext w:val="0"/>
         <w:keepLines w:val="0"/>
         <w:pageBreakBefore w:val="0"/>
@@ -4562,7 +4613,7 @@
         <w:bidi w:val="0"/>
         <w:adjustRightInd w:val="0"/>
         <w:snapToGrid w:val="0"/>
-        <w:ind w:left="425" w:hanging="425" w:leftChars="0" w:firstLineChars="0"/>
+        <w:ind w:left="425" w:leftChars="0" w:hanging="425" w:firstLineChars="0"/>
         <w:textAlignment w:val="baseline"/>
         <w:rPr>
           <w:rFonts w:hint="default"/>
@@ -4579,7 +4630,7 @@
     </w:p>
     <w:p>
       <w:pPr>
-        <w:pStyle w:val="1"/>
+        <w:pStyle w:val="28"/>
         <w:bidi w:val="0"/>
         <w:rPr>
           <w:rFonts w:hint="default"/>
@@ -4596,17 +4647,18 @@
     </w:p>
     <w:tbl>
       <w:tblPr>
-        <w:tblStyle w:val="TableGrid"/>
+        <w:tblStyle w:val="21"/>
         <w:tblW w:w="0" w:type="auto"/>
         <w:tblInd w:w="0" w:type="dxa"/>
         <w:tblBorders>
-          <w:top w:val="single" w:sz="4" w:space="0" w:color="auto"/>
-          <w:left w:val="single" w:sz="4" w:space="0" w:color="auto"/>
-          <w:bottom w:val="single" w:sz="4" w:space="0" w:color="auto"/>
-          <w:right w:val="single" w:sz="4" w:space="0" w:color="auto"/>
-          <w:insideH w:val="single" w:sz="4" w:space="0" w:color="auto"/>
-          <w:insideV w:val="single" w:sz="4" w:space="0" w:color="auto"/>
+          <w:top w:val="single" w:color="auto" w:sz="4" w:space="0"/>
+          <w:left w:val="single" w:color="auto" w:sz="4" w:space="0"/>
+          <w:bottom w:val="single" w:color="auto" w:sz="4" w:space="0"/>
+          <w:right w:val="single" w:color="auto" w:sz="4" w:space="0"/>
+          <w:insideH w:val="single" w:color="auto" w:sz="4" w:space="0"/>
+          <w:insideV w:val="single" w:color="auto" w:sz="4" w:space="0"/>
         </w:tblBorders>
+        <w:tblLayout w:type="autofit"/>
         <w:tblCellMar>
           <w:top w:w="0" w:type="dxa"/>
           <w:left w:w="108" w:type="dxa"/>
@@ -4622,15 +4674,13 @@
       </w:tblGrid>
       <w:tr>
         <w:tblPrEx>
-          <w:tblW w:w="0" w:type="auto"/>
-          <w:tblInd w:w="0" w:type="dxa"/>
           <w:tblBorders>
-            <w:top w:val="single" w:sz="4" w:space="0" w:color="auto"/>
-            <w:left w:val="single" w:sz="4" w:space="0" w:color="auto"/>
-            <w:bottom w:val="single" w:sz="4" w:space="0" w:color="auto"/>
-            <w:right w:val="single" w:sz="4" w:space="0" w:color="auto"/>
-            <w:insideH w:val="single" w:sz="4" w:space="0" w:color="auto"/>
-            <w:insideV w:val="single" w:sz="4" w:space="0" w:color="auto"/>
+            <w:top w:val="single" w:color="auto" w:sz="4" w:space="0"/>
+            <w:left w:val="single" w:color="auto" w:sz="4" w:space="0"/>
+            <w:bottom w:val="single" w:color="auto" w:sz="4" w:space="0"/>
+            <w:right w:val="single" w:color="auto" w:sz="4" w:space="0"/>
+            <w:insideH w:val="single" w:color="auto" w:sz="4" w:space="0"/>
+            <w:insideV w:val="single" w:color="auto" w:sz="4" w:space="0"/>
           </w:tblBorders>
           <w:tblCellMar>
             <w:top w:w="0" w:type="dxa"/>
@@ -4645,7 +4695,7 @@
           </w:tcPr>
           <w:p>
             <w:pPr>
-              <w:pStyle w:val="a1"/>
+              <w:pStyle w:val="29"/>
               <w:widowControl w:val="0"/>
               <w:rPr>
                 <w:rFonts w:hint="default"/>
@@ -4669,7 +4719,7 @@
           </w:tcPr>
           <w:p>
             <w:pPr>
-              <w:pStyle w:val="a1"/>
+              <w:pStyle w:val="29"/>
               <w:widowControl w:val="0"/>
               <w:rPr>
                 <w:rFonts w:hint="default"/>
@@ -4693,7 +4743,7 @@
           </w:tcPr>
           <w:p>
             <w:pPr>
-              <w:pStyle w:val="a1"/>
+              <w:pStyle w:val="29"/>
               <w:widowControl w:val="0"/>
               <w:rPr>
                 <w:rFonts w:hint="default"/>
@@ -4717,7 +4767,7 @@
           </w:tcPr>
           <w:p>
             <w:pPr>
-              <w:pStyle w:val="a1"/>
+              <w:pStyle w:val="29"/>
               <w:widowControl w:val="0"/>
               <w:rPr>
                 <w:rFonts w:hint="default"/>
@@ -4738,8 +4788,14 @@
       </w:tr>
       <w:tr>
         <w:tblPrEx>
-          <w:tblW w:w="0" w:type="auto"/>
-          <w:tblInd w:w="0" w:type="dxa"/>
+          <w:tblBorders>
+            <w:top w:val="single" w:color="auto" w:sz="4" w:space="0"/>
+            <w:left w:val="single" w:color="auto" w:sz="4" w:space="0"/>
+            <w:bottom w:val="single" w:color="auto" w:sz="4" w:space="0"/>
+            <w:right w:val="single" w:color="auto" w:sz="4" w:space="0"/>
+            <w:insideH w:val="single" w:color="auto" w:sz="4" w:space="0"/>
+            <w:insideV w:val="single" w:color="auto" w:sz="4" w:space="0"/>
+          </w:tblBorders>
           <w:tblCellMar>
             <w:top w:w="0" w:type="dxa"/>
             <w:left w:w="108" w:type="dxa"/>
@@ -4754,12 +4810,12 @@
           </w:tcPr>
           <w:p>
             <w:pPr>
-              <w:pStyle w:val="TableText"/>
+              <w:pStyle w:val="27"/>
               <w:widowControl w:val="0"/>
               <w:spacing w:before="235" w:line="218" w:lineRule="auto"/>
               <w:ind w:left="133" w:leftChars="0"/>
               <w:rPr>
-                <w:rFonts w:ascii="宋体" w:eastAsia="宋体" w:hAnsi="宋体" w:cs="宋体" w:hint="default"/>
+                <w:rFonts w:hint="default" w:ascii="宋体" w:hAnsi="宋体" w:eastAsia="宋体" w:cs="宋体"/>
                 <w:snapToGrid w:val="0"/>
                 <w:color w:val="000000"/>
                 <w:kern w:val="0"/>
@@ -4795,11 +4851,11 @@
           </w:tcPr>
           <w:p>
             <w:pPr>
-              <w:pStyle w:val="TableText"/>
+              <w:pStyle w:val="27"/>
               <w:widowControl w:val="0"/>
               <w:spacing w:before="235" w:line="218" w:lineRule="auto"/>
               <w:rPr>
-                <w:rFonts w:ascii="宋体" w:eastAsia="宋体" w:hAnsi="宋体" w:cs="宋体" w:hint="default"/>
+                <w:rFonts w:hint="default" w:ascii="宋体" w:hAnsi="宋体" w:eastAsia="宋体" w:cs="宋体"/>
                 <w:snapToGrid w:val="0"/>
                 <w:color w:val="000000"/>
                 <w:kern w:val="0"/>
@@ -4810,7 +4866,7 @@
             </w:pPr>
             <w:r>
               <w:rPr>
-                <w:rFonts w:cs="宋体" w:hint="eastAsia"/>
+                <w:rFonts w:hint="eastAsia" w:cs="宋体"/>
                 <w:snapToGrid w:val="0"/>
                 <w:color w:val="000000"/>
                 <w:kern w:val="0"/>
@@ -4829,12 +4885,12 @@
           </w:tcPr>
           <w:p>
             <w:pPr>
-              <w:pStyle w:val="TableText"/>
+              <w:pStyle w:val="27"/>
               <w:widowControl w:val="0"/>
               <w:spacing w:before="235" w:line="237" w:lineRule="auto"/>
               <w:ind w:left="168" w:leftChars="0"/>
               <w:rPr>
-                <w:rFonts w:ascii="宋体" w:eastAsia="宋体" w:hAnsi="宋体" w:cs="宋体" w:hint="default"/>
+                <w:rFonts w:hint="default" w:ascii="宋体" w:hAnsi="宋体" w:eastAsia="宋体" w:cs="宋体"/>
                 <w:snapToGrid w:val="0"/>
                 <w:color w:val="000000"/>
                 <w:kern w:val="0"/>
@@ -4870,12 +4926,12 @@
           </w:tcPr>
           <w:p>
             <w:pPr>
-              <w:pStyle w:val="TableText"/>
+              <w:pStyle w:val="27"/>
               <w:widowControl w:val="0"/>
               <w:spacing w:before="235" w:line="218" w:lineRule="auto"/>
               <w:ind w:left="162" w:leftChars="0"/>
               <w:rPr>
-                <w:rFonts w:ascii="宋体" w:eastAsia="宋体" w:hAnsi="宋体" w:cs="宋体" w:hint="default"/>
+                <w:rFonts w:hint="default" w:ascii="宋体" w:hAnsi="宋体" w:eastAsia="宋体" w:cs="宋体"/>
                 <w:snapToGrid w:val="0"/>
                 <w:color w:val="000000"/>
                 <w:kern w:val="0"/>
@@ -4898,7 +4954,7 @@
     </w:tbl>
     <w:p>
       <w:pPr>
-        <w:pStyle w:val="a1"/>
+        <w:pStyle w:val="29"/>
         <w:rPr>
           <w:rFonts w:hint="default"/>
           <w:lang w:val="en-US" w:eastAsia="zh-CN"/>
@@ -4908,23 +4964,73 @@
     <w:sectPr>
       <w:pgSz w:w="11906" w:h="16838"/>
       <w:pgMar w:top="1440" w:right="1800" w:bottom="1440" w:left="1800" w:header="851" w:footer="992" w:gutter="0"/>
-      <w:cols w:num="1" w:space="425"/>
+      <w:cols w:space="425" w:num="1"/>
       <w:docGrid w:type="lines" w:linePitch="312" w:charSpace="0"/>
     </w:sectPr>
   </w:body>
 </w:document>
 </file>
 
+<file path=word/endnotes.xml><?xml version="1.0" encoding="utf-8"?>
+<w:endnotes xmlns:wpc="http://schemas.microsoft.com/office/word/2010/wordprocessingCanvas" xmlns:mc="http://schemas.openxmlformats.org/markup-compatibility/2006" xmlns:o="urn:schemas-microsoft-com:office:office" xmlns:r="http://schemas.openxmlformats.org/officeDocument/2006/relationships" xmlns:m="http://schemas.openxmlformats.org/officeDocument/2006/math" xmlns:v="urn:schemas-microsoft-com:vml" xmlns:wp14="http://schemas.microsoft.com/office/word/2010/wordprocessingDrawing" xmlns:wp="http://schemas.openxmlformats.org/drawingml/2006/wordprocessingDrawing" xmlns:w="http://schemas.openxmlformats.org/wordprocessingml/2006/main" xmlns:w14="http://schemas.microsoft.com/office/word/2010/wordml" xmlns:w15="http://schemas.microsoft.com/office/word/2012/wordml" xmlns:w10="urn:schemas-microsoft-com:office:word" xmlns:wpg="http://schemas.microsoft.com/office/word/2010/wordprocessingGroup" xmlns:wpi="http://schemas.microsoft.com/office/word/2010/wordprocessingInk" xmlns:wne="http://schemas.microsoft.com/office/word/2006/wordml" xmlns:wps="http://schemas.microsoft.com/office/word/2010/wordprocessingShape" xmlns:wpsCustomData="http://www.wps.cn/officeDocument/2013/wpsCustomData" mc:Ignorable="w14 w15 wp14">
+  <w:endnote w:type="separator" w:id="0">
+    <w:p>
+      <w:pPr>
+        <w:spacing w:line="240" w:lineRule="auto"/>
+      </w:pPr>
+      <w:r>
+        <w:separator/>
+      </w:r>
+    </w:p>
+  </w:endnote>
+  <w:endnote w:type="continuationSeparator" w:id="1">
+    <w:p>
+      <w:pPr>
+        <w:spacing w:line="240" w:lineRule="auto"/>
+      </w:pPr>
+      <w:r>
+        <w:continuationSeparator/>
+      </w:r>
+    </w:p>
+  </w:endnote>
+</w:endnotes>
+</file>
+
+<file path=word/footnotes.xml><?xml version="1.0" encoding="utf-8"?>
+<w:footnotes xmlns:wpc="http://schemas.microsoft.com/office/word/2010/wordprocessingCanvas" xmlns:mc="http://schemas.openxmlformats.org/markup-compatibility/2006" xmlns:o="urn:schemas-microsoft-com:office:office" xmlns:r="http://schemas.openxmlformats.org/officeDocument/2006/relationships" xmlns:m="http://schemas.openxmlformats.org/officeDocument/2006/math" xmlns:v="urn:schemas-microsoft-com:vml" xmlns:wp14="http://schemas.microsoft.com/office/word/2010/wordprocessingDrawing" xmlns:wp="http://schemas.openxmlformats.org/drawingml/2006/wordprocessingDrawing" xmlns:w="http://schemas.openxmlformats.org/wordprocessingml/2006/main" xmlns:w14="http://schemas.microsoft.com/office/word/2010/wordml" xmlns:w15="http://schemas.microsoft.com/office/word/2012/wordml" xmlns:w10="urn:schemas-microsoft-com:office:word" xmlns:wpg="http://schemas.microsoft.com/office/word/2010/wordprocessingGroup" xmlns:wpi="http://schemas.microsoft.com/office/word/2010/wordprocessingInk" xmlns:wne="http://schemas.microsoft.com/office/word/2006/wordml" xmlns:wps="http://schemas.microsoft.com/office/word/2010/wordprocessingShape" xmlns:wpsCustomData="http://www.wps.cn/officeDocument/2013/wpsCustomData" mc:Ignorable="w14 w15 wp14">
+  <w:footnote w:type="separator" w:id="0">
+    <w:p>
+      <w:pPr>
+        <w:spacing w:line="360" w:lineRule="auto"/>
+      </w:pPr>
+      <w:r>
+        <w:separator/>
+      </w:r>
+    </w:p>
+  </w:footnote>
+  <w:footnote w:type="continuationSeparator" w:id="1">
+    <w:p>
+      <w:pPr>
+        <w:spacing w:line="360" w:lineRule="auto"/>
+      </w:pPr>
+      <w:r>
+        <w:continuationSeparator/>
+      </w:r>
+    </w:p>
+  </w:footnote>
+</w:footnotes>
+</file>
+
 <file path=word/numbering.xml><?xml version="1.0" encoding="utf-8"?>
-<w:numbering xmlns:wpc="http://schemas.microsoft.com/office/word/2010/wordprocessingCanvas" xmlns:mc="http://schemas.openxmlformats.org/markup-compatibility/2006" xmlns:o="urn:schemas-microsoft-com:office:office" xmlns:r="http://schemas.openxmlformats.org/officeDocument/2006/relationships" xmlns:m="http://schemas.openxmlformats.org/officeDocument/2006/math" xmlns:v="urn:schemas-microsoft-com:vml" xmlns:wp14="http://schemas.microsoft.com/office/word/2010/wordprocessingDrawing" xmlns:wp="http://schemas.openxmlformats.org/drawingml/2006/wordprocessingDrawing" xmlns:w10="urn:schemas-microsoft-com:office:word" xmlns:w="http://schemas.openxmlformats.org/wordprocessingml/2006/main" xmlns:w14="http://schemas.microsoft.com/office/word/2010/wordml" xmlns:w15="http://schemas.microsoft.com/office/word/2012/wordml" xmlns:wne="http://schemas.microsoft.com/office/word/2006/wordml" xmlns:wpg="http://schemas.microsoft.com/office/word/2010/wordprocessingGroup" xmlns:wpi="http://schemas.microsoft.com/office/word/2010/wordprocessingInk" xmlns:wps="http://schemas.microsoft.com/office/word/2010/wordprocessingShape" mc:Ignorable="w14 w15 wp14">
+<w:numbering xmlns:wpc="http://schemas.microsoft.com/office/word/2010/wordprocessingCanvas" xmlns:mc="http://schemas.openxmlformats.org/markup-compatibility/2006" xmlns:o="urn:schemas-microsoft-com:office:office" xmlns:r="http://schemas.openxmlformats.org/officeDocument/2006/relationships" xmlns:m="http://schemas.openxmlformats.org/officeDocument/2006/math" xmlns:v="urn:schemas-microsoft-com:vml" xmlns:wp14="http://schemas.microsoft.com/office/word/2010/wordprocessingDrawing" xmlns:wp="http://schemas.openxmlformats.org/drawingml/2006/wordprocessingDrawing" xmlns:w10="urn:schemas-microsoft-com:office:word" xmlns:w="http://schemas.openxmlformats.org/wordprocessingml/2006/main" xmlns:w14="http://schemas.microsoft.com/office/word/2010/wordml" xmlns:wpg="http://schemas.microsoft.com/office/word/2010/wordprocessingGroup" xmlns:wpi="http://schemas.microsoft.com/office/word/2010/wordprocessingInk" xmlns:wne="http://schemas.microsoft.com/office/word/2006/wordml" xmlns:wps="http://schemas.microsoft.com/office/word/2010/wordprocessingShape" xmlns:wpsCustomData="http://www.wps.cn/officeDocument/2013/wpsCustomData" mc:Ignorable="w14 wp14">
   <w:abstractNum w:abstractNumId="0">
     <w:nsid w:val="8E964DCE"/>
     <w:multiLevelType w:val="multilevel"/>
     <w:tmpl w:val="8E964DCE"/>
-    <w:lvl w:ilvl="0">
+    <w:lvl w:ilvl="0" w:tentative="0">
       <w:start w:val="1"/>
       <w:numFmt w:val="decimal"/>
-      <w:pStyle w:val="Heading1"/>
+      <w:pStyle w:val="2"/>
       <w:lvlText w:val="%1."/>
       <w:lvlJc w:val="left"/>
       <w:pPr>
@@ -4934,10 +5040,10 @@
         <w:rFonts w:hint="default"/>
       </w:rPr>
     </w:lvl>
-    <w:lvl w:ilvl="1">
+    <w:lvl w:ilvl="1" w:tentative="0">
       <w:start w:val="1"/>
       <w:numFmt w:val="decimal"/>
-      <w:pStyle w:val="Heading2"/>
+      <w:pStyle w:val="3"/>
       <w:lvlText w:val="%1.%2."/>
       <w:lvlJc w:val="left"/>
       <w:pPr>
@@ -4947,10 +5053,10 @@
         <w:rFonts w:hint="default"/>
       </w:rPr>
     </w:lvl>
-    <w:lvl w:ilvl="2">
+    <w:lvl w:ilvl="2" w:tentative="0">
       <w:start w:val="1"/>
       <w:numFmt w:val="decimal"/>
-      <w:pStyle w:val="Heading3"/>
+      <w:pStyle w:val="4"/>
       <w:lvlText w:val="%1.%2.%3."/>
       <w:lvlJc w:val="left"/>
       <w:pPr>
@@ -4960,10 +5066,10 @@
         <w:rFonts w:hint="default"/>
       </w:rPr>
     </w:lvl>
-    <w:lvl w:ilvl="3">
+    <w:lvl w:ilvl="3" w:tentative="0">
       <w:start w:val="1"/>
       <w:numFmt w:val="decimal"/>
-      <w:pStyle w:val="Heading4"/>
+      <w:pStyle w:val="5"/>
       <w:lvlText w:val="%1.%2.%3.%4."/>
       <w:lvlJc w:val="left"/>
       <w:pPr>
@@ -4973,10 +5079,10 @@
         <w:rFonts w:hint="default"/>
       </w:rPr>
     </w:lvl>
-    <w:lvl w:ilvl="4">
+    <w:lvl w:ilvl="4" w:tentative="0">
       <w:start w:val="1"/>
       <w:numFmt w:val="decimal"/>
-      <w:pStyle w:val="Heading5"/>
+      <w:pStyle w:val="6"/>
       <w:lvlText w:val="%1.%2.%3.%4.%5."/>
       <w:lvlJc w:val="left"/>
       <w:pPr>
@@ -4986,10 +5092,10 @@
         <w:rFonts w:hint="default"/>
       </w:rPr>
     </w:lvl>
-    <w:lvl w:ilvl="5">
+    <w:lvl w:ilvl="5" w:tentative="0">
       <w:start w:val="1"/>
       <w:numFmt w:val="decimal"/>
-      <w:pStyle w:val="Heading6"/>
+      <w:pStyle w:val="7"/>
       <w:lvlText w:val="%1.%2.%3.%4.%5.%6."/>
       <w:lvlJc w:val="left"/>
       <w:pPr>
@@ -4999,10 +5105,10 @@
         <w:rFonts w:hint="default"/>
       </w:rPr>
     </w:lvl>
-    <w:lvl w:ilvl="6">
+    <w:lvl w:ilvl="6" w:tentative="0">
       <w:start w:val="1"/>
       <w:numFmt w:val="decimal"/>
-      <w:pStyle w:val="Heading7"/>
+      <w:pStyle w:val="8"/>
       <w:lvlText w:val="%1.%2.%3.%4.%5.%6.%7."/>
       <w:lvlJc w:val="left"/>
       <w:pPr>
@@ -5012,10 +5118,10 @@
         <w:rFonts w:hint="default"/>
       </w:rPr>
     </w:lvl>
-    <w:lvl w:ilvl="7">
+    <w:lvl w:ilvl="7" w:tentative="0">
       <w:start w:val="1"/>
       <w:numFmt w:val="decimal"/>
-      <w:pStyle w:val="Heading8"/>
+      <w:pStyle w:val="9"/>
       <w:lvlText w:val="%1.%2.%3.%4.%5.%6.%7.%8."/>
       <w:lvlJc w:val="left"/>
       <w:pPr>
@@ -5025,10 +5131,10 @@
         <w:rFonts w:hint="default"/>
       </w:rPr>
     </w:lvl>
-    <w:lvl w:ilvl="8">
+    <w:lvl w:ilvl="8" w:tentative="0">
       <w:start w:val="1"/>
       <w:numFmt w:val="decimal"/>
-      <w:pStyle w:val="Heading9"/>
+      <w:pStyle w:val="10"/>
       <w:lvlText w:val="%1.%2.%3.%4.%5.%6.%7.%8.%9."/>
       <w:lvlJc w:val="left"/>
       <w:pPr>
@@ -5043,7 +5149,7 @@
     <w:nsid w:val="F280C84C"/>
     <w:multiLevelType w:val="singleLevel"/>
     <w:tmpl w:val="F280C84C"/>
-    <w:lvl w:ilvl="0">
+    <w:lvl w:ilvl="0" w:tentative="0">
       <w:start w:val="1"/>
       <w:numFmt w:val="decimal"/>
       <w:lvlText w:val="%1."/>
@@ -5060,7 +5166,7 @@
     <w:nsid w:val="76D3E8C4"/>
     <w:multiLevelType w:val="singleLevel"/>
     <w:tmpl w:val="76D3E8C4"/>
-    <w:lvl w:ilvl="0">
+    <w:lvl w:ilvl="0" w:tentative="0">
       <w:start w:val="1"/>
       <w:numFmt w:val="decimal"/>
       <w:lvlText w:val="%1."/>
@@ -5086,267 +5192,269 @@
 </file>
 
 <file path=word/styles.xml><?xml version="1.0" encoding="utf-8"?>
-<w:styles xmlns:mc="http://schemas.openxmlformats.org/markup-compatibility/2006" xmlns:r="http://schemas.openxmlformats.org/officeDocument/2006/relationships" xmlns:w="http://schemas.openxmlformats.org/wordprocessingml/2006/main" xmlns:w14="http://schemas.microsoft.com/office/word/2010/wordml" xmlns:w15="http://schemas.microsoft.com/office/word/2012/wordml" mc:Ignorable="w14 w15">
+<w:styles xmlns:mc="http://schemas.openxmlformats.org/markup-compatibility/2006" xmlns:o="urn:schemas-microsoft-com:office:office" xmlns:r="http://schemas.openxmlformats.org/officeDocument/2006/relationships" xmlns:m="http://schemas.openxmlformats.org/officeDocument/2006/math" xmlns:v="urn:schemas-microsoft-com:vml" xmlns:w="http://schemas.openxmlformats.org/wordprocessingml/2006/main" xmlns:w14="http://schemas.microsoft.com/office/word/2010/wordml" xmlns:w10="urn:schemas-microsoft-com:office:word" xmlns:sl="http://schemas.openxmlformats.org/schemaLibrary/2006/main" xmlns:wpsCustomData="http://www.wps.cn/officeDocument/2013/wpsCustomData" mc:Ignorable="w14">
   <w:docDefaults>
     <w:rPrDefault>
       <w:rPr>
-        <w:rFonts w:ascii="Times New Roman" w:eastAsia="宋体" w:hAnsi="Times New Roman" w:cs="Times New Roman"/>
+        <w:rFonts w:ascii="Times New Roman" w:hAnsi="Times New Roman" w:eastAsia="宋体" w:cs="Times New Roman"/>
       </w:rPr>
     </w:rPrDefault>
     <w:pPrDefault/>
   </w:docDefaults>
-  <w:latentStyles w:defLockedState="0" w:defUIPriority="99" w:defSemiHidden="1" w:defUnhideWhenUsed="1" w:defQFormat="0" w:count="260">
-    <w:lsdException w:name="Normal" w:semiHidden="0" w:uiPriority="0" w:unhideWhenUsed="0" w:qFormat="1"/>
-    <w:lsdException w:name="heading 1" w:semiHidden="0" w:uiPriority="0" w:unhideWhenUsed="0" w:qFormat="1"/>
-    <w:lsdException w:name="heading 2" w:semiHidden="0" w:uiPriority="0" w:qFormat="1"/>
-    <w:lsdException w:name="heading 3" w:uiPriority="0" w:qFormat="1"/>
-    <w:lsdException w:name="heading 4" w:semiHidden="0" w:uiPriority="0" w:qFormat="1"/>
-    <w:lsdException w:name="heading 5" w:uiPriority="0" w:qFormat="1"/>
-    <w:lsdException w:name="heading 6" w:uiPriority="0" w:qFormat="1"/>
-    <w:lsdException w:name="heading 7" w:uiPriority="0" w:qFormat="1"/>
-    <w:lsdException w:name="heading 8" w:uiPriority="0" w:qFormat="1"/>
-    <w:lsdException w:name="heading 9" w:uiPriority="0" w:qFormat="1"/>
-    <w:lsdException w:name="index 1" w:semiHidden="0" w:uiPriority="0" w:unhideWhenUsed="0"/>
-    <w:lsdException w:name="index 2" w:semiHidden="0" w:uiPriority="0" w:unhideWhenUsed="0"/>
-    <w:lsdException w:name="index 3" w:semiHidden="0" w:uiPriority="0" w:unhideWhenUsed="0"/>
-    <w:lsdException w:name="index 4" w:semiHidden="0" w:uiPriority="0" w:unhideWhenUsed="0"/>
-    <w:lsdException w:name="index 5" w:semiHidden="0" w:uiPriority="0" w:unhideWhenUsed="0"/>
-    <w:lsdException w:name="index 6" w:semiHidden="0" w:uiPriority="0" w:unhideWhenUsed="0"/>
-    <w:lsdException w:name="index 7" w:semiHidden="0" w:uiPriority="0" w:unhideWhenUsed="0"/>
-    <w:lsdException w:name="index 8" w:semiHidden="0" w:uiPriority="0" w:unhideWhenUsed="0"/>
-    <w:lsdException w:name="index 9" w:semiHidden="0" w:uiPriority="0" w:unhideWhenUsed="0"/>
-    <w:lsdException w:name="toc 1" w:semiHidden="0" w:uiPriority="0" w:unhideWhenUsed="0" w:qFormat="1"/>
-    <w:lsdException w:name="toc 2" w:semiHidden="0" w:uiPriority="0" w:unhideWhenUsed="0" w:qFormat="1"/>
-    <w:lsdException w:name="toc 3" w:semiHidden="0" w:uiPriority="0" w:unhideWhenUsed="0" w:qFormat="1"/>
-    <w:lsdException w:name="toc 4" w:semiHidden="0" w:uiPriority="0" w:unhideWhenUsed="0"/>
-    <w:lsdException w:name="toc 5" w:semiHidden="0" w:uiPriority="0" w:unhideWhenUsed="0"/>
-    <w:lsdException w:name="toc 6" w:semiHidden="0" w:uiPriority="0" w:unhideWhenUsed="0"/>
-    <w:lsdException w:name="toc 7" w:semiHidden="0" w:uiPriority="0" w:unhideWhenUsed="0"/>
-    <w:lsdException w:name="toc 8" w:semiHidden="0" w:uiPriority="0" w:unhideWhenUsed="0"/>
-    <w:lsdException w:name="toc 9" w:semiHidden="0" w:uiPriority="0" w:unhideWhenUsed="0"/>
-    <w:lsdException w:name="Normal Indent" w:semiHidden="0" w:uiPriority="0" w:unhideWhenUsed="0"/>
-    <w:lsdException w:name="footnote text" w:semiHidden="0" w:uiPriority="0" w:unhideWhenUsed="0"/>
-    <w:lsdException w:name="annotation text" w:semiHidden="0" w:uiPriority="0" w:unhideWhenUsed="0" w:qFormat="1"/>
-    <w:lsdException w:name="header" w:semiHidden="0" w:uiPriority="0" w:unhideWhenUsed="0" w:qFormat="1"/>
-    <w:lsdException w:name="footer" w:semiHidden="0" w:uiPriority="0" w:unhideWhenUsed="0" w:qFormat="1"/>
-    <w:lsdException w:name="index heading" w:semiHidden="0" w:uiPriority="0" w:unhideWhenUsed="0"/>
-    <w:lsdException w:name="caption" w:uiPriority="0" w:qFormat="1"/>
-    <w:lsdException w:name="table of figures" w:semiHidden="0" w:uiPriority="0" w:unhideWhenUsed="0"/>
-    <w:lsdException w:name="envelope address" w:semiHidden="0" w:uiPriority="0" w:unhideWhenUsed="0"/>
-    <w:lsdException w:name="envelope return" w:semiHidden="0" w:uiPriority="0" w:unhideWhenUsed="0"/>
-    <w:lsdException w:name="footnote reference" w:semiHidden="0" w:uiPriority="0" w:unhideWhenUsed="0"/>
-    <w:lsdException w:name="annotation reference" w:semiHidden="0" w:uiPriority="0" w:unhideWhenUsed="0"/>
-    <w:lsdException w:name="line number" w:semiHidden="0" w:uiPriority="0" w:unhideWhenUsed="0"/>
-    <w:lsdException w:name="page number" w:semiHidden="0" w:uiPriority="0" w:unhideWhenUsed="0"/>
-    <w:lsdException w:name="endnote reference" w:semiHidden="0" w:uiPriority="0" w:unhideWhenUsed="0"/>
-    <w:lsdException w:name="endnote text" w:semiHidden="0" w:uiPriority="0" w:unhideWhenUsed="0"/>
-    <w:lsdException w:name="table of authorities" w:semiHidden="0" w:uiPriority="0" w:unhideWhenUsed="0"/>
-    <w:lsdException w:name="macro" w:semiHidden="0" w:uiPriority="0" w:unhideWhenUsed="0"/>
-    <w:lsdException w:name="toa heading" w:semiHidden="0" w:uiPriority="0" w:unhideWhenUsed="0"/>
-    <w:lsdException w:name="List" w:semiHidden="0" w:uiPriority="0" w:unhideWhenUsed="0"/>
-    <w:lsdException w:name="List Bullet" w:semiHidden="0" w:uiPriority="0" w:unhideWhenUsed="0"/>
-    <w:lsdException w:name="List Number" w:semiHidden="0" w:uiPriority="0" w:unhideWhenUsed="0"/>
-    <w:lsdException w:name="List 2" w:semiHidden="0" w:uiPriority="0" w:unhideWhenUsed="0"/>
-    <w:lsdException w:name="List 3" w:semiHidden="0" w:uiPriority="0" w:unhideWhenUsed="0"/>
-    <w:lsdException w:name="List 4" w:semiHidden="0" w:uiPriority="0" w:unhideWhenUsed="0"/>
-    <w:lsdException w:name="List 5" w:semiHidden="0" w:uiPriority="0" w:unhideWhenUsed="0"/>
-    <w:lsdException w:name="List Bullet 2" w:semiHidden="0" w:uiPriority="0" w:unhideWhenUsed="0"/>
-    <w:lsdException w:name="List Bullet 3" w:semiHidden="0" w:uiPriority="0" w:unhideWhenUsed="0"/>
-    <w:lsdException w:name="List Bullet 4" w:semiHidden="0" w:uiPriority="0" w:unhideWhenUsed="0"/>
-    <w:lsdException w:name="List Bullet 5" w:semiHidden="0" w:uiPriority="0" w:unhideWhenUsed="0"/>
-    <w:lsdException w:name="List Number 2" w:semiHidden="0" w:uiPriority="0" w:unhideWhenUsed="0"/>
-    <w:lsdException w:name="List Number 3" w:semiHidden="0" w:uiPriority="0" w:unhideWhenUsed="0"/>
-    <w:lsdException w:name="List Number 4" w:semiHidden="0" w:uiPriority="0" w:unhideWhenUsed="0"/>
-    <w:lsdException w:name="List Number 5" w:semiHidden="0" w:uiPriority="0" w:unhideWhenUsed="0"/>
-    <w:lsdException w:name="Title" w:semiHidden="0" w:uiPriority="0" w:unhideWhenUsed="0" w:qFormat="1"/>
-    <w:lsdException w:name="Closing" w:semiHidden="0" w:uiPriority="0" w:unhideWhenUsed="0"/>
-    <w:lsdException w:name="Signature" w:semiHidden="0" w:uiPriority="0" w:unhideWhenUsed="0"/>
-    <w:lsdException w:name="Default Paragraph Font" w:uiPriority="0" w:unhideWhenUsed="0" w:qFormat="1"/>
-    <w:lsdException w:name="Body Text" w:uiPriority="0" w:unhideWhenUsed="0" w:qFormat="1"/>
-    <w:lsdException w:name="Body Text Indent" w:semiHidden="0" w:uiPriority="0" w:unhideWhenUsed="0"/>
-    <w:lsdException w:name="List Continue" w:semiHidden="0" w:uiPriority="0" w:unhideWhenUsed="0"/>
-    <w:lsdException w:name="List Continue 2" w:semiHidden="0" w:uiPriority="0" w:unhideWhenUsed="0"/>
-    <w:lsdException w:name="List Continue 3" w:semiHidden="0" w:uiPriority="0" w:unhideWhenUsed="0"/>
-    <w:lsdException w:name="List Continue 4" w:semiHidden="0" w:uiPriority="0" w:unhideWhenUsed="0"/>
-    <w:lsdException w:name="List Continue 5" w:semiHidden="0" w:uiPriority="0" w:unhideWhenUsed="0"/>
-    <w:lsdException w:name="Message Header" w:semiHidden="0" w:uiPriority="0" w:unhideWhenUsed="0"/>
-    <w:lsdException w:name="Subtitle" w:semiHidden="0" w:uiPriority="0" w:unhideWhenUsed="0" w:qFormat="1"/>
-    <w:lsdException w:name="Salutation" w:semiHidden="0" w:uiPriority="0" w:unhideWhenUsed="0"/>
-    <w:lsdException w:name="Date" w:semiHidden="0" w:uiPriority="0" w:unhideWhenUsed="0"/>
-    <w:lsdException w:name="Body Text First Indent" w:semiHidden="0" w:uiPriority="0" w:unhideWhenUsed="0"/>
-    <w:lsdException w:name="Body Text First Indent 2" w:semiHidden="0" w:uiPriority="0" w:unhideWhenUsed="0"/>
-    <w:lsdException w:name="Body Text 2" w:semiHidden="0" w:uiPriority="0" w:unhideWhenUsed="0"/>
-    <w:lsdException w:name="Body Text 3" w:semiHidden="0" w:uiPriority="0" w:unhideWhenUsed="0"/>
-    <w:lsdException w:name="Body Text Indent 2" w:semiHidden="0" w:uiPriority="0" w:unhideWhenUsed="0"/>
-    <w:lsdException w:name="Body Text Indent 3" w:semiHidden="0" w:uiPriority="0" w:unhideWhenUsed="0"/>
-    <w:lsdException w:name="Block Text" w:semiHidden="0" w:uiPriority="0" w:unhideWhenUsed="0"/>
-    <w:lsdException w:name="Hyperlink" w:semiHidden="0" w:uiPriority="0" w:unhideWhenUsed="0"/>
-    <w:lsdException w:name="FollowedHyperlink" w:semiHidden="0" w:uiPriority="0" w:unhideWhenUsed="0"/>
-    <w:lsdException w:name="Strong" w:semiHidden="0" w:uiPriority="0" w:unhideWhenUsed="0" w:qFormat="1"/>
-    <w:lsdException w:name="Emphasis" w:semiHidden="0" w:uiPriority="0" w:unhideWhenUsed="0" w:qFormat="1"/>
-    <w:lsdException w:name="Document Map" w:semiHidden="0" w:uiPriority="0" w:unhideWhenUsed="0"/>
-    <w:lsdException w:name="Plain Text" w:semiHidden="0" w:uiPriority="0" w:unhideWhenUsed="0"/>
-    <w:lsdException w:name="E-mail Signature" w:semiHidden="0" w:uiPriority="0" w:unhideWhenUsed="0"/>
-    <w:lsdException w:name="Normal (Web)" w:semiHidden="0" w:uiPriority="0" w:unhideWhenUsed="0" w:qFormat="1"/>
-    <w:lsdException w:name="HTML Acronym" w:semiHidden="0" w:uiPriority="0" w:unhideWhenUsed="0"/>
-    <w:lsdException w:name="HTML Address" w:semiHidden="0" w:uiPriority="0" w:unhideWhenUsed="0"/>
-    <w:lsdException w:name="HTML Cite" w:semiHidden="0" w:uiPriority="0" w:unhideWhenUsed="0"/>
-    <w:lsdException w:name="HTML Code" w:semiHidden="0" w:uiPriority="0" w:unhideWhenUsed="0"/>
-    <w:lsdException w:name="HTML Definition" w:semiHidden="0" w:uiPriority="0" w:unhideWhenUsed="0"/>
-    <w:lsdException w:name="HTML Keyboard" w:semiHidden="0" w:uiPriority="0" w:unhideWhenUsed="0"/>
-    <w:lsdException w:name="HTML Preformatted" w:semiHidden="0" w:uiPriority="0" w:unhideWhenUsed="0"/>
-    <w:lsdException w:name="HTML Sample" w:semiHidden="0" w:uiPriority="0" w:unhideWhenUsed="0"/>
-    <w:lsdException w:name="HTML Typewriter" w:semiHidden="0" w:uiPriority="0" w:unhideWhenUsed="0"/>
-    <w:lsdException w:name="HTML Variable" w:semiHidden="0" w:uiPriority="0" w:unhideWhenUsed="0"/>
-    <w:lsdException w:name="Normal Table" w:uiPriority="0" w:unhideWhenUsed="0" w:qFormat="1"/>
-    <w:lsdException w:name="annotation subject" w:semiHidden="0" w:uiPriority="0" w:unhideWhenUsed="0"/>
-    <w:lsdException w:name="Table Simple 1" w:semiHidden="0" w:uiPriority="0" w:unhideWhenUsed="0"/>
-    <w:lsdException w:name="Table Simple 2" w:semiHidden="0" w:uiPriority="0" w:unhideWhenUsed="0"/>
-    <w:lsdException w:name="Table Simple 3" w:semiHidden="0" w:uiPriority="0" w:unhideWhenUsed="0"/>
-    <w:lsdException w:name="Table Classic 1" w:semiHidden="0" w:uiPriority="0" w:unhideWhenUsed="0"/>
-    <w:lsdException w:name="Table Classic 2" w:semiHidden="0" w:uiPriority="0" w:unhideWhenUsed="0"/>
-    <w:lsdException w:name="Table Classic 3" w:semiHidden="0" w:uiPriority="0" w:unhideWhenUsed="0"/>
-    <w:lsdException w:name="Table Classic 4" w:semiHidden="0" w:uiPriority="0" w:unhideWhenUsed="0"/>
-    <w:lsdException w:name="Table Colorful 1" w:semiHidden="0" w:uiPriority="0" w:unhideWhenUsed="0"/>
-    <w:lsdException w:name="Table Colorful 2" w:semiHidden="0" w:uiPriority="0" w:unhideWhenUsed="0"/>
-    <w:lsdException w:name="Table Colorful 3" w:semiHidden="0" w:uiPriority="0" w:unhideWhenUsed="0"/>
-    <w:lsdException w:name="Table Columns 1" w:semiHidden="0" w:uiPriority="0" w:unhideWhenUsed="0"/>
-    <w:lsdException w:name="Table Columns 2" w:semiHidden="0" w:uiPriority="0" w:unhideWhenUsed="0"/>
-    <w:lsdException w:name="Table Columns 3" w:semiHidden="0" w:uiPriority="0" w:unhideWhenUsed="0"/>
-    <w:lsdException w:name="Table Columns 4" w:semiHidden="0" w:uiPriority="0" w:unhideWhenUsed="0"/>
-    <w:lsdException w:name="Table Columns 5" w:semiHidden="0" w:uiPriority="0" w:unhideWhenUsed="0"/>
-    <w:lsdException w:name="Table Grid 1" w:semiHidden="0" w:uiPriority="0" w:unhideWhenUsed="0"/>
-    <w:lsdException w:name="Table Grid 2" w:semiHidden="0" w:uiPriority="0" w:unhideWhenUsed="0"/>
-    <w:lsdException w:name="Table Grid 3" w:semiHidden="0" w:uiPriority="0" w:unhideWhenUsed="0"/>
-    <w:lsdException w:name="Table Grid 4" w:semiHidden="0" w:uiPriority="0" w:unhideWhenUsed="0"/>
-    <w:lsdException w:name="Table Grid 5" w:semiHidden="0" w:uiPriority="0" w:unhideWhenUsed="0"/>
-    <w:lsdException w:name="Table Grid 6" w:semiHidden="0" w:uiPriority="0" w:unhideWhenUsed="0"/>
-    <w:lsdException w:name="Table Grid 7" w:semiHidden="0" w:uiPriority="0" w:unhideWhenUsed="0"/>
-    <w:lsdException w:name="Table Grid 8" w:semiHidden="0" w:uiPriority="0" w:unhideWhenUsed="0"/>
-    <w:lsdException w:name="Table List 1" w:semiHidden="0" w:uiPriority="0" w:unhideWhenUsed="0"/>
-    <w:lsdException w:name="Table List 2" w:semiHidden="0" w:uiPriority="0" w:unhideWhenUsed="0"/>
-    <w:lsdException w:name="Table List 3" w:semiHidden="0" w:uiPriority="0" w:unhideWhenUsed="0"/>
-    <w:lsdException w:name="Table List 4" w:semiHidden="0" w:uiPriority="0" w:unhideWhenUsed="0"/>
-    <w:lsdException w:name="Table List 5" w:semiHidden="0" w:uiPriority="0" w:unhideWhenUsed="0"/>
-    <w:lsdException w:name="Table List 6" w:semiHidden="0" w:uiPriority="0" w:unhideWhenUsed="0"/>
-    <w:lsdException w:name="Table List 7" w:semiHidden="0" w:uiPriority="0" w:unhideWhenUsed="0"/>
-    <w:lsdException w:name="Table List 8" w:semiHidden="0" w:uiPriority="0" w:unhideWhenUsed="0"/>
-    <w:lsdException w:name="Table 3D effects 1" w:semiHidden="0" w:uiPriority="0" w:unhideWhenUsed="0"/>
-    <w:lsdException w:name="Table 3D effects 2" w:semiHidden="0" w:uiPriority="0" w:unhideWhenUsed="0"/>
-    <w:lsdException w:name="Table 3D effects 3" w:semiHidden="0" w:uiPriority="0" w:unhideWhenUsed="0"/>
-    <w:lsdException w:name="Table Contemporary" w:semiHidden="0" w:uiPriority="0" w:unhideWhenUsed="0"/>
-    <w:lsdException w:name="Table Elegant" w:semiHidden="0" w:uiPriority="0" w:unhideWhenUsed="0"/>
-    <w:lsdException w:name="Table Professional" w:semiHidden="0" w:uiPriority="0" w:unhideWhenUsed="0"/>
-    <w:lsdException w:name="Table Subtle 1" w:semiHidden="0" w:uiPriority="0" w:unhideWhenUsed="0"/>
-    <w:lsdException w:name="Table Subtle 2" w:semiHidden="0" w:uiPriority="0" w:unhideWhenUsed="0"/>
-    <w:lsdException w:name="Table Web 1" w:semiHidden="0" w:uiPriority="0" w:unhideWhenUsed="0"/>
-    <w:lsdException w:name="Table Web 2" w:semiHidden="0" w:uiPriority="0" w:unhideWhenUsed="0"/>
-    <w:lsdException w:name="Table Web 3" w:semiHidden="0" w:uiPriority="0" w:unhideWhenUsed="0"/>
-    <w:lsdException w:name="Balloon Text" w:semiHidden="0" w:uiPriority="0" w:unhideWhenUsed="0"/>
-    <w:lsdException w:name="Table Grid" w:semiHidden="0" w:uiPriority="0" w:unhideWhenUsed="0" w:qFormat="1"/>
-    <w:lsdException w:name="Table Theme" w:semiHidden="0" w:uiPriority="0" w:unhideWhenUsed="0"/>
-    <w:lsdException w:name="Light Shading" w:semiHidden="0" w:uiPriority="60" w:unhideWhenUsed="0"/>
-    <w:lsdException w:name="Light List" w:semiHidden="0" w:uiPriority="61" w:unhideWhenUsed="0"/>
-    <w:lsdException w:name="Light Grid" w:semiHidden="0" w:uiPriority="62" w:unhideWhenUsed="0"/>
-    <w:lsdException w:name="Medium Shading 1" w:semiHidden="0" w:uiPriority="63" w:unhideWhenUsed="0"/>
-    <w:lsdException w:name="Medium Shading 2" w:semiHidden="0" w:uiPriority="64" w:unhideWhenUsed="0"/>
-    <w:lsdException w:name="Medium List 1" w:semiHidden="0" w:uiPriority="65" w:unhideWhenUsed="0"/>
-    <w:lsdException w:name="Medium List 2" w:semiHidden="0" w:uiPriority="66" w:unhideWhenUsed="0"/>
-    <w:lsdException w:name="Medium Grid 1" w:semiHidden="0" w:uiPriority="67" w:unhideWhenUsed="0"/>
-    <w:lsdException w:name="Medium Grid 2" w:semiHidden="0" w:uiPriority="68" w:unhideWhenUsed="0"/>
-    <w:lsdException w:name="Medium Grid 3" w:semiHidden="0" w:uiPriority="69" w:unhideWhenUsed="0"/>
-    <w:lsdException w:name="Dark List" w:semiHidden="0" w:uiPriority="70" w:unhideWhenUsed="0"/>
-    <w:lsdException w:name="Colorful Shading" w:semiHidden="0" w:uiPriority="71" w:unhideWhenUsed="0"/>
-    <w:lsdException w:name="Colorful List" w:semiHidden="0" w:uiPriority="72" w:unhideWhenUsed="0"/>
-    <w:lsdException w:name="Colorful Grid" w:semiHidden="0" w:uiPriority="73" w:unhideWhenUsed="0"/>
-    <w:lsdException w:name="Light Shading Accent 1" w:semiHidden="0" w:uiPriority="60" w:unhideWhenUsed="0"/>
-    <w:lsdException w:name="Light List Accent 1" w:semiHidden="0" w:uiPriority="61" w:unhideWhenUsed="0"/>
-    <w:lsdException w:name="Light Grid Accent 1" w:semiHidden="0" w:uiPriority="62" w:unhideWhenUsed="0"/>
-    <w:lsdException w:name="Medium Shading 1 Accent 1" w:semiHidden="0" w:uiPriority="63" w:unhideWhenUsed="0"/>
-    <w:lsdException w:name="Medium Shading 2 Accent 1" w:semiHidden="0" w:uiPriority="64" w:unhideWhenUsed="0"/>
-    <w:lsdException w:name="Medium List 1 Accent 1" w:semiHidden="0" w:uiPriority="65" w:unhideWhenUsed="0"/>
-    <w:lsdException w:name="Medium List 2 Accent 1" w:semiHidden="0" w:uiPriority="66" w:unhideWhenUsed="0"/>
-    <w:lsdException w:name="Medium Grid 1 Accent 1" w:semiHidden="0" w:uiPriority="67" w:unhideWhenUsed="0"/>
-    <w:lsdException w:name="Medium Grid 2 Accent 1" w:semiHidden="0" w:uiPriority="68" w:unhideWhenUsed="0"/>
-    <w:lsdException w:name="Medium Grid 3 Accent 1" w:semiHidden="0" w:uiPriority="69" w:unhideWhenUsed="0"/>
-    <w:lsdException w:name="Dark List Accent 1" w:semiHidden="0" w:uiPriority="70" w:unhideWhenUsed="0"/>
-    <w:lsdException w:name="Colorful Shading Accent 1" w:semiHidden="0" w:uiPriority="71" w:unhideWhenUsed="0"/>
-    <w:lsdException w:name="Colorful List Accent 1" w:semiHidden="0" w:uiPriority="72" w:unhideWhenUsed="0"/>
-    <w:lsdException w:name="Colorful Grid Accent 1" w:semiHidden="0" w:uiPriority="73" w:unhideWhenUsed="0"/>
-    <w:lsdException w:name="Light Shading Accent 2" w:semiHidden="0" w:uiPriority="60" w:unhideWhenUsed="0"/>
-    <w:lsdException w:name="Light List Accent 2" w:semiHidden="0" w:uiPriority="61" w:unhideWhenUsed="0"/>
-    <w:lsdException w:name="Light Grid Accent 2" w:semiHidden="0" w:uiPriority="62" w:unhideWhenUsed="0"/>
-    <w:lsdException w:name="Medium Shading 1 Accent 2" w:semiHidden="0" w:uiPriority="63" w:unhideWhenUsed="0"/>
-    <w:lsdException w:name="Medium Shading 2 Accent 2" w:semiHidden="0" w:uiPriority="64" w:unhideWhenUsed="0"/>
-    <w:lsdException w:name="Medium List 1 Accent 2" w:semiHidden="0" w:uiPriority="65" w:unhideWhenUsed="0"/>
-    <w:lsdException w:name="Medium List 2 Accent 2" w:semiHidden="0" w:uiPriority="66" w:unhideWhenUsed="0"/>
-    <w:lsdException w:name="Medium Grid 1 Accent 2" w:semiHidden="0" w:uiPriority="67" w:unhideWhenUsed="0"/>
-    <w:lsdException w:name="Medium Grid 2 Accent 2" w:semiHidden="0" w:uiPriority="68" w:unhideWhenUsed="0"/>
-    <w:lsdException w:name="Medium Grid 3 Accent 2" w:semiHidden="0" w:uiPriority="69" w:unhideWhenUsed="0"/>
-    <w:lsdException w:name="Dark List Accent 2" w:semiHidden="0" w:uiPriority="70" w:unhideWhenUsed="0"/>
-    <w:lsdException w:name="Colorful Shading Accent 2" w:semiHidden="0" w:uiPriority="71" w:unhideWhenUsed="0"/>
-    <w:lsdException w:name="Colorful List Accent 2" w:semiHidden="0" w:uiPriority="72" w:unhideWhenUsed="0"/>
-    <w:lsdException w:name="Colorful Grid Accent 2" w:semiHidden="0" w:uiPriority="73" w:unhideWhenUsed="0"/>
-    <w:lsdException w:name="Light Shading Accent 3" w:semiHidden="0" w:uiPriority="60" w:unhideWhenUsed="0"/>
-    <w:lsdException w:name="Light List Accent 3" w:semiHidden="0" w:uiPriority="61" w:unhideWhenUsed="0"/>
-    <w:lsdException w:name="Light Grid Accent 3" w:semiHidden="0" w:uiPriority="62" w:unhideWhenUsed="0"/>
-    <w:lsdException w:name="Medium Shading 1 Accent 3" w:semiHidden="0" w:uiPriority="63" w:unhideWhenUsed="0"/>
-    <w:lsdException w:name="Medium Shading 2 Accent 3" w:semiHidden="0" w:uiPriority="64" w:unhideWhenUsed="0"/>
-    <w:lsdException w:name="Medium List 1 Accent 3" w:semiHidden="0" w:uiPriority="65" w:unhideWhenUsed="0"/>
-    <w:lsdException w:name="Medium List 2 Accent 3" w:semiHidden="0" w:uiPriority="66" w:unhideWhenUsed="0"/>
-    <w:lsdException w:name="Medium Grid 1 Accent 3" w:semiHidden="0" w:uiPriority="67" w:unhideWhenUsed="0"/>
-    <w:lsdException w:name="Medium Grid 2 Accent 3" w:semiHidden="0" w:uiPriority="68" w:unhideWhenUsed="0"/>
-    <w:lsdException w:name="Medium Grid 3 Accent 3" w:semiHidden="0" w:uiPriority="69" w:unhideWhenUsed="0"/>
-    <w:lsdException w:name="Dark List Accent 3" w:semiHidden="0" w:uiPriority="70" w:unhideWhenUsed="0"/>
-    <w:lsdException w:name="Colorful Shading Accent 3" w:semiHidden="0" w:uiPriority="71" w:unhideWhenUsed="0"/>
-    <w:lsdException w:name="Colorful List Accent 3" w:semiHidden="0" w:uiPriority="72" w:unhideWhenUsed="0"/>
-    <w:lsdException w:name="Colorful Grid Accent 3" w:semiHidden="0" w:uiPriority="73" w:unhideWhenUsed="0"/>
-    <w:lsdException w:name="Light Shading Accent 4" w:semiHidden="0" w:uiPriority="60" w:unhideWhenUsed="0"/>
-    <w:lsdException w:name="Light List Accent 4" w:semiHidden="0" w:uiPriority="61" w:unhideWhenUsed="0"/>
-    <w:lsdException w:name="Light Grid Accent 4" w:semiHidden="0" w:uiPriority="62" w:unhideWhenUsed="0"/>
-    <w:lsdException w:name="Medium Shading 1 Accent 4" w:semiHidden="0" w:uiPriority="63" w:unhideWhenUsed="0"/>
-    <w:lsdException w:name="Medium Shading 2 Accent 4" w:semiHidden="0" w:uiPriority="64" w:unhideWhenUsed="0"/>
-    <w:lsdException w:name="Medium List 1 Accent 4" w:semiHidden="0" w:uiPriority="65" w:unhideWhenUsed="0"/>
-    <w:lsdException w:name="Medium List 2 Accent 4" w:semiHidden="0" w:uiPriority="66" w:unhideWhenUsed="0"/>
-    <w:lsdException w:name="Medium Grid 1 Accent 4" w:semiHidden="0" w:uiPriority="67" w:unhideWhenUsed="0"/>
-    <w:lsdException w:name="Medium Grid 2 Accent 4" w:semiHidden="0" w:uiPriority="68" w:unhideWhenUsed="0"/>
-    <w:lsdException w:name="Medium Grid 3 Accent 4" w:semiHidden="0" w:uiPriority="69" w:unhideWhenUsed="0"/>
-    <w:lsdException w:name="Dark List Accent 4" w:semiHidden="0" w:uiPriority="70" w:unhideWhenUsed="0"/>
-    <w:lsdException w:name="Colorful Shading Accent 4" w:semiHidden="0" w:uiPriority="71" w:unhideWhenUsed="0"/>
-    <w:lsdException w:name="Colorful List Accent 4" w:semiHidden="0" w:uiPriority="72" w:unhideWhenUsed="0"/>
-    <w:lsdException w:name="Colorful Grid Accent 4" w:semiHidden="0" w:uiPriority="73" w:unhideWhenUsed="0"/>
-    <w:lsdException w:name="Light Shading Accent 5" w:semiHidden="0" w:uiPriority="60" w:unhideWhenUsed="0"/>
-    <w:lsdException w:name="Light List Accent 5" w:semiHidden="0" w:uiPriority="61" w:unhideWhenUsed="0"/>
-    <w:lsdException w:name="Light Grid Accent 5" w:semiHidden="0" w:uiPriority="62" w:unhideWhenUsed="0"/>
-    <w:lsdException w:name="Medium Shading 1 Accent 5" w:semiHidden="0" w:uiPriority="63" w:unhideWhenUsed="0"/>
-    <w:lsdException w:name="Medium Shading 2 Accent 5" w:semiHidden="0" w:uiPriority="64" w:unhideWhenUsed="0"/>
-    <w:lsdException w:name="Medium List 1 Accent 5" w:semiHidden="0" w:uiPriority="65" w:unhideWhenUsed="0"/>
-    <w:lsdException w:name="Medium List 2 Accent 5" w:semiHidden="0" w:uiPriority="66" w:unhideWhenUsed="0"/>
-    <w:lsdException w:name="Medium Grid 1 Accent 5" w:semiHidden="0" w:uiPriority="67" w:unhideWhenUsed="0"/>
-    <w:lsdException w:name="Medium Grid 2 Accent 5" w:semiHidden="0" w:uiPriority="68" w:unhideWhenUsed="0"/>
-    <w:lsdException w:name="Medium Grid 3 Accent 5" w:semiHidden="0" w:uiPriority="69" w:unhideWhenUsed="0"/>
-    <w:lsdException w:name="Dark List Accent 5" w:semiHidden="0" w:uiPriority="70" w:unhideWhenUsed="0"/>
-    <w:lsdException w:name="Colorful Shading Accent 5" w:semiHidden="0" w:uiPriority="71" w:unhideWhenUsed="0"/>
-    <w:lsdException w:name="Colorful List Accent 5" w:semiHidden="0" w:uiPriority="72" w:unhideWhenUsed="0"/>
-    <w:lsdException w:name="Colorful Grid Accent 5" w:semiHidden="0" w:uiPriority="73" w:unhideWhenUsed="0"/>
-    <w:lsdException w:name="Light Shading Accent 6" w:semiHidden="0" w:uiPriority="60" w:unhideWhenUsed="0"/>
-    <w:lsdException w:name="Light List Accent 6" w:semiHidden="0" w:uiPriority="61" w:unhideWhenUsed="0"/>
-    <w:lsdException w:name="Light Grid Accent 6" w:semiHidden="0" w:uiPriority="62" w:unhideWhenUsed="0"/>
-    <w:lsdException w:name="Medium Shading 1 Accent 6" w:semiHidden="0" w:uiPriority="63" w:unhideWhenUsed="0"/>
-    <w:lsdException w:name="Medium Shading 2 Accent 6" w:semiHidden="0" w:uiPriority="64" w:unhideWhenUsed="0"/>
-    <w:lsdException w:name="Medium List 1 Accent 6" w:semiHidden="0" w:uiPriority="65" w:unhideWhenUsed="0"/>
-    <w:lsdException w:name="Medium List 2 Accent 6" w:semiHidden="0" w:uiPriority="66" w:unhideWhenUsed="0"/>
-    <w:lsdException w:name="Medium Grid 1 Accent 6" w:semiHidden="0" w:uiPriority="67" w:unhideWhenUsed="0"/>
-    <w:lsdException w:name="Medium Grid 2 Accent 6" w:semiHidden="0" w:uiPriority="68" w:unhideWhenUsed="0"/>
-    <w:lsdException w:name="Medium Grid 3 Accent 6" w:semiHidden="0" w:uiPriority="69" w:unhideWhenUsed="0"/>
-    <w:lsdException w:name="Dark List Accent 6" w:semiHidden="0" w:uiPriority="70" w:unhideWhenUsed="0"/>
-    <w:lsdException w:name="Colorful Shading Accent 6" w:semiHidden="0" w:uiPriority="71" w:unhideWhenUsed="0"/>
-    <w:lsdException w:name="Colorful List Accent 6" w:semiHidden="0" w:uiPriority="72" w:unhideWhenUsed="0"/>
-    <w:lsdException w:name="Colorful Grid Accent 6" w:semiHidden="0" w:uiPriority="73" w:unhideWhenUsed="0"/>
+  <w:latentStyles w:count="260" w:defQFormat="0" w:defUnhideWhenUsed="1" w:defSemiHidden="1" w:defUIPriority="99" w:defLockedState="0">
+    <w:lsdException w:qFormat="1" w:unhideWhenUsed="0" w:uiPriority="0" w:semiHidden="0" w:name="Normal"/>
+    <w:lsdException w:qFormat="1" w:unhideWhenUsed="0" w:uiPriority="0" w:semiHidden="0" w:name="heading 1"/>
+    <w:lsdException w:qFormat="1" w:uiPriority="0" w:semiHidden="0" w:name="heading 2"/>
+    <w:lsdException w:qFormat="1" w:uiPriority="0" w:name="heading 3"/>
+    <w:lsdException w:qFormat="1" w:uiPriority="0" w:semiHidden="0" w:name="heading 4"/>
+    <w:lsdException w:qFormat="1" w:uiPriority="0" w:name="heading 5"/>
+    <w:lsdException w:qFormat="1" w:uiPriority="0" w:name="heading 6"/>
+    <w:lsdException w:qFormat="1" w:uiPriority="0" w:name="heading 7"/>
+    <w:lsdException w:qFormat="1" w:uiPriority="0" w:name="heading 8"/>
+    <w:lsdException w:qFormat="1" w:uiPriority="0" w:name="heading 9"/>
+    <w:lsdException w:unhideWhenUsed="0" w:uiPriority="0" w:semiHidden="0" w:name="index 1"/>
+    <w:lsdException w:unhideWhenUsed="0" w:uiPriority="0" w:semiHidden="0" w:name="index 2"/>
+    <w:lsdException w:unhideWhenUsed="0" w:uiPriority="0" w:semiHidden="0" w:name="index 3"/>
+    <w:lsdException w:unhideWhenUsed="0" w:uiPriority="0" w:semiHidden="0" w:name="index 4"/>
+    <w:lsdException w:unhideWhenUsed="0" w:uiPriority="0" w:semiHidden="0" w:name="index 5"/>
+    <w:lsdException w:unhideWhenUsed="0" w:uiPriority="0" w:semiHidden="0" w:name="index 6"/>
+    <w:lsdException w:unhideWhenUsed="0" w:uiPriority="0" w:semiHidden="0" w:name="index 7"/>
+    <w:lsdException w:unhideWhenUsed="0" w:uiPriority="0" w:semiHidden="0" w:name="index 8"/>
+    <w:lsdException w:unhideWhenUsed="0" w:uiPriority="0" w:semiHidden="0" w:name="index 9"/>
+    <w:lsdException w:qFormat="1" w:unhideWhenUsed="0" w:uiPriority="0" w:semiHidden="0" w:name="toc 1"/>
+    <w:lsdException w:qFormat="1" w:unhideWhenUsed="0" w:uiPriority="0" w:semiHidden="0" w:name="toc 2"/>
+    <w:lsdException w:qFormat="1" w:unhideWhenUsed="0" w:uiPriority="0" w:semiHidden="0" w:name="toc 3"/>
+    <w:lsdException w:unhideWhenUsed="0" w:uiPriority="0" w:semiHidden="0" w:name="toc 4"/>
+    <w:lsdException w:unhideWhenUsed="0" w:uiPriority="0" w:semiHidden="0" w:name="toc 5"/>
+    <w:lsdException w:unhideWhenUsed="0" w:uiPriority="0" w:semiHidden="0" w:name="toc 6"/>
+    <w:lsdException w:unhideWhenUsed="0" w:uiPriority="0" w:semiHidden="0" w:name="toc 7"/>
+    <w:lsdException w:unhideWhenUsed="0" w:uiPriority="0" w:semiHidden="0" w:name="toc 8"/>
+    <w:lsdException w:unhideWhenUsed="0" w:uiPriority="0" w:semiHidden="0" w:name="toc 9"/>
+    <w:lsdException w:unhideWhenUsed="0" w:uiPriority="0" w:semiHidden="0" w:name="Normal Indent"/>
+    <w:lsdException w:unhideWhenUsed="0" w:uiPriority="0" w:semiHidden="0" w:name="footnote text"/>
+    <w:lsdException w:qFormat="1" w:unhideWhenUsed="0" w:uiPriority="0" w:semiHidden="0" w:name="annotation text"/>
+    <w:lsdException w:qFormat="1" w:unhideWhenUsed="0" w:uiPriority="0" w:semiHidden="0" w:name="header"/>
+    <w:lsdException w:qFormat="1" w:unhideWhenUsed="0" w:uiPriority="0" w:semiHidden="0" w:name="footer"/>
+    <w:lsdException w:unhideWhenUsed="0" w:uiPriority="0" w:semiHidden="0" w:name="index heading"/>
+    <w:lsdException w:qFormat="1" w:uiPriority="0" w:name="caption"/>
+    <w:lsdException w:unhideWhenUsed="0" w:uiPriority="0" w:semiHidden="0" w:name="table of figures"/>
+    <w:lsdException w:unhideWhenUsed="0" w:uiPriority="0" w:semiHidden="0" w:name="envelope address"/>
+    <w:lsdException w:unhideWhenUsed="0" w:uiPriority="0" w:semiHidden="0" w:name="envelope return"/>
+    <w:lsdException w:unhideWhenUsed="0" w:uiPriority="0" w:semiHidden="0" w:name="footnote reference"/>
+    <w:lsdException w:unhideWhenUsed="0" w:uiPriority="0" w:semiHidden="0" w:name="annotation reference"/>
+    <w:lsdException w:unhideWhenUsed="0" w:uiPriority="0" w:semiHidden="0" w:name="line number"/>
+    <w:lsdException w:unhideWhenUsed="0" w:uiPriority="0" w:semiHidden="0" w:name="page number"/>
+    <w:lsdException w:unhideWhenUsed="0" w:uiPriority="0" w:semiHidden="0" w:name="endnote reference"/>
+    <w:lsdException w:unhideWhenUsed="0" w:uiPriority="0" w:semiHidden="0" w:name="endnote text"/>
+    <w:lsdException w:unhideWhenUsed="0" w:uiPriority="0" w:semiHidden="0" w:name="table of authorities"/>
+    <w:lsdException w:unhideWhenUsed="0" w:uiPriority="0" w:semiHidden="0" w:name="macro"/>
+    <w:lsdException w:unhideWhenUsed="0" w:uiPriority="0" w:semiHidden="0" w:name="toa heading"/>
+    <w:lsdException w:unhideWhenUsed="0" w:uiPriority="0" w:semiHidden="0" w:name="List"/>
+    <w:lsdException w:unhideWhenUsed="0" w:uiPriority="0" w:semiHidden="0" w:name="List Bullet"/>
+    <w:lsdException w:unhideWhenUsed="0" w:uiPriority="0" w:semiHidden="0" w:name="List Number"/>
+    <w:lsdException w:unhideWhenUsed="0" w:uiPriority="0" w:semiHidden="0" w:name="List 2"/>
+    <w:lsdException w:unhideWhenUsed="0" w:uiPriority="0" w:semiHidden="0" w:name="List 3"/>
+    <w:lsdException w:unhideWhenUsed="0" w:uiPriority="0" w:semiHidden="0" w:name="List 4"/>
+    <w:lsdException w:unhideWhenUsed="0" w:uiPriority="0" w:semiHidden="0" w:name="List 5"/>
+    <w:lsdException w:unhideWhenUsed="0" w:uiPriority="0" w:semiHidden="0" w:name="List Bullet 2"/>
+    <w:lsdException w:unhideWhenUsed="0" w:uiPriority="0" w:semiHidden="0" w:name="List Bullet 3"/>
+    <w:lsdException w:unhideWhenUsed="0" w:uiPriority="0" w:semiHidden="0" w:name="List Bullet 4"/>
+    <w:lsdException w:unhideWhenUsed="0" w:uiPriority="0" w:semiHidden="0" w:name="List Bullet 5"/>
+    <w:lsdException w:unhideWhenUsed="0" w:uiPriority="0" w:semiHidden="0" w:name="List Number 2"/>
+    <w:lsdException w:unhideWhenUsed="0" w:uiPriority="0" w:semiHidden="0" w:name="List Number 3"/>
+    <w:lsdException w:unhideWhenUsed="0" w:uiPriority="0" w:semiHidden="0" w:name="List Number 4"/>
+    <w:lsdException w:unhideWhenUsed="0" w:uiPriority="0" w:semiHidden="0" w:name="List Number 5"/>
+    <w:lsdException w:qFormat="1" w:unhideWhenUsed="0" w:uiPriority="0" w:semiHidden="0" w:name="Title"/>
+    <w:lsdException w:unhideWhenUsed="0" w:uiPriority="0" w:semiHidden="0" w:name="Closing"/>
+    <w:lsdException w:unhideWhenUsed="0" w:uiPriority="0" w:semiHidden="0" w:name="Signature"/>
+    <w:lsdException w:qFormat="1" w:unhideWhenUsed="0" w:uiPriority="0" w:name="Default Paragraph Font"/>
+    <w:lsdException w:qFormat="1" w:unhideWhenUsed="0" w:uiPriority="0" w:name="Body Text"/>
+    <w:lsdException w:unhideWhenUsed="0" w:uiPriority="0" w:semiHidden="0" w:name="Body Text Indent"/>
+    <w:lsdException w:unhideWhenUsed="0" w:uiPriority="0" w:semiHidden="0" w:name="List Continue"/>
+    <w:lsdException w:unhideWhenUsed="0" w:uiPriority="0" w:semiHidden="0" w:name="List Continue 2"/>
+    <w:lsdException w:unhideWhenUsed="0" w:uiPriority="0" w:semiHidden="0" w:name="List Continue 3"/>
+    <w:lsdException w:unhideWhenUsed="0" w:uiPriority="0" w:semiHidden="0" w:name="List Continue 4"/>
+    <w:lsdException w:unhideWhenUsed="0" w:uiPriority="0" w:semiHidden="0" w:name="List Continue 5"/>
+    <w:lsdException w:unhideWhenUsed="0" w:uiPriority="0" w:semiHidden="0" w:name="Message Header"/>
+    <w:lsdException w:qFormat="1" w:unhideWhenUsed="0" w:uiPriority="0" w:semiHidden="0" w:name="Subtitle"/>
+    <w:lsdException w:unhideWhenUsed="0" w:uiPriority="0" w:semiHidden="0" w:name="Salutation"/>
+    <w:lsdException w:unhideWhenUsed="0" w:uiPriority="0" w:semiHidden="0" w:name="Date"/>
+    <w:lsdException w:unhideWhenUsed="0" w:uiPriority="0" w:semiHidden="0" w:name="Body Text First Indent"/>
+    <w:lsdException w:unhideWhenUsed="0" w:uiPriority="0" w:semiHidden="0" w:name="Body Text First Indent 2"/>
+    <w:lsdException w:uiPriority="99" w:name="Note Heading"/>
+    <w:lsdException w:unhideWhenUsed="0" w:uiPriority="0" w:semiHidden="0" w:name="Body Text 2"/>
+    <w:lsdException w:unhideWhenUsed="0" w:uiPriority="0" w:semiHidden="0" w:name="Body Text 3"/>
+    <w:lsdException w:unhideWhenUsed="0" w:uiPriority="0" w:semiHidden="0" w:name="Body Text Indent 2"/>
+    <w:lsdException w:unhideWhenUsed="0" w:uiPriority="0" w:semiHidden="0" w:name="Body Text Indent 3"/>
+    <w:lsdException w:unhideWhenUsed="0" w:uiPriority="0" w:semiHidden="0" w:name="Block Text"/>
+    <w:lsdException w:unhideWhenUsed="0" w:uiPriority="0" w:semiHidden="0" w:name="Hyperlink"/>
+    <w:lsdException w:unhideWhenUsed="0" w:uiPriority="0" w:semiHidden="0" w:name="FollowedHyperlink"/>
+    <w:lsdException w:qFormat="1" w:unhideWhenUsed="0" w:uiPriority="0" w:semiHidden="0" w:name="Strong"/>
+    <w:lsdException w:qFormat="1" w:unhideWhenUsed="0" w:uiPriority="0" w:semiHidden="0" w:name="Emphasis"/>
+    <w:lsdException w:unhideWhenUsed="0" w:uiPriority="0" w:semiHidden="0" w:name="Document Map"/>
+    <w:lsdException w:unhideWhenUsed="0" w:uiPriority="0" w:semiHidden="0" w:name="Plain Text"/>
+    <w:lsdException w:unhideWhenUsed="0" w:uiPriority="0" w:semiHidden="0" w:name="E-mail Signature"/>
+    <w:lsdException w:qFormat="1" w:unhideWhenUsed="0" w:uiPriority="0" w:semiHidden="0" w:name="Normal (Web)"/>
+    <w:lsdException w:unhideWhenUsed="0" w:uiPriority="0" w:semiHidden="0" w:name="HTML Acronym"/>
+    <w:lsdException w:unhideWhenUsed="0" w:uiPriority="0" w:semiHidden="0" w:name="HTML Address"/>
+    <w:lsdException w:unhideWhenUsed="0" w:uiPriority="0" w:semiHidden="0" w:name="HTML Cite"/>
+    <w:lsdException w:unhideWhenUsed="0" w:uiPriority="0" w:semiHidden="0" w:name="HTML Code"/>
+    <w:lsdException w:unhideWhenUsed="0" w:uiPriority="0" w:semiHidden="0" w:name="HTML Definition"/>
+    <w:lsdException w:unhideWhenUsed="0" w:uiPriority="0" w:semiHidden="0" w:name="HTML Keyboard"/>
+    <w:lsdException w:unhideWhenUsed="0" w:uiPriority="0" w:semiHidden="0" w:name="HTML Preformatted"/>
+    <w:lsdException w:unhideWhenUsed="0" w:uiPriority="0" w:semiHidden="0" w:name="HTML Sample"/>
+    <w:lsdException w:unhideWhenUsed="0" w:uiPriority="0" w:semiHidden="0" w:name="HTML Typewriter"/>
+    <w:lsdException w:unhideWhenUsed="0" w:uiPriority="0" w:semiHidden="0" w:name="HTML Variable"/>
+    <w:lsdException w:qFormat="1" w:unhideWhenUsed="0" w:uiPriority="0" w:name="Normal Table"/>
+    <w:lsdException w:unhideWhenUsed="0" w:uiPriority="0" w:semiHidden="0" w:name="annotation subject"/>
+    <w:lsdException w:unhideWhenUsed="0" w:uiPriority="0" w:semiHidden="0" w:name="Table Simple 1"/>
+    <w:lsdException w:unhideWhenUsed="0" w:uiPriority="0" w:semiHidden="0" w:name="Table Simple 2"/>
+    <w:lsdException w:unhideWhenUsed="0" w:uiPriority="0" w:semiHidden="0" w:name="Table Simple 3"/>
+    <w:lsdException w:unhideWhenUsed="0" w:uiPriority="0" w:semiHidden="0" w:name="Table Classic 1"/>
+    <w:lsdException w:unhideWhenUsed="0" w:uiPriority="0" w:semiHidden="0" w:name="Table Classic 2"/>
+    <w:lsdException w:unhideWhenUsed="0" w:uiPriority="0" w:semiHidden="0" w:name="Table Classic 3"/>
+    <w:lsdException w:unhideWhenUsed="0" w:uiPriority="0" w:semiHidden="0" w:name="Table Classic 4"/>
+    <w:lsdException w:unhideWhenUsed="0" w:uiPriority="0" w:semiHidden="0" w:name="Table Colorful 1"/>
+    <w:lsdException w:unhideWhenUsed="0" w:uiPriority="0" w:semiHidden="0" w:name="Table Colorful 2"/>
+    <w:lsdException w:unhideWhenUsed="0" w:uiPriority="0" w:semiHidden="0" w:name="Table Colorful 3"/>
+    <w:lsdException w:unhideWhenUsed="0" w:uiPriority="0" w:semiHidden="0" w:name="Table Columns 1"/>
+    <w:lsdException w:unhideWhenUsed="0" w:uiPriority="0" w:semiHidden="0" w:name="Table Columns 2"/>
+    <w:lsdException w:unhideWhenUsed="0" w:uiPriority="0" w:semiHidden="0" w:name="Table Columns 3"/>
+    <w:lsdException w:unhideWhenUsed="0" w:uiPriority="0" w:semiHidden="0" w:name="Table Columns 4"/>
+    <w:lsdException w:unhideWhenUsed="0" w:uiPriority="0" w:semiHidden="0" w:name="Table Columns 5"/>
+    <w:lsdException w:unhideWhenUsed="0" w:uiPriority="0" w:semiHidden="0" w:name="Table Grid 1"/>
+    <w:lsdException w:unhideWhenUsed="0" w:uiPriority="0" w:semiHidden="0" w:name="Table Grid 2"/>
+    <w:lsdException w:unhideWhenUsed="0" w:uiPriority="0" w:semiHidden="0" w:name="Table Grid 3"/>
+    <w:lsdException w:unhideWhenUsed="0" w:uiPriority="0" w:semiHidden="0" w:name="Table Grid 4"/>
+    <w:lsdException w:unhideWhenUsed="0" w:uiPriority="0" w:semiHidden="0" w:name="Table Grid 5"/>
+    <w:lsdException w:unhideWhenUsed="0" w:uiPriority="0" w:semiHidden="0" w:name="Table Grid 6"/>
+    <w:lsdException w:unhideWhenUsed="0" w:uiPriority="0" w:semiHidden="0" w:name="Table Grid 7"/>
+    <w:lsdException w:unhideWhenUsed="0" w:uiPriority="0" w:semiHidden="0" w:name="Table Grid 8"/>
+    <w:lsdException w:unhideWhenUsed="0" w:uiPriority="0" w:semiHidden="0" w:name="Table List 1"/>
+    <w:lsdException w:unhideWhenUsed="0" w:uiPriority="0" w:semiHidden="0" w:name="Table List 2"/>
+    <w:lsdException w:unhideWhenUsed="0" w:uiPriority="0" w:semiHidden="0" w:name="Table List 3"/>
+    <w:lsdException w:unhideWhenUsed="0" w:uiPriority="0" w:semiHidden="0" w:name="Table List 4"/>
+    <w:lsdException w:unhideWhenUsed="0" w:uiPriority="0" w:semiHidden="0" w:name="Table List 5"/>
+    <w:lsdException w:unhideWhenUsed="0" w:uiPriority="0" w:semiHidden="0" w:name="Table List 6"/>
+    <w:lsdException w:unhideWhenUsed="0" w:uiPriority="0" w:semiHidden="0" w:name="Table List 7"/>
+    <w:lsdException w:unhideWhenUsed="0" w:uiPriority="0" w:semiHidden="0" w:name="Table List 8"/>
+    <w:lsdException w:unhideWhenUsed="0" w:uiPriority="0" w:semiHidden="0" w:name="Table 3D effects 1"/>
+    <w:lsdException w:unhideWhenUsed="0" w:uiPriority="0" w:semiHidden="0" w:name="Table 3D effects 2"/>
+    <w:lsdException w:unhideWhenUsed="0" w:uiPriority="0" w:semiHidden="0" w:name="Table 3D effects 3"/>
+    <w:lsdException w:unhideWhenUsed="0" w:uiPriority="0" w:semiHidden="0" w:name="Table Contemporary"/>
+    <w:lsdException w:unhideWhenUsed="0" w:uiPriority="0" w:semiHidden="0" w:name="Table Elegant"/>
+    <w:lsdException w:unhideWhenUsed="0" w:uiPriority="0" w:semiHidden="0" w:name="Table Professional"/>
+    <w:lsdException w:unhideWhenUsed="0" w:uiPriority="0" w:semiHidden="0" w:name="Table Subtle 1"/>
+    <w:lsdException w:unhideWhenUsed="0" w:uiPriority="0" w:semiHidden="0" w:name="Table Subtle 2"/>
+    <w:lsdException w:unhideWhenUsed="0" w:uiPriority="0" w:semiHidden="0" w:name="Table Web 1"/>
+    <w:lsdException w:unhideWhenUsed="0" w:uiPriority="0" w:semiHidden="0" w:name="Table Web 2"/>
+    <w:lsdException w:unhideWhenUsed="0" w:uiPriority="0" w:semiHidden="0" w:name="Table Web 3"/>
+    <w:lsdException w:unhideWhenUsed="0" w:uiPriority="0" w:semiHidden="0" w:name="Balloon Text"/>
+    <w:lsdException w:qFormat="1" w:unhideWhenUsed="0" w:uiPriority="0" w:semiHidden="0" w:name="Table Grid"/>
+    <w:lsdException w:unhideWhenUsed="0" w:uiPriority="0" w:semiHidden="0" w:name="Table Theme"/>
+    <w:lsdException w:unhideWhenUsed="0" w:uiPriority="60" w:semiHidden="0" w:name="Light Shading"/>
+    <w:lsdException w:unhideWhenUsed="0" w:uiPriority="61" w:semiHidden="0" w:name="Light List"/>
+    <w:lsdException w:unhideWhenUsed="0" w:uiPriority="62" w:semiHidden="0" w:name="Light Grid"/>
+    <w:lsdException w:unhideWhenUsed="0" w:uiPriority="63" w:semiHidden="0" w:name="Medium Shading 1"/>
+    <w:lsdException w:unhideWhenUsed="0" w:uiPriority="64" w:semiHidden="0" w:name="Medium Shading 2"/>
+    <w:lsdException w:unhideWhenUsed="0" w:uiPriority="65" w:semiHidden="0" w:name="Medium List 1"/>
+    <w:lsdException w:unhideWhenUsed="0" w:uiPriority="66" w:semiHidden="0" w:name="Medium List 2"/>
+    <w:lsdException w:unhideWhenUsed="0" w:uiPriority="67" w:semiHidden="0" w:name="Medium Grid 1"/>
+    <w:lsdException w:unhideWhenUsed="0" w:uiPriority="68" w:semiHidden="0" w:name="Medium Grid 2"/>
+    <w:lsdException w:unhideWhenUsed="0" w:uiPriority="69" w:semiHidden="0" w:name="Medium Grid 3"/>
+    <w:lsdException w:unhideWhenUsed="0" w:uiPriority="70" w:semiHidden="0" w:name="Dark List"/>
+    <w:lsdException w:unhideWhenUsed="0" w:uiPriority="71" w:semiHidden="0" w:name="Colorful Shading"/>
+    <w:lsdException w:unhideWhenUsed="0" w:uiPriority="72" w:semiHidden="0" w:name="Colorful List"/>
+    <w:lsdException w:unhideWhenUsed="0" w:uiPriority="73" w:semiHidden="0" w:name="Colorful Grid"/>
+    <w:lsdException w:unhideWhenUsed="0" w:uiPriority="60" w:semiHidden="0" w:name="Light Shading Accent 1"/>
+    <w:lsdException w:unhideWhenUsed="0" w:uiPriority="61" w:semiHidden="0" w:name="Light List Accent 1"/>
+    <w:lsdException w:unhideWhenUsed="0" w:uiPriority="62" w:semiHidden="0" w:name="Light Grid Accent 1"/>
+    <w:lsdException w:unhideWhenUsed="0" w:uiPriority="63" w:semiHidden="0" w:name="Medium Shading 1 Accent 1"/>
+    <w:lsdException w:unhideWhenUsed="0" w:uiPriority="64" w:semiHidden="0" w:name="Medium Shading 2 Accent 1"/>
+    <w:lsdException w:unhideWhenUsed="0" w:uiPriority="65" w:semiHidden="0" w:name="Medium List 1 Accent 1"/>
+    <w:lsdException w:unhideWhenUsed="0" w:uiPriority="66" w:semiHidden="0" w:name="Medium List 2 Accent 1"/>
+    <w:lsdException w:unhideWhenUsed="0" w:uiPriority="67" w:semiHidden="0" w:name="Medium Grid 1 Accent 1"/>
+    <w:lsdException w:unhideWhenUsed="0" w:uiPriority="68" w:semiHidden="0" w:name="Medium Grid 2 Accent 1"/>
+    <w:lsdException w:unhideWhenUsed="0" w:uiPriority="69" w:semiHidden="0" w:name="Medium Grid 3 Accent 1"/>
+    <w:lsdException w:unhideWhenUsed="0" w:uiPriority="70" w:semiHidden="0" w:name="Dark List Accent 1"/>
+    <w:lsdException w:unhideWhenUsed="0" w:uiPriority="71" w:semiHidden="0" w:name="Colorful Shading Accent 1"/>
+    <w:lsdException w:unhideWhenUsed="0" w:uiPriority="72" w:semiHidden="0" w:name="Colorful List Accent 1"/>
+    <w:lsdException w:unhideWhenUsed="0" w:uiPriority="73" w:semiHidden="0" w:name="Colorful Grid Accent 1"/>
+    <w:lsdException w:unhideWhenUsed="0" w:uiPriority="60" w:semiHidden="0" w:name="Light Shading Accent 2"/>
+    <w:lsdException w:unhideWhenUsed="0" w:uiPriority="61" w:semiHidden="0" w:name="Light List Accent 2"/>
+    <w:lsdException w:unhideWhenUsed="0" w:uiPriority="62" w:semiHidden="0" w:name="Light Grid Accent 2"/>
+    <w:lsdException w:unhideWhenUsed="0" w:uiPriority="63" w:semiHidden="0" w:name="Medium Shading 1 Accent 2"/>
+    <w:lsdException w:unhideWhenUsed="0" w:uiPriority="64" w:semiHidden="0" w:name="Medium Shading 2 Accent 2"/>
+    <w:lsdException w:unhideWhenUsed="0" w:uiPriority="65" w:semiHidden="0" w:name="Medium List 1 Accent 2"/>
+    <w:lsdException w:unhideWhenUsed="0" w:uiPriority="66" w:semiHidden="0" w:name="Medium List 2 Accent 2"/>
+    <w:lsdException w:unhideWhenUsed="0" w:uiPriority="67" w:semiHidden="0" w:name="Medium Grid 1 Accent 2"/>
+    <w:lsdException w:unhideWhenUsed="0" w:uiPriority="68" w:semiHidden="0" w:name="Medium Grid 2 Accent 2"/>
+    <w:lsdException w:unhideWhenUsed="0" w:uiPriority="69" w:semiHidden="0" w:name="Medium Grid 3 Accent 2"/>
+    <w:lsdException w:unhideWhenUsed="0" w:uiPriority="70" w:semiHidden="0" w:name="Dark List Accent 2"/>
+    <w:lsdException w:unhideWhenUsed="0" w:uiPriority="71" w:semiHidden="0" w:name="Colorful Shading Accent 2"/>
+    <w:lsdException w:unhideWhenUsed="0" w:uiPriority="72" w:semiHidden="0" w:name="Colorful List Accent 2"/>
+    <w:lsdException w:unhideWhenUsed="0" w:uiPriority="73" w:semiHidden="0" w:name="Colorful Grid Accent 2"/>
+    <w:lsdException w:unhideWhenUsed="0" w:uiPriority="60" w:semiHidden="0" w:name="Light Shading Accent 3"/>
+    <w:lsdException w:unhideWhenUsed="0" w:uiPriority="61" w:semiHidden="0" w:name="Light List Accent 3"/>
+    <w:lsdException w:unhideWhenUsed="0" w:uiPriority="62" w:semiHidden="0" w:name="Light Grid Accent 3"/>
+    <w:lsdException w:unhideWhenUsed="0" w:uiPriority="63" w:semiHidden="0" w:name="Medium Shading 1 Accent 3"/>
+    <w:lsdException w:unhideWhenUsed="0" w:uiPriority="64" w:semiHidden="0" w:name="Medium Shading 2 Accent 3"/>
+    <w:lsdException w:unhideWhenUsed="0" w:uiPriority="65" w:semiHidden="0" w:name="Medium List 1 Accent 3"/>
+    <w:lsdException w:unhideWhenUsed="0" w:uiPriority="66" w:semiHidden="0" w:name="Medium List 2 Accent 3"/>
+    <w:lsdException w:unhideWhenUsed="0" w:uiPriority="67" w:semiHidden="0" w:name="Medium Grid 1 Accent 3"/>
+    <w:lsdException w:unhideWhenUsed="0" w:uiPriority="68" w:semiHidden="0" w:name="Medium Grid 2 Accent 3"/>
+    <w:lsdException w:unhideWhenUsed="0" w:uiPriority="69" w:semiHidden="0" w:name="Medium Grid 3 Accent 3"/>
+    <w:lsdException w:unhideWhenUsed="0" w:uiPriority="70" w:semiHidden="0" w:name="Dark List Accent 3"/>
+    <w:lsdException w:unhideWhenUsed="0" w:uiPriority="71" w:semiHidden="0" w:name="Colorful Shading Accent 3"/>
+    <w:lsdException w:unhideWhenUsed="0" w:uiPriority="72" w:semiHidden="0" w:name="Colorful List Accent 3"/>
+    <w:lsdException w:unhideWhenUsed="0" w:uiPriority="73" w:semiHidden="0" w:name="Colorful Grid Accent 3"/>
+    <w:lsdException w:unhideWhenUsed="0" w:uiPriority="60" w:semiHidden="0" w:name="Light Shading Accent 4"/>
+    <w:lsdException w:unhideWhenUsed="0" w:uiPriority="61" w:semiHidden="0" w:name="Light List Accent 4"/>
+    <w:lsdException w:unhideWhenUsed="0" w:uiPriority="62" w:semiHidden="0" w:name="Light Grid Accent 4"/>
+    <w:lsdException w:unhideWhenUsed="0" w:uiPriority="63" w:semiHidden="0" w:name="Medium Shading 1 Accent 4"/>
+    <w:lsdException w:unhideWhenUsed="0" w:uiPriority="64" w:semiHidden="0" w:name="Medium Shading 2 Accent 4"/>
+    <w:lsdException w:unhideWhenUsed="0" w:uiPriority="65" w:semiHidden="0" w:name="Medium List 1 Accent 4"/>
+    <w:lsdException w:unhideWhenUsed="0" w:uiPriority="66" w:semiHidden="0" w:name="Medium List 2 Accent 4"/>
+    <w:lsdException w:unhideWhenUsed="0" w:uiPriority="67" w:semiHidden="0" w:name="Medium Grid 1 Accent 4"/>
+    <w:lsdException w:unhideWhenUsed="0" w:uiPriority="68" w:semiHidden="0" w:name="Medium Grid 2 Accent 4"/>
+    <w:lsdException w:unhideWhenUsed="0" w:uiPriority="69" w:semiHidden="0" w:name="Medium Grid 3 Accent 4"/>
+    <w:lsdException w:unhideWhenUsed="0" w:uiPriority="70" w:semiHidden="0" w:name="Dark List Accent 4"/>
+    <w:lsdException w:unhideWhenUsed="0" w:uiPriority="71" w:semiHidden="0" w:name="Colorful Shading Accent 4"/>
+    <w:lsdException w:unhideWhenUsed="0" w:uiPriority="72" w:semiHidden="0" w:name="Colorful List Accent 4"/>
+    <w:lsdException w:unhideWhenUsed="0" w:uiPriority="73" w:semiHidden="0" w:name="Colorful Grid Accent 4"/>
+    <w:lsdException w:unhideWhenUsed="0" w:uiPriority="60" w:semiHidden="0" w:name="Light Shading Accent 5"/>
+    <w:lsdException w:unhideWhenUsed="0" w:uiPriority="61" w:semiHidden="0" w:name="Light List Accent 5"/>
+    <w:lsdException w:unhideWhenUsed="0" w:uiPriority="62" w:semiHidden="0" w:name="Light Grid Accent 5"/>
+    <w:lsdException w:unhideWhenUsed="0" w:uiPriority="63" w:semiHidden="0" w:name="Medium Shading 1 Accent 5"/>
+    <w:lsdException w:unhideWhenUsed="0" w:uiPriority="64" w:semiHidden="0" w:name="Medium Shading 2 Accent 5"/>
+    <w:lsdException w:unhideWhenUsed="0" w:uiPriority="65" w:semiHidden="0" w:name="Medium List 1 Accent 5"/>
+    <w:lsdException w:unhideWhenUsed="0" w:uiPriority="66" w:semiHidden="0" w:name="Medium List 2 Accent 5"/>
+    <w:lsdException w:unhideWhenUsed="0" w:uiPriority="67" w:semiHidden="0" w:name="Medium Grid 1 Accent 5"/>
+    <w:lsdException w:unhideWhenUsed="0" w:uiPriority="68" w:semiHidden="0" w:name="Medium Grid 2 Accent 5"/>
+    <w:lsdException w:unhideWhenUsed="0" w:uiPriority="69" w:semiHidden="0" w:name="Medium Grid 3 Accent 5"/>
+    <w:lsdException w:unhideWhenUsed="0" w:uiPriority="70" w:semiHidden="0" w:name="Dark List Accent 5"/>
+    <w:lsdException w:unhideWhenUsed="0" w:uiPriority="71" w:semiHidden="0" w:name="Colorful Shading Accent 5"/>
+    <w:lsdException w:unhideWhenUsed="0" w:uiPriority="72" w:semiHidden="0" w:name="Colorful List Accent 5"/>
+    <w:lsdException w:unhideWhenUsed="0" w:uiPriority="73" w:semiHidden="0" w:name="Colorful Grid Accent 5"/>
+    <w:lsdException w:unhideWhenUsed="0" w:uiPriority="60" w:semiHidden="0" w:name="Light Shading Accent 6"/>
+    <w:lsdException w:unhideWhenUsed="0" w:uiPriority="61" w:semiHidden="0" w:name="Light List Accent 6"/>
+    <w:lsdException w:unhideWhenUsed="0" w:uiPriority="62" w:semiHidden="0" w:name="Light Grid Accent 6"/>
+    <w:lsdException w:unhideWhenUsed="0" w:uiPriority="63" w:semiHidden="0" w:name="Medium Shading 1 Accent 6"/>
+    <w:lsdException w:unhideWhenUsed="0" w:uiPriority="64" w:semiHidden="0" w:name="Medium Shading 2 Accent 6"/>
+    <w:lsdException w:unhideWhenUsed="0" w:uiPriority="65" w:semiHidden="0" w:name="Medium List 1 Accent 6"/>
+    <w:lsdException w:unhideWhenUsed="0" w:uiPriority="66" w:semiHidden="0" w:name="Medium List 2 Accent 6"/>
+    <w:lsdException w:unhideWhenUsed="0" w:uiPriority="67" w:semiHidden="0" w:name="Medium Grid 1 Accent 6"/>
+    <w:lsdException w:unhideWhenUsed="0" w:uiPriority="68" w:semiHidden="0" w:name="Medium Grid 2 Accent 6"/>
+    <w:lsdException w:unhideWhenUsed="0" w:uiPriority="69" w:semiHidden="0" w:name="Medium Grid 3 Accent 6"/>
+    <w:lsdException w:unhideWhenUsed="0" w:uiPriority="70" w:semiHidden="0" w:name="Dark List Accent 6"/>
+    <w:lsdException w:unhideWhenUsed="0" w:uiPriority="71" w:semiHidden="0" w:name="Colorful Shading Accent 6"/>
+    <w:lsdException w:unhideWhenUsed="0" w:uiPriority="72" w:semiHidden="0" w:name="Colorful List Accent 6"/>
+    <w:lsdException w:unhideWhenUsed="0" w:uiPriority="73" w:semiHidden="0" w:name="Colorful Grid Accent 6"/>
   </w:latentStyles>
-  <w:style w:type="paragraph" w:default="1" w:styleId="Normal">
+  <w:style w:type="paragraph" w:default="1" w:styleId="1">
     <w:name w:val="Normal"/>
     <w:qFormat/>
+    <w:uiPriority w:val="0"/>
     <w:pPr>
       <w:kinsoku w:val="0"/>
       <w:autoSpaceDE w:val="0"/>
@@ -5358,7 +5466,7 @@
       <w:textAlignment w:val="baseline"/>
     </w:pPr>
     <w:rPr>
-      <w:rFonts w:ascii="Arial" w:eastAsia="宋体" w:hAnsi="Arial" w:cs="Arial"/>
+      <w:rFonts w:ascii="Arial" w:hAnsi="Arial" w:eastAsia="宋体" w:cs="Arial"/>
       <w:snapToGrid w:val="0"/>
       <w:color w:val="000000"/>
       <w:kern w:val="0"/>
@@ -5367,11 +5475,12 @@
       <w:lang w:val="en-US" w:eastAsia="en-US" w:bidi="ar-SA"/>
     </w:rPr>
   </w:style>
-  <w:style w:type="paragraph" w:styleId="Heading1">
+  <w:style w:type="paragraph" w:styleId="2">
     <w:name w:val="heading 1"/>
-    <w:basedOn w:val="Normal"/>
-    <w:next w:val="Normal"/>
+    <w:basedOn w:val="1"/>
+    <w:next w:val="1"/>
     <w:qFormat/>
+    <w:uiPriority w:val="0"/>
     <w:pPr>
       <w:keepNext/>
       <w:keepLines/>
@@ -5389,12 +5498,13 @@
       <w:sz w:val="44"/>
     </w:rPr>
   </w:style>
-  <w:style w:type="paragraph" w:styleId="Heading2">
+  <w:style w:type="paragraph" w:styleId="3">
     <w:name w:val="heading 2"/>
-    <w:basedOn w:val="Normal"/>
-    <w:next w:val="Normal"/>
+    <w:basedOn w:val="1"/>
+    <w:next w:val="1"/>
     <w:unhideWhenUsed/>
     <w:qFormat/>
+    <w:uiPriority w:val="0"/>
     <w:pPr>
       <w:keepNext/>
       <w:keepLines/>
@@ -5407,18 +5517,19 @@
       <w:outlineLvl w:val="1"/>
     </w:pPr>
     <w:rPr>
-      <w:rFonts w:ascii="Arial" w:eastAsia="黑体" w:hAnsi="Arial"/>
+      <w:rFonts w:ascii="Arial" w:hAnsi="Arial" w:eastAsia="黑体"/>
       <w:b/>
       <w:sz w:val="32"/>
     </w:rPr>
   </w:style>
-  <w:style w:type="paragraph" w:styleId="Heading3">
+  <w:style w:type="paragraph" w:styleId="4">
     <w:name w:val="heading 3"/>
-    <w:basedOn w:val="Normal"/>
-    <w:next w:val="Normal"/>
+    <w:basedOn w:val="1"/>
+    <w:next w:val="1"/>
     <w:semiHidden/>
     <w:unhideWhenUsed/>
     <w:qFormat/>
+    <w:uiPriority w:val="0"/>
     <w:pPr>
       <w:keepNext/>
       <w:keepLines/>
@@ -5435,12 +5546,13 @@
       <w:sz w:val="32"/>
     </w:rPr>
   </w:style>
-  <w:style w:type="paragraph" w:styleId="Heading4">
+  <w:style w:type="paragraph" w:styleId="5">
     <w:name w:val="heading 4"/>
-    <w:basedOn w:val="Normal"/>
-    <w:next w:val="Normal"/>
+    <w:basedOn w:val="1"/>
+    <w:next w:val="1"/>
     <w:unhideWhenUsed/>
     <w:qFormat/>
+    <w:uiPriority w:val="0"/>
     <w:pPr>
       <w:keepNext/>
       <w:keepLines/>
@@ -5453,18 +5565,19 @@
       <w:outlineLvl w:val="3"/>
     </w:pPr>
     <w:rPr>
-      <w:rFonts w:ascii="Arial" w:eastAsia="黑体" w:hAnsi="Arial"/>
+      <w:rFonts w:ascii="Arial" w:hAnsi="Arial" w:eastAsia="黑体"/>
       <w:b/>
       <w:sz w:val="28"/>
     </w:rPr>
   </w:style>
-  <w:style w:type="paragraph" w:styleId="Heading5">
+  <w:style w:type="paragraph" w:styleId="6">
     <w:name w:val="heading 5"/>
-    <w:basedOn w:val="Normal"/>
-    <w:next w:val="Normal"/>
+    <w:basedOn w:val="1"/>
+    <w:next w:val="1"/>
     <w:semiHidden/>
     <w:unhideWhenUsed/>
     <w:qFormat/>
+    <w:uiPriority w:val="0"/>
     <w:pPr>
       <w:keepNext/>
       <w:keepLines/>
@@ -5481,13 +5594,14 @@
       <w:sz w:val="28"/>
     </w:rPr>
   </w:style>
-  <w:style w:type="paragraph" w:styleId="Heading6">
+  <w:style w:type="paragraph" w:styleId="7">
     <w:name w:val="heading 6"/>
-    <w:basedOn w:val="Normal"/>
-    <w:next w:val="Normal"/>
+    <w:basedOn w:val="1"/>
+    <w:next w:val="1"/>
     <w:semiHidden/>
     <w:unhideWhenUsed/>
     <w:qFormat/>
+    <w:uiPriority w:val="0"/>
     <w:pPr>
       <w:keepNext/>
       <w:keepLines/>
@@ -5500,18 +5614,19 @@
       <w:outlineLvl w:val="5"/>
     </w:pPr>
     <w:rPr>
-      <w:rFonts w:ascii="Arial" w:eastAsia="黑体" w:hAnsi="Arial"/>
+      <w:rFonts w:ascii="Arial" w:hAnsi="Arial" w:eastAsia="黑体"/>
       <w:b/>
       <w:sz w:val="24"/>
     </w:rPr>
   </w:style>
-  <w:style w:type="paragraph" w:styleId="Heading7">
+  <w:style w:type="paragraph" w:styleId="8">
     <w:name w:val="heading 7"/>
-    <w:basedOn w:val="Normal"/>
-    <w:next w:val="Normal"/>
+    <w:basedOn w:val="1"/>
+    <w:next w:val="1"/>
     <w:semiHidden/>
     <w:unhideWhenUsed/>
     <w:qFormat/>
+    <w:uiPriority w:val="0"/>
     <w:pPr>
       <w:keepNext/>
       <w:keepLines/>
@@ -5528,13 +5643,14 @@
       <w:sz w:val="24"/>
     </w:rPr>
   </w:style>
-  <w:style w:type="paragraph" w:styleId="Heading8">
+  <w:style w:type="paragraph" w:styleId="9">
     <w:name w:val="heading 8"/>
-    <w:basedOn w:val="Normal"/>
-    <w:next w:val="Normal"/>
+    <w:basedOn w:val="1"/>
+    <w:next w:val="1"/>
     <w:semiHidden/>
     <w:unhideWhenUsed/>
     <w:qFormat/>
+    <w:uiPriority w:val="0"/>
     <w:pPr>
       <w:keepNext/>
       <w:keepLines/>
@@ -5547,17 +5663,18 @@
       <w:outlineLvl w:val="7"/>
     </w:pPr>
     <w:rPr>
-      <w:rFonts w:ascii="Arial" w:eastAsia="黑体" w:hAnsi="Arial"/>
+      <w:rFonts w:ascii="Arial" w:hAnsi="Arial" w:eastAsia="黑体"/>
       <w:sz w:val="24"/>
     </w:rPr>
   </w:style>
-  <w:style w:type="paragraph" w:styleId="Heading9">
+  <w:style w:type="paragraph" w:styleId="10">
     <w:name w:val="heading 9"/>
-    <w:basedOn w:val="Normal"/>
-    <w:next w:val="Normal"/>
+    <w:basedOn w:val="1"/>
+    <w:next w:val="1"/>
     <w:semiHidden/>
     <w:unhideWhenUsed/>
     <w:qFormat/>
+    <w:uiPriority w:val="0"/>
     <w:pPr>
       <w:keepNext/>
       <w:keepLines/>
@@ -5570,19 +5687,21 @@
       <w:outlineLvl w:val="8"/>
     </w:pPr>
     <w:rPr>
-      <w:rFonts w:ascii="Arial" w:eastAsia="黑体" w:hAnsi="Arial"/>
+      <w:rFonts w:ascii="Arial" w:hAnsi="Arial" w:eastAsia="黑体"/>
       <w:sz w:val="21"/>
     </w:rPr>
   </w:style>
-  <w:style w:type="character" w:default="1" w:styleId="DefaultParagraphFont">
+  <w:style w:type="character" w:default="1" w:styleId="22">
     <w:name w:val="Default Paragraph Font"/>
     <w:semiHidden/>
     <w:qFormat/>
+    <w:uiPriority w:val="0"/>
   </w:style>
-  <w:style w:type="table" w:default="1" w:styleId="TableNormal">
+  <w:style w:type="table" w:default="1" w:styleId="20">
     <w:name w:val="Normal Table"/>
     <w:semiHidden/>
     <w:qFormat/>
+    <w:uiPriority w:val="0"/>
     <w:tblPr>
       <w:tblCellMar>
         <w:top w:w="0" w:type="dxa"/>
@@ -5592,39 +5711,43 @@
       </w:tblCellMar>
     </w:tblPr>
   </w:style>
-  <w:style w:type="paragraph" w:styleId="CommentText">
+  <w:style w:type="paragraph" w:styleId="11">
     <w:name w:val="annotation text"/>
-    <w:basedOn w:val="Normal"/>
+    <w:basedOn w:val="1"/>
     <w:qFormat/>
+    <w:uiPriority w:val="0"/>
     <w:pPr>
       <w:jc w:val="left"/>
     </w:pPr>
   </w:style>
-  <w:style w:type="paragraph" w:styleId="BodyText">
+  <w:style w:type="paragraph" w:styleId="12">
     <w:name w:val="Body Text"/>
-    <w:basedOn w:val="Normal"/>
+    <w:basedOn w:val="1"/>
     <w:semiHidden/>
     <w:qFormat/>
+    <w:uiPriority w:val="0"/>
     <w:rPr>
-      <w:rFonts w:ascii="Arial" w:eastAsia="Arial" w:hAnsi="Arial" w:cs="Arial"/>
+      <w:rFonts w:ascii="Arial" w:hAnsi="Arial" w:eastAsia="Arial" w:cs="Arial"/>
       <w:sz w:val="21"/>
       <w:szCs w:val="21"/>
       <w:lang w:val="en-US" w:eastAsia="en-US" w:bidi="ar-SA"/>
     </w:rPr>
   </w:style>
-  <w:style w:type="paragraph" w:styleId="TOC3">
+  <w:style w:type="paragraph" w:styleId="13">
     <w:name w:val="toc 3"/>
-    <w:basedOn w:val="Normal"/>
-    <w:next w:val="Normal"/>
+    <w:basedOn w:val="1"/>
+    <w:next w:val="1"/>
     <w:qFormat/>
+    <w:uiPriority w:val="0"/>
     <w:pPr>
       <w:ind w:left="840" w:leftChars="400"/>
     </w:pPr>
   </w:style>
-  <w:style w:type="paragraph" w:styleId="Footer">
+  <w:style w:type="paragraph" w:styleId="14">
     <w:name w:val="footer"/>
-    <w:basedOn w:val="Normal"/>
+    <w:basedOn w:val="1"/>
     <w:qFormat/>
+    <w:uiPriority w:val="0"/>
     <w:pPr>
       <w:tabs>
         <w:tab w:val="center" w:pos="4153"/>
@@ -5637,16 +5760,17 @@
       <w:sz w:val="18"/>
     </w:rPr>
   </w:style>
-  <w:style w:type="paragraph" w:styleId="Header">
+  <w:style w:type="paragraph" w:styleId="15">
     <w:name w:val="header"/>
-    <w:basedOn w:val="Normal"/>
+    <w:basedOn w:val="1"/>
     <w:qFormat/>
+    <w:uiPriority w:val="0"/>
     <w:pPr>
       <w:pBdr>
-        <w:top w:val="nil"/>
-        <w:left w:val="nil"/>
-        <w:bottom w:val="nil"/>
-        <w:right w:val="nil"/>
+        <w:top w:val="none" w:color="auto" w:sz="0" w:space="0"/>
+        <w:left w:val="none" w:color="auto" w:sz="0" w:space="0"/>
+        <w:bottom w:val="none" w:color="auto" w:sz="0" w:space="0"/>
+        <w:right w:val="none" w:color="auto" w:sz="0" w:space="0"/>
       </w:pBdr>
       <w:tabs>
         <w:tab w:val="center" w:pos="4153"/>
@@ -5661,37 +5785,41 @@
       <w:sz w:val="18"/>
     </w:rPr>
   </w:style>
-  <w:style w:type="paragraph" w:styleId="TOC1">
+  <w:style w:type="paragraph" w:styleId="16">
     <w:name w:val="toc 1"/>
-    <w:basedOn w:val="Normal"/>
-    <w:next w:val="Normal"/>
+    <w:basedOn w:val="1"/>
+    <w:next w:val="1"/>
     <w:qFormat/>
+    <w:uiPriority w:val="0"/>
     <w:rPr>
-      <w:rFonts w:ascii="Arial" w:eastAsia="Microsoft JhengHei" w:hAnsi="Arial"/>
+      <w:rFonts w:ascii="Arial" w:hAnsi="Arial" w:eastAsia="Microsoft JhengHei"/>
       <w:sz w:val="24"/>
     </w:rPr>
   </w:style>
-  <w:style w:type="paragraph" w:styleId="TOC2">
+  <w:style w:type="paragraph" w:styleId="17">
     <w:name w:val="toc 2"/>
-    <w:basedOn w:val="Normal"/>
-    <w:next w:val="Normal"/>
+    <w:basedOn w:val="1"/>
+    <w:next w:val="1"/>
     <w:qFormat/>
+    <w:uiPriority w:val="0"/>
     <w:pPr>
       <w:ind w:left="420" w:leftChars="200"/>
     </w:pPr>
   </w:style>
-  <w:style w:type="paragraph" w:styleId="NormalWeb">
+  <w:style w:type="paragraph" w:styleId="18">
     <w:name w:val="Normal (Web)"/>
-    <w:basedOn w:val="Normal"/>
+    <w:basedOn w:val="1"/>
     <w:qFormat/>
+    <w:uiPriority w:val="0"/>
     <w:rPr>
       <w:sz w:val="24"/>
     </w:rPr>
   </w:style>
-  <w:style w:type="paragraph" w:styleId="Title">
+  <w:style w:type="paragraph" w:styleId="19">
     <w:name w:val="Title"/>
-    <w:basedOn w:val="Normal"/>
+    <w:basedOn w:val="1"/>
     <w:qFormat/>
+    <w:uiPriority w:val="0"/>
     <w:pPr>
       <w:spacing w:before="240" w:beforeLines="0" w:beforeAutospacing="0" w:after="60" w:afterLines="0" w:afterAutospacing="0"/>
       <w:jc w:val="center"/>
@@ -5703,68 +5831,73 @@
       <w:sz w:val="32"/>
     </w:rPr>
   </w:style>
-  <w:style w:type="table" w:styleId="TableGrid">
+  <w:style w:type="table" w:styleId="21">
     <w:name w:val="Table Grid"/>
-    <w:basedOn w:val="TableNormal"/>
+    <w:basedOn w:val="20"/>
     <w:qFormat/>
+    <w:uiPriority w:val="0"/>
     <w:pPr>
       <w:widowControl w:val="0"/>
       <w:jc w:val="both"/>
     </w:pPr>
     <w:tblPr>
       <w:tblBorders>
-        <w:top w:val="single" w:sz="4" w:space="0" w:color="auto"/>
-        <w:left w:val="single" w:sz="4" w:space="0" w:color="auto"/>
-        <w:bottom w:val="single" w:sz="4" w:space="0" w:color="auto"/>
-        <w:right w:val="single" w:sz="4" w:space="0" w:color="auto"/>
-        <w:insideH w:val="single" w:sz="4" w:space="0" w:color="auto"/>
-        <w:insideV w:val="single" w:sz="4" w:space="0" w:color="auto"/>
+        <w:top w:val="single" w:color="auto" w:sz="4" w:space="0"/>
+        <w:left w:val="single" w:color="auto" w:sz="4" w:space="0"/>
+        <w:bottom w:val="single" w:color="auto" w:sz="4" w:space="0"/>
+        <w:right w:val="single" w:color="auto" w:sz="4" w:space="0"/>
+        <w:insideH w:val="single" w:color="auto" w:sz="4" w:space="0"/>
+        <w:insideV w:val="single" w:color="auto" w:sz="4" w:space="0"/>
       </w:tblBorders>
     </w:tblPr>
   </w:style>
-  <w:style w:type="character" w:styleId="Strong">
+  <w:style w:type="character" w:styleId="23">
     <w:name w:val="Strong"/>
-    <w:basedOn w:val="DefaultParagraphFont"/>
+    <w:basedOn w:val="22"/>
     <w:qFormat/>
+    <w:uiPriority w:val="0"/>
     <w:rPr>
       <w:b/>
     </w:rPr>
   </w:style>
-  <w:style w:type="paragraph" w:customStyle="1" w:styleId="a">
+  <w:style w:type="paragraph" w:customStyle="1" w:styleId="24">
     <w:name w:val="柴_公司名"/>
-    <w:basedOn w:val="Title"/>
+    <w:basedOn w:val="19"/>
     <w:qFormat/>
+    <w:uiPriority w:val="0"/>
     <w:pPr>
       <w:spacing w:after="600" w:afterLines="600"/>
     </w:pPr>
     <w:rPr>
-      <w:rFonts w:ascii="宋体" w:eastAsia="宋体" w:hAnsi="宋体" w:cs="宋体" w:hint="eastAsia"/>
+      <w:rFonts w:hint="eastAsia" w:ascii="宋体" w:hAnsi="宋体" w:eastAsia="宋体" w:cs="宋体"/>
       <w:bCs/>
       <w:spacing w:val="-6"/>
       <w:sz w:val="52"/>
       <w:szCs w:val="52"/>
     </w:rPr>
   </w:style>
-  <w:style w:type="paragraph" w:customStyle="1" w:styleId="a0">
+  <w:style w:type="paragraph" w:customStyle="1" w:styleId="25">
     <w:name w:val="柴_文档名"/>
-    <w:basedOn w:val="Title"/>
+    <w:basedOn w:val="19"/>
     <w:qFormat/>
+    <w:uiPriority w:val="0"/>
     <w:pPr>
       <w:spacing w:after="900" w:afterLines="900"/>
     </w:pPr>
     <w:rPr>
-      <w:rFonts w:ascii="黑体" w:eastAsia="黑体" w:hAnsi="黑体" w:cs="黑体"/>
+      <w:rFonts w:ascii="黑体" w:hAnsi="黑体" w:eastAsia="黑体" w:cs="黑体"/>
       <w:bCs/>
       <w:spacing w:val="-7"/>
       <w:sz w:val="52"/>
       <w:szCs w:val="52"/>
     </w:rPr>
   </w:style>
-  <w:style w:type="table" w:customStyle="1" w:styleId="TableNormal0">
+  <w:style w:type="table" w:customStyle="1" w:styleId="26">
     <w:name w:val="Table Normal_0"/>
     <w:semiHidden/>
     <w:unhideWhenUsed/>
     <w:qFormat/>
+    <w:uiPriority w:val="0"/>
     <w:tblPr>
       <w:tblCellMar>
         <w:top w:w="0" w:type="dxa"/>
@@ -5774,81 +5907,87 @@
       </w:tblCellMar>
     </w:tblPr>
   </w:style>
-  <w:style w:type="paragraph" w:customStyle="1" w:styleId="TableText">
+  <w:style w:type="paragraph" w:customStyle="1" w:styleId="27">
     <w:name w:val="Table Text"/>
-    <w:basedOn w:val="Normal"/>
+    <w:basedOn w:val="1"/>
     <w:semiHidden/>
     <w:qFormat/>
+    <w:uiPriority w:val="0"/>
     <w:rPr>
-      <w:rFonts w:ascii="宋体" w:eastAsia="宋体" w:hAnsi="宋体" w:cs="宋体"/>
+      <w:rFonts w:ascii="宋体" w:hAnsi="宋体" w:eastAsia="宋体" w:cs="宋体"/>
       <w:sz w:val="21"/>
       <w:szCs w:val="21"/>
       <w:lang w:val="en-US" w:eastAsia="en-US" w:bidi="ar-SA"/>
     </w:rPr>
   </w:style>
-  <w:style w:type="paragraph" w:customStyle="1" w:styleId="1">
+  <w:style w:type="paragraph" w:customStyle="1" w:styleId="28">
     <w:name w:val="柴_标题1"/>
-    <w:basedOn w:val="Heading1"/>
-    <w:next w:val="a1"/>
-    <w:link w:val="1Char"/>
+    <w:basedOn w:val="2"/>
+    <w:next w:val="29"/>
+    <w:link w:val="38"/>
     <w:qFormat/>
+    <w:uiPriority w:val="0"/>
     <w:pPr>
       <w:spacing w:before="100" w:after="90" w:line="360" w:lineRule="auto"/>
     </w:pPr>
     <w:rPr>
-      <w:rFonts w:ascii="Arial" w:eastAsia="宋体" w:hAnsi="Arial"/>
+      <w:rFonts w:ascii="Arial" w:hAnsi="Arial" w:eastAsia="宋体"/>
       <w:sz w:val="32"/>
     </w:rPr>
   </w:style>
-  <w:style w:type="paragraph" w:customStyle="1" w:styleId="a1">
+  <w:style w:type="paragraph" w:customStyle="1" w:styleId="29">
     <w:name w:val="柴_正文"/>
-    <w:basedOn w:val="BodyText"/>
-    <w:link w:val="Char"/>
+    <w:basedOn w:val="12"/>
+    <w:link w:val="41"/>
     <w:qFormat/>
+    <w:uiPriority w:val="0"/>
     <w:pPr>
       <w:spacing w:line="360" w:lineRule="auto"/>
       <w:ind w:firstLine="470" w:firstLineChars="200"/>
     </w:pPr>
     <w:rPr>
-      <w:rFonts w:ascii="Arial" w:eastAsia="宋体" w:hAnsi="Arial"/>
+      <w:rFonts w:ascii="Arial" w:hAnsi="Arial" w:eastAsia="宋体"/>
       <w:sz w:val="24"/>
       <w:lang w:eastAsia="zh-CN"/>
     </w:rPr>
   </w:style>
-  <w:style w:type="paragraph" w:customStyle="1" w:styleId="2">
+  <w:style w:type="paragraph" w:customStyle="1" w:styleId="30">
     <w:name w:val="柴_标题2"/>
-    <w:basedOn w:val="Heading2"/>
-    <w:next w:val="a1"/>
+    <w:basedOn w:val="3"/>
+    <w:next w:val="29"/>
     <w:qFormat/>
+    <w:uiPriority w:val="0"/>
     <w:pPr>
       <w:spacing w:line="360" w:lineRule="auto"/>
     </w:pPr>
     <w:rPr>
-      <w:rFonts w:ascii="Arial" w:eastAsia="宋体" w:hAnsi="Arial"/>
+      <w:rFonts w:ascii="Arial" w:hAnsi="Arial" w:eastAsia="宋体"/>
       <w:sz w:val="28"/>
     </w:rPr>
   </w:style>
-  <w:style w:type="paragraph" w:customStyle="1" w:styleId="3">
+  <w:style w:type="paragraph" w:customStyle="1" w:styleId="31">
     <w:name w:val="柴_标题3"/>
-    <w:basedOn w:val="Heading3"/>
-    <w:next w:val="a1"/>
+    <w:basedOn w:val="4"/>
+    <w:next w:val="29"/>
     <w:qFormat/>
+    <w:uiPriority w:val="0"/>
     <w:pPr>
       <w:spacing w:line="360" w:lineRule="auto"/>
       <w:ind w:left="0" w:firstLine="472" w:firstLineChars="200"/>
     </w:pPr>
     <w:rPr>
-      <w:rFonts w:ascii="宋体" w:eastAsia="宋体" w:hAnsi="宋体" w:cs="宋体"/>
+      <w:rFonts w:ascii="宋体" w:hAnsi="宋体" w:eastAsia="宋体" w:cs="宋体"/>
       <w:spacing w:val="-2"/>
       <w:sz w:val="24"/>
       <w:szCs w:val="24"/>
     </w:rPr>
   </w:style>
-  <w:style w:type="paragraph" w:customStyle="1" w:styleId="a2">
+  <w:style w:type="paragraph" w:customStyle="1" w:styleId="32">
     <w:name w:val="柴_目录"/>
-    <w:basedOn w:val="Normal"/>
-    <w:next w:val="BodyText"/>
+    <w:basedOn w:val="1"/>
+    <w:next w:val="12"/>
     <w:qFormat/>
+    <w:uiPriority w:val="0"/>
     <w:pPr>
       <w:tabs>
         <w:tab w:val="right" w:leader="dot" w:pos="8442"/>
@@ -5856,59 +5995,64 @@
       <w:ind w:left="0" w:leftChars="0"/>
     </w:pPr>
     <w:rPr>
-      <w:rFonts w:ascii="Arial" w:eastAsia="Microsoft JhengHei" w:hAnsi="Arial"/>
+      <w:rFonts w:ascii="Arial" w:hAnsi="Arial" w:eastAsia="Microsoft JhengHei"/>
       <w:sz w:val="24"/>
     </w:rPr>
   </w:style>
-  <w:style w:type="paragraph" w:customStyle="1" w:styleId="WPSOffice1">
+  <w:style w:type="paragraph" w:customStyle="1" w:styleId="33">
     <w:name w:val="WPSOffice手动目录 1"/>
     <w:qFormat/>
+    <w:uiPriority w:val="0"/>
     <w:pPr>
       <w:ind w:leftChars="0"/>
     </w:pPr>
     <w:rPr>
-      <w:rFonts w:ascii="Times New Roman" w:eastAsia="宋体" w:hAnsi="Times New Roman" w:cs="Times New Roman"/>
+      <w:rFonts w:ascii="Times New Roman" w:hAnsi="Times New Roman" w:eastAsia="宋体" w:cs="Times New Roman"/>
       <w:sz w:val="20"/>
       <w:szCs w:val="20"/>
     </w:rPr>
   </w:style>
-  <w:style w:type="paragraph" w:customStyle="1" w:styleId="WPSOffice2">
+  <w:style w:type="paragraph" w:customStyle="1" w:styleId="34">
     <w:name w:val="WPSOffice手动目录 2"/>
     <w:qFormat/>
+    <w:uiPriority w:val="0"/>
     <w:pPr>
       <w:ind w:leftChars="200"/>
     </w:pPr>
     <w:rPr>
-      <w:rFonts w:ascii="Times New Roman" w:eastAsia="宋体" w:hAnsi="Times New Roman" w:cs="Times New Roman"/>
+      <w:rFonts w:ascii="Times New Roman" w:hAnsi="Times New Roman" w:eastAsia="宋体" w:cs="Times New Roman"/>
       <w:sz w:val="20"/>
       <w:szCs w:val="20"/>
     </w:rPr>
   </w:style>
-  <w:style w:type="paragraph" w:customStyle="1" w:styleId="WPSOffice3">
+  <w:style w:type="paragraph" w:customStyle="1" w:styleId="35">
     <w:name w:val="WPSOffice手动目录 3"/>
     <w:qFormat/>
+    <w:uiPriority w:val="0"/>
     <w:pPr>
       <w:ind w:leftChars="400"/>
     </w:pPr>
     <w:rPr>
-      <w:rFonts w:ascii="Times New Roman" w:eastAsia="宋体" w:hAnsi="Times New Roman" w:cs="Times New Roman"/>
+      <w:rFonts w:ascii="Times New Roman" w:hAnsi="Times New Roman" w:eastAsia="宋体" w:cs="Times New Roman"/>
       <w:sz w:val="20"/>
       <w:szCs w:val="20"/>
     </w:rPr>
   </w:style>
-  <w:style w:type="paragraph" w:customStyle="1" w:styleId="Compact">
+  <w:style w:type="paragraph" w:customStyle="1" w:styleId="36">
     <w:name w:val="Compact"/>
-    <w:basedOn w:val="BodyText"/>
+    <w:basedOn w:val="12"/>
     <w:qFormat/>
+    <w:uiPriority w:val="0"/>
     <w:pPr>
       <w:spacing w:before="36" w:after="36"/>
     </w:pPr>
   </w:style>
-  <w:style w:type="table" w:customStyle="1" w:styleId="Table">
+  <w:style w:type="table" w:customStyle="1" w:styleId="37">
     <w:name w:val="Table"/>
     <w:semiHidden/>
     <w:unhideWhenUsed/>
     <w:qFormat/>
+    <w:uiPriority w:val="0"/>
     <w:tblPr>
       <w:tblCellMar>
         <w:top w:w="0" w:type="dxa"/>
@@ -5920,25 +6064,27 @@
     <w:tblStylePr w:type="firstRow">
       <w:tcPr>
         <w:tcBorders>
-          <w:bottom w:val="single" w:sz="0" w:space="0" w:color="auto"/>
+          <w:bottom w:val="single" w:color="auto" w:sz="0" w:space="0"/>
         </w:tcBorders>
         <w:vAlign w:val="bottom"/>
       </w:tcPr>
     </w:tblStylePr>
   </w:style>
-  <w:style w:type="character" w:customStyle="1" w:styleId="1Char">
+  <w:style w:type="character" w:customStyle="1" w:styleId="38">
     <w:name w:val="柴_标题1 Char"/>
-    <w:link w:val="1"/>
+    <w:link w:val="28"/>
     <w:qFormat/>
+    <w:uiPriority w:val="0"/>
     <w:rPr>
-      <w:rFonts w:ascii="Arial" w:eastAsia="宋体" w:hAnsi="Arial"/>
+      <w:rFonts w:ascii="Arial" w:hAnsi="Arial" w:eastAsia="宋体"/>
       <w:sz w:val="32"/>
     </w:rPr>
   </w:style>
-  <w:style w:type="paragraph" w:customStyle="1" w:styleId="a3">
+  <w:style w:type="paragraph" w:customStyle="1" w:styleId="39">
     <w:name w:val="柴_正文_无缩进"/>
-    <w:basedOn w:val="Normal"/>
+    <w:basedOn w:val="1"/>
     <w:qFormat/>
+    <w:uiPriority w:val="0"/>
     <w:pPr>
       <w:ind w:firstLine="0" w:firstLineChars="0"/>
     </w:pPr>
@@ -5948,38 +6094,41 @@
       <w:lang w:eastAsia="zh-CN"/>
     </w:rPr>
   </w:style>
-  <w:style w:type="paragraph" w:customStyle="1" w:styleId="4">
+  <w:style w:type="paragraph" w:customStyle="1" w:styleId="40">
     <w:name w:val="柴_标题4"/>
-    <w:basedOn w:val="Heading4"/>
-    <w:next w:val="Normal"/>
+    <w:basedOn w:val="5"/>
+    <w:next w:val="1"/>
     <w:qFormat/>
+    <w:uiPriority w:val="0"/>
     <w:pPr>
       <w:widowControl w:val="0"/>
       <w:spacing w:before="160" w:line="360" w:lineRule="auto"/>
-      <w:ind w:left="981" w:hanging="862" w:leftChars="300"/>
+      <w:ind w:left="981" w:leftChars="300" w:hanging="862"/>
     </w:pPr>
     <w:rPr>
-      <w:rFonts w:ascii="Calibri" w:eastAsia="宋体" w:hAnsi="Calibri" w:cs="宋体" w:hint="eastAsia"/>
+      <w:rFonts w:hint="eastAsia" w:ascii="Calibri" w:hAnsi="Calibri" w:eastAsia="宋体" w:cs="宋体"/>
       <w:sz w:val="24"/>
       <w:szCs w:val="24"/>
       <w:lang w:eastAsia="zh-CN" w:bidi="zh-CN"/>
     </w:rPr>
   </w:style>
-  <w:style w:type="character" w:customStyle="1" w:styleId="Char">
+  <w:style w:type="character" w:customStyle="1" w:styleId="41">
     <w:name w:val="柴_正文 Char"/>
-    <w:link w:val="a1"/>
+    <w:link w:val="29"/>
     <w:qFormat/>
+    <w:uiPriority w:val="0"/>
     <w:rPr>
-      <w:rFonts w:ascii="Arial" w:eastAsia="宋体" w:hAnsi="Arial"/>
+      <w:rFonts w:ascii="Arial" w:hAnsi="Arial" w:eastAsia="宋体"/>
       <w:sz w:val="24"/>
       <w:lang w:eastAsia="zh-CN"/>
     </w:rPr>
   </w:style>
-  <w:style w:type="table" w:customStyle="1" w:styleId="TableNormal00">
+  <w:style w:type="table" w:customStyle="1" w:styleId="42">
     <w:name w:val="Table Normal_0_0"/>
     <w:semiHidden/>
     <w:unhideWhenUsed/>
     <w:qFormat/>
+    <w:uiPriority w:val="0"/>
     <w:tblPr>
       <w:tblCellMar>
         <w:top w:w="0" w:type="dxa"/>
